--- a/ShipIt_기획서.docx
+++ b/ShipIt_기획서.docx
@@ -6536,6 +6536,80 @@
               <w:jc w:val="left"/>
             </w:pPr>
             <w:r>
+              <w:t xml:space="preserve">The KOL</w:t>
+            </w:r>
+          </w:p>
+        </w:tc>
+        <w:tc>
+          <w:tcPr/>
+          <w:p>
+            <w:pPr>
+              <w:pStyle w:val="Compact"/>
+              <w:jc w:val="left"/>
+            </w:pPr>
+            <w:r>
+              <w:t xml:space="preserve">베벌리힐스 클리닉</w:t>
+            </w:r>
+          </w:p>
+        </w:tc>
+        <w:tc>
+          <w:tcPr/>
+          <w:p>
+            <w:pPr>
+              <w:pStyle w:val="Compact"/>
+              <w:jc w:val="left"/>
+            </w:pPr>
+            <w:r>
+              <w:t xml:space="preserve">스타 피부과 의사 Dr. Stein을 임상 책임자로 영입. 까다로운 요구와 계약 조건.</w:t>
+            </w:r>
+          </w:p>
+        </w:tc>
+        <w:tc>
+          <w:tcPr/>
+          <w:p>
+            <w:pPr>
+              <w:pStyle w:val="Compact"/>
+              <w:jc w:val="left"/>
+            </w:pPr>
+            <w:r>
+              <w:t xml:space="preserve">VIP 응대, 요구 조율</w:t>
+            </w:r>
+          </w:p>
+        </w:tc>
+        <w:tc>
+          <w:tcPr/>
+          <w:p>
+            <w:pPr>
+              <w:pStyle w:val="Compact"/>
+              <w:jc w:val="left"/>
+            </w:pPr>
+            <w:r>
+              <w:t xml:space="preserve">We’d be honored to have you. / I’m afraid that’s outside our protocol. / What would make this work for you?</w:t>
+            </w:r>
+          </w:p>
+        </w:tc>
+      </w:tr>
+      <w:tr>
+        <w:tc>
+          <w:tcPr/>
+          <w:p>
+            <w:pPr>
+              <w:pStyle w:val="Compact"/>
+              <w:jc w:val="left"/>
+            </w:pPr>
+            <w:r>
+              <w:t xml:space="preserve">12</w:t>
+            </w:r>
+          </w:p>
+        </w:tc>
+        <w:tc>
+          <w:tcPr/>
+          <w:p>
+            <w:pPr>
+              <w:pStyle w:val="Compact"/>
+              <w:jc w:val="left"/>
+            </w:pPr>
+            <w:r>
               <w:t xml:space="preserve">The Protocol</w:t>
             </w:r>
           </w:p>
@@ -6585,80 +6659,6 @@
             </w:pPr>
             <w:r>
               <w:t xml:space="preserve">primary endpoint / non-inferiority / randomized controlled trial</w:t>
-            </w:r>
-          </w:p>
-        </w:tc>
-      </w:tr>
-      <w:tr>
-        <w:tc>
-          <w:tcPr/>
-          <w:p>
-            <w:pPr>
-              <w:pStyle w:val="Compact"/>
-              <w:jc w:val="left"/>
-            </w:pPr>
-            <w:r>
-              <w:t xml:space="preserve">12</w:t>
-            </w:r>
-          </w:p>
-        </w:tc>
-        <w:tc>
-          <w:tcPr/>
-          <w:p>
-            <w:pPr>
-              <w:pStyle w:val="Compact"/>
-              <w:jc w:val="left"/>
-            </w:pPr>
-            <w:r>
-              <w:t xml:space="preserve">The KOL</w:t>
-            </w:r>
-          </w:p>
-        </w:tc>
-        <w:tc>
-          <w:tcPr/>
-          <w:p>
-            <w:pPr>
-              <w:pStyle w:val="Compact"/>
-              <w:jc w:val="left"/>
-            </w:pPr>
-            <w:r>
-              <w:t xml:space="preserve">베벌리힐스 클리닉</w:t>
-            </w:r>
-          </w:p>
-        </w:tc>
-        <w:tc>
-          <w:tcPr/>
-          <w:p>
-            <w:pPr>
-              <w:pStyle w:val="Compact"/>
-              <w:jc w:val="left"/>
-            </w:pPr>
-            <w:r>
-              <w:t xml:space="preserve">스타 피부과 의사 Dr. Stein을 임상 책임자로 영입. 까다로운 요구와 계약 조건.</w:t>
-            </w:r>
-          </w:p>
-        </w:tc>
-        <w:tc>
-          <w:tcPr/>
-          <w:p>
-            <w:pPr>
-              <w:pStyle w:val="Compact"/>
-              <w:jc w:val="left"/>
-            </w:pPr>
-            <w:r>
-              <w:t xml:space="preserve">VIP 응대, 요구 조율</w:t>
-            </w:r>
-          </w:p>
-        </w:tc>
-        <w:tc>
-          <w:tcPr/>
-          <w:p>
-            <w:pPr>
-              <w:pStyle w:val="Compact"/>
-              <w:jc w:val="left"/>
-            </w:pPr>
-            <w:r>
-              <w:t xml:space="preserve">We’d be honored to have you. / I’m afraid that’s outside our protocol. / What would make this work for you?</w:t>
             </w:r>
           </w:p>
         </w:tc>

--- a/ShipIt_기획서.docx
+++ b/ShipIt_기획서.docx
@@ -2,13 +2,13 @@
 <file path=word/document.xml><?xml version="1.0" encoding="utf-8"?>
 <w:document xmlns:w="http://schemas.openxmlformats.org/wordprocessingml/2006/main" xmlns:m="http://schemas.openxmlformats.org/officeDocument/2006/math" xmlns:r="http://schemas.openxmlformats.org/officeDocument/2006/relationships" xmlns:o="urn:schemas-microsoft-com:office:office" xmlns:v="urn:schemas-microsoft-com:vml" xmlns:w10="urn:schemas-microsoft-com:office:word" xmlns:a="http://schemas.openxmlformats.org/drawingml/2006/main" xmlns:pic="http://schemas.openxmlformats.org/drawingml/2006/picture" xmlns:wp="http://schemas.openxmlformats.org/drawingml/2006/wordprocessingDrawing">
   <w:body>
-    <w:bookmarkStart w:id="45" w:name="Xba14e8df4bc8498a66c290b278506866e57a1da"/>
+    <w:bookmarkStart w:id="46" w:name="X5cb4147822f374f1809c81c39e8846a7657ab6b"/>
     <w:p>
       <w:pPr>
         <w:pStyle w:val="Heading1"/>
       </w:pPr>
       <w:r>
-        <w:t xml:space="preserve">SHIP IT — 스타트업 비즈니스 영어 회화 드라마 기획서 (v4: 7부 105화)</w:t>
+        <w:t xml:space="preserve">SHIP IT — 스타트업 비즈니스 영어 회화 드라마 기획서 (v5: 8부 120화)</w:t>
       </w:r>
     </w:p>
     <w:p>
@@ -177,7 +177,7 @@
               <w:jc w:val="left"/>
             </w:pPr>
             <w:r>
-              <w:t xml:space="preserve">7부 × 15화 =</w:t>
+              <w:t xml:space="preserve">8부 × 15화 =</w:t>
             </w:r>
             <w:r>
               <w:t xml:space="preserve"> </w:t>
@@ -187,7 +187,7 @@
                 <w:bCs/>
                 <w:b/>
               </w:rPr>
-              <w:t xml:space="preserve">총 105화</w:t>
+              <w:t xml:space="preserve">총 120화</w:t>
             </w:r>
             <w:r>
               <w:t xml:space="preserve">, 화당</w:t>
@@ -206,7 +206,25 @@
               <w:t xml:space="preserve"> </w:t>
             </w:r>
             <w:r>
-              <w:t xml:space="preserve">(총 12,600턴)</w:t>
+              <w:t xml:space="preserve">(총 14,400턴) — 7부 완결 후 8부</w:t>
+            </w:r>
+            <w:r>
+              <w:t xml:space="preserve"> </w:t>
+            </w:r>
+            <w:r>
+              <w:t xml:space="preserve">“</w:t>
+            </w:r>
+            <w:r>
+              <w:t xml:space="preserve">Public</w:t>
+            </w:r>
+            <w:r>
+              <w:t xml:space="preserve">”</w:t>
+            </w:r>
+            <w:r>
+              <w:t xml:space="preserve"> </w:t>
+            </w:r>
+            <w:r>
+              <w:t xml:space="preserve">추가</w:t>
             </w:r>
           </w:p>
         </w:tc>
@@ -978,400 +996,6 @@
       </w:pPr>
       <w:r>
         <w:t xml:space="preserve">자금 조달 흐름</w:t>
-      </w:r>
-    </w:p>
-    <w:tbl>
-      <w:tblPr>
-        <w:tblStyle w:val="Table"/>
-        <w:tblW w:type="auto" w:w="0"/>
-        <w:tblLook w:firstRow="1" w:lastRow="0" w:firstColumn="0" w:lastColumn="0" w:noHBand="0" w:noVBand="0" w:val="0020"/>
-        <w:jc w:val="start"/>
-      </w:tblPr>
-      <w:tblGrid>
-        <w:gridCol w:w="1980"/>
-        <w:gridCol w:w="1980"/>
-        <w:gridCol w:w="1980"/>
-        <w:gridCol w:w="1980"/>
-      </w:tblGrid>
-      <w:tr>
-        <w:trPr>
-          <w:tblHeader w:val="true"/>
-        </w:trPr>
-        <w:tc>
-          <w:tcPr/>
-          <w:p>
-            <w:pPr>
-              <w:pStyle w:val="Compact"/>
-              <w:jc w:val="left"/>
-            </w:pPr>
-            <w:r>
-              <w:t xml:space="preserve">시점</w:t>
-            </w:r>
-          </w:p>
-        </w:tc>
-        <w:tc>
-          <w:tcPr/>
-          <w:p>
-            <w:pPr>
-              <w:pStyle w:val="Compact"/>
-              <w:jc w:val="left"/>
-            </w:pPr>
-            <w:r>
-              <w:t xml:space="preserve">라운드</w:t>
-            </w:r>
-          </w:p>
-        </w:tc>
-        <w:tc>
-          <w:tcPr/>
-          <w:p>
-            <w:pPr>
-              <w:pStyle w:val="Compact"/>
-              <w:jc w:val="left"/>
-            </w:pPr>
-            <w:r>
-              <w:t xml:space="preserve">금액</w:t>
-            </w:r>
-          </w:p>
-        </w:tc>
-        <w:tc>
-          <w:tcPr/>
-          <w:p>
-            <w:pPr>
-              <w:pStyle w:val="Compact"/>
-              <w:jc w:val="left"/>
-            </w:pPr>
-            <w:r>
-              <w:t xml:space="preserve">용도</w:t>
-            </w:r>
-          </w:p>
-        </w:tc>
-      </w:tr>
-      <w:tr>
-        <w:tc>
-          <w:tcPr/>
-          <w:p>
-            <w:pPr>
-              <w:pStyle w:val="Compact"/>
-              <w:jc w:val="left"/>
-            </w:pPr>
-            <w:r>
-              <w:t xml:space="preserve">1부</w:t>
-            </w:r>
-          </w:p>
-        </w:tc>
-        <w:tc>
-          <w:tcPr/>
-          <w:p>
-            <w:pPr>
-              <w:pStyle w:val="Compact"/>
-              <w:jc w:val="left"/>
-            </w:pPr>
-            <w:r>
-              <w:t xml:space="preserve">프리시드 (SAFE)</w:t>
-            </w:r>
-          </w:p>
-        </w:tc>
-        <w:tc>
-          <w:tcPr/>
-          <w:p>
-            <w:pPr>
-              <w:pStyle w:val="Compact"/>
-              <w:jc w:val="left"/>
-            </w:pPr>
-            <w:r>
-              <w:t xml:space="preserve">$1.5M</w:t>
-            </w:r>
-          </w:p>
-        </w:tc>
-        <w:tc>
-          <w:tcPr/>
-          <w:p>
-            <w:pPr>
-              <w:pStyle w:val="Compact"/>
-              <w:jc w:val="left"/>
-            </w:pPr>
-            <w:r>
-              <w:t xml:space="preserve">처방 개발, 법인 설립</w:t>
-            </w:r>
-          </w:p>
-        </w:tc>
-      </w:tr>
-      <w:tr>
-        <w:tc>
-          <w:tcPr/>
-          <w:p>
-            <w:pPr>
-              <w:pStyle w:val="Compact"/>
-              <w:jc w:val="left"/>
-            </w:pPr>
-            <w:r>
-              <w:t xml:space="preserve">2부</w:t>
-            </w:r>
-          </w:p>
-        </w:tc>
-        <w:tc>
-          <w:tcPr/>
-          <w:p>
-            <w:pPr>
-              <w:pStyle w:val="Compact"/>
-              <w:jc w:val="left"/>
-            </w:pPr>
-            <w:r>
-              <w:t xml:space="preserve">시드</w:t>
-            </w:r>
-          </w:p>
-        </w:tc>
-        <w:tc>
-          <w:tcPr/>
-          <w:p>
-            <w:pPr>
-              <w:pStyle w:val="Compact"/>
-              <w:jc w:val="left"/>
-            </w:pPr>
-            <w:r>
-              <w:t xml:space="preserve">$5M</w:t>
-            </w:r>
-          </w:p>
-        </w:tc>
-        <w:tc>
-          <w:tcPr/>
-          <w:p>
-            <w:pPr>
-              <w:pStyle w:val="Compact"/>
-              <w:jc w:val="left"/>
-            </w:pPr>
-            <w:r>
-              <w:t xml:space="preserve">비임상 시험, 위탁생산 계약</w:t>
-            </w:r>
-          </w:p>
-        </w:tc>
-      </w:tr>
-      <w:tr>
-        <w:tc>
-          <w:tcPr/>
-          <w:p>
-            <w:pPr>
-              <w:pStyle w:val="Compact"/>
-              <w:jc w:val="left"/>
-            </w:pPr>
-            <w:r>
-              <w:t xml:space="preserve">2부</w:t>
-            </w:r>
-          </w:p>
-        </w:tc>
-        <w:tc>
-          <w:tcPr/>
-          <w:p>
-            <w:pPr>
-              <w:pStyle w:val="Compact"/>
-              <w:jc w:val="left"/>
-            </w:pPr>
-            <w:r>
-              <w:t xml:space="preserve">시리즈 A</w:t>
-            </w:r>
-          </w:p>
-        </w:tc>
-        <w:tc>
-          <w:tcPr/>
-          <w:p>
-            <w:pPr>
-              <w:pStyle w:val="Compact"/>
-              <w:jc w:val="left"/>
-            </w:pPr>
-            <w:r>
-              <w:t xml:space="preserve">$25M</w:t>
-            </w:r>
-          </w:p>
-        </w:tc>
-        <w:tc>
-          <w:tcPr/>
-          <w:p>
-            <w:pPr>
-              <w:pStyle w:val="Compact"/>
-              <w:jc w:val="left"/>
-            </w:pPr>
-            <w:r>
-              <w:t xml:space="preserve">피벗 임상시험</w:t>
-            </w:r>
-          </w:p>
-        </w:tc>
-      </w:tr>
-      <w:tr>
-        <w:tc>
-          <w:tcPr/>
-          <w:p>
-            <w:pPr>
-              <w:pStyle w:val="Compact"/>
-              <w:jc w:val="left"/>
-            </w:pPr>
-            <w:r>
-              <w:t xml:space="preserve">3부</w:t>
-            </w:r>
-          </w:p>
-        </w:tc>
-        <w:tc>
-          <w:tcPr/>
-          <w:p>
-            <w:pPr>
-              <w:pStyle w:val="Compact"/>
-              <w:jc w:val="left"/>
-            </w:pPr>
-            <w:r>
-              <w:t xml:space="preserve">벤처 대출 (브리지)</w:t>
-            </w:r>
-          </w:p>
-        </w:tc>
-        <w:tc>
-          <w:tcPr/>
-          <w:p>
-            <w:pPr>
-              <w:pStyle w:val="Compact"/>
-              <w:jc w:val="left"/>
-            </w:pPr>
-            <w:r>
-              <w:t xml:space="preserve">$8M</w:t>
-            </w:r>
-          </w:p>
-        </w:tc>
-        <w:tc>
-          <w:tcPr/>
-          <w:p>
-            <w:pPr>
-              <w:pStyle w:val="Compact"/>
-              <w:jc w:val="left"/>
-            </w:pPr>
-            <w:r>
-              <w:t xml:space="preserve">FDA 심사 지연 대응</w:t>
-            </w:r>
-          </w:p>
-        </w:tc>
-      </w:tr>
-      <w:tr>
-        <w:tc>
-          <w:tcPr/>
-          <w:p>
-            <w:pPr>
-              <w:pStyle w:val="Compact"/>
-              <w:jc w:val="left"/>
-            </w:pPr>
-            <w:r>
-              <w:t xml:space="preserve">5부</w:t>
-            </w:r>
-          </w:p>
-        </w:tc>
-        <w:tc>
-          <w:tcPr/>
-          <w:p>
-            <w:pPr>
-              <w:pStyle w:val="Compact"/>
-              <w:jc w:val="left"/>
-            </w:pPr>
-            <w:r>
-              <w:t xml:space="preserve">시리즈 B</w:t>
-            </w:r>
-          </w:p>
-        </w:tc>
-        <w:tc>
-          <w:tcPr/>
-          <w:p>
-            <w:pPr>
-              <w:pStyle w:val="Compact"/>
-              <w:jc w:val="left"/>
-            </w:pPr>
-            <w:r>
-              <w:t xml:space="preserve">$80M</w:t>
-            </w:r>
-          </w:p>
-        </w:tc>
-        <w:tc>
-          <w:tcPr/>
-          <w:p>
-            <w:pPr>
-              <w:pStyle w:val="Compact"/>
-              <w:jc w:val="left"/>
-            </w:pPr>
-            <w:r>
-              <w:t xml:space="preserve">미국 영업 조직, B2C 확장</w:t>
-            </w:r>
-          </w:p>
-        </w:tc>
-      </w:tr>
-      <w:tr>
-        <w:tc>
-          <w:tcPr/>
-          <w:p>
-            <w:pPr>
-              <w:pStyle w:val="Compact"/>
-              <w:jc w:val="left"/>
-            </w:pPr>
-            <w:r>
-              <w:t xml:space="preserve">7부</w:t>
-            </w:r>
-          </w:p>
-        </w:tc>
-        <w:tc>
-          <w:tcPr/>
-          <w:p>
-            <w:pPr>
-              <w:pStyle w:val="Compact"/>
-              <w:jc w:val="left"/>
-            </w:pPr>
-            <w:r>
-              <w:t xml:space="preserve">시리즈 C (크로스오버)</w:t>
-            </w:r>
-          </w:p>
-        </w:tc>
-        <w:tc>
-          <w:tcPr/>
-          <w:p>
-            <w:pPr>
-              <w:pStyle w:val="Compact"/>
-              <w:jc w:val="left"/>
-            </w:pPr>
-            <w:r>
-              <w:t xml:space="preserve">$150M</w:t>
-            </w:r>
-          </w:p>
-        </w:tc>
-        <w:tc>
-          <w:tcPr/>
-          <w:p>
-            <w:pPr>
-              <w:pStyle w:val="Compact"/>
-              <w:jc w:val="left"/>
-            </w:pPr>
-            <w:r>
-              <w:t xml:space="preserve">아시아 진출, IPO 준비</w:t>
-            </w:r>
-          </w:p>
-        </w:tc>
-      </w:tr>
-    </w:tbl>
-    <w:p>
-      <w:r>
-        <w:pict>
-          <v:rect style="width:0;height:1.5pt" o:hralign="center" o:hrstd="t" o:hr="t"/>
-        </w:pict>
-      </w:r>
-    </w:p>
-    <w:bookmarkEnd w:id="23"/>
-    <w:bookmarkEnd w:id="24"/>
-    <w:bookmarkStart w:id="29" w:name="등장인물"/>
-    <w:p>
-      <w:pPr>
-        <w:pStyle w:val="Heading2"/>
-      </w:pPr>
-      <w:r>
-        <w:t xml:space="preserve">2. 등장인물</w:t>
-      </w:r>
-    </w:p>
-    <w:bookmarkStart w:id="25" w:name="공동창업자-veyra-4인방"/>
-    <w:p>
-      <w:pPr>
-        <w:pStyle w:val="Heading3"/>
-      </w:pPr>
-      <w:r>
-        <w:t xml:space="preserve">공동창업자 (Veyra 4인방)</w:t>
       </w:r>
     </w:p>
     <w:tbl>
@@ -1399,1771 +1023,423 @@
               <w:jc w:val="left"/>
             </w:pPr>
             <w:r>
-              <w:t xml:space="preserve">인물</w:t>
-            </w:r>
-          </w:p>
-        </w:tc>
-        <w:tc>
-          <w:tcPr/>
-          <w:p>
-            <w:pPr>
-              <w:pStyle w:val="Compact"/>
-              <w:jc w:val="left"/>
-            </w:pPr>
-            <w:r>
-              <w:t xml:space="preserve">나이 / 직책</w:t>
-            </w:r>
-          </w:p>
-        </w:tc>
-        <w:tc>
-          <w:tcPr/>
-          <w:p>
-            <w:pPr>
-              <w:pStyle w:val="Compact"/>
-              <w:jc w:val="left"/>
-            </w:pPr>
-            <w:r>
-              <w:t xml:space="preserve">설정</w:t>
-            </w:r>
-          </w:p>
-        </w:tc>
-        <w:tc>
-          <w:tcPr/>
-          <w:p>
-            <w:pPr>
-              <w:pStyle w:val="Compact"/>
-              <w:jc w:val="left"/>
-            </w:pPr>
-            <w:r>
-              <w:t xml:space="preserve">말버릇 (반복 표현)</w:t>
-            </w:r>
-          </w:p>
-        </w:tc>
-      </w:tr>
-      <w:tr>
-        <w:tc>
-          <w:tcPr/>
-          <w:p>
-            <w:pPr>
-              <w:pStyle w:val="Compact"/>
-              <w:jc w:val="left"/>
-            </w:pPr>
-            <w:r>
-              <w:rPr>
-                <w:bCs/>
-                <w:b/>
-              </w:rPr>
-              <w:t xml:space="preserve">Noah Bennett</w:t>
-            </w:r>
-            <w:r>
-              <w:t xml:space="preserve"> </w:t>
-            </w:r>
-            <w:r>
-              <w:t xml:space="preserve">(주인공)</w:t>
-            </w:r>
-          </w:p>
-        </w:tc>
-        <w:tc>
-          <w:tcPr/>
-          <w:p>
-            <w:pPr>
-              <w:pStyle w:val="Compact"/>
-              <w:jc w:val="left"/>
-            </w:pPr>
-            <w:r>
-              <w:t xml:space="preserve">32 / CEO</w:t>
-            </w:r>
-          </w:p>
-        </w:tc>
-        <w:tc>
-          <w:tcPr/>
-          <w:p>
-            <w:pPr>
-              <w:pStyle w:val="Compact"/>
-              <w:jc w:val="left"/>
-            </w:pPr>
-            <w:r>
-              <w:t xml:space="preserve">대형 제약사 Halvern의 미용 사업부 필러 브랜드 매니저. 여동생의 필러 부작용을 응급실에서 지켜본 뒤 창업 결심. 아이디어는 늘 냅킨에 그린다. 낙관적이지만 갈등 회피형 → 성장 서사의 축.</w:t>
-            </w:r>
-          </w:p>
-        </w:tc>
-        <w:tc>
-          <w:tcPr/>
-          <w:p>
-            <w:pPr>
-              <w:pStyle w:val="Compact"/>
-              <w:jc w:val="left"/>
-            </w:pPr>
-            <w:r>
-              <w:t xml:space="preserve">“</w:t>
-            </w:r>
-            <w:r>
-              <w:t xml:space="preserve">Here’s the thing.</w:t>
-            </w:r>
-            <w:r>
-              <w:t xml:space="preserve">”</w:t>
-            </w:r>
-            <w:r>
-              <w:t xml:space="preserve"> </w:t>
-            </w:r>
-            <w:r>
-              <w:t xml:space="preserve">/</w:t>
-            </w:r>
-            <w:r>
-              <w:t xml:space="preserve"> </w:t>
-            </w:r>
-            <w:r>
-              <w:t xml:space="preserve">“</w:t>
-            </w:r>
-            <w:r>
-              <w:t xml:space="preserve">Let’s back up a second.</w:t>
-            </w:r>
-            <w:r>
-              <w:t xml:space="preserve">”</w:t>
-            </w:r>
-          </w:p>
-        </w:tc>
-      </w:tr>
-      <w:tr>
-        <w:tc>
-          <w:tcPr/>
-          <w:p>
-            <w:pPr>
-              <w:pStyle w:val="Compact"/>
-              <w:jc w:val="left"/>
-            </w:pPr>
-            <w:r>
-              <w:rPr>
-                <w:bCs/>
-                <w:b/>
-              </w:rPr>
-              <w:t xml:space="preserve">Priya Raman</w:t>
-            </w:r>
-          </w:p>
-        </w:tc>
-        <w:tc>
-          <w:tcPr/>
-          <w:p>
-            <w:pPr>
-              <w:pStyle w:val="Compact"/>
-              <w:jc w:val="left"/>
-            </w:pPr>
-            <w:r>
-              <w:t xml:space="preserve">32 / CTO</w:t>
-            </w:r>
-          </w:p>
-        </w:tc>
-        <w:tc>
-          <w:tcPr/>
-          <w:p>
-            <w:pPr>
-              <w:pStyle w:val="Compact"/>
-              <w:jc w:val="left"/>
-            </w:pPr>
-            <w:r>
-              <w:t xml:space="preserve">UT Austin 생체재료 박사. 박사 논문 주제가 HA 가교 구조. Halvern R&amp;D 연구원, 인도 출신으로 H-1B 비자 문제를 안고 합류. 직설적, 데이터 없는 주장을 싫어함.</w:t>
-            </w:r>
-          </w:p>
-        </w:tc>
-        <w:tc>
-          <w:tcPr/>
-          <w:p>
-            <w:pPr>
-              <w:pStyle w:val="Compact"/>
-              <w:jc w:val="left"/>
-            </w:pPr>
-            <w:r>
-              <w:t xml:space="preserve">“</w:t>
-            </w:r>
-            <w:r>
-              <w:t xml:space="preserve">Show me the data.</w:t>
-            </w:r>
-            <w:r>
-              <w:t xml:space="preserve">”</w:t>
-            </w:r>
-            <w:r>
-              <w:t xml:space="preserve"> </w:t>
-            </w:r>
-            <w:r>
-              <w:t xml:space="preserve">/</w:t>
-            </w:r>
-            <w:r>
-              <w:t xml:space="preserve"> </w:t>
-            </w:r>
-            <w:r>
-              <w:t xml:space="preserve">“</w:t>
-            </w:r>
-            <w:r>
-              <w:t xml:space="preserve">Define</w:t>
-            </w:r>
-            <w:r>
-              <w:t xml:space="preserve"> </w:t>
-            </w:r>
-            <w:r>
-              <w:t xml:space="preserve">‘</w:t>
-            </w:r>
-            <w:r>
-              <w:t xml:space="preserve">basically</w:t>
-            </w:r>
-            <w:r>
-              <w:t xml:space="preserve">’</w:t>
-            </w:r>
-            <w:r>
-              <w:t xml:space="preserve">.</w:t>
-            </w:r>
-            <w:r>
-              <w:t xml:space="preserve">”</w:t>
-            </w:r>
-          </w:p>
-        </w:tc>
-      </w:tr>
-      <w:tr>
-        <w:tc>
-          <w:tcPr/>
-          <w:p>
-            <w:pPr>
-              <w:pStyle w:val="Compact"/>
-              <w:jc w:val="left"/>
-            </w:pPr>
-            <w:r>
-              <w:rPr>
-                <w:bCs/>
-                <w:b/>
-              </w:rPr>
-              <w:t xml:space="preserve">Marcus Webb</w:t>
-            </w:r>
-          </w:p>
-        </w:tc>
-        <w:tc>
-          <w:tcPr/>
-          <w:p>
-            <w:pPr>
-              <w:pStyle w:val="Compact"/>
-              <w:jc w:val="left"/>
-            </w:pPr>
-            <w:r>
-              <w:t xml:space="preserve">42 / COO</w:t>
-            </w:r>
-          </w:p>
-        </w:tc>
-        <w:tc>
-          <w:tcPr/>
-          <w:p>
-            <w:pPr>
-              <w:pStyle w:val="Compact"/>
-              <w:jc w:val="left"/>
-            </w:pPr>
-            <w:r>
-              <w:t xml:space="preserve">육군 군수장교 → 무균 주사제 위탁생산사(CDMO) 생산 매니저. 공급망·품질 담당. 현실주의자, 군대식 표현.</w:t>
-            </w:r>
-          </w:p>
-        </w:tc>
-        <w:tc>
-          <w:tcPr/>
-          <w:p>
-            <w:pPr>
-              <w:pStyle w:val="Compact"/>
-              <w:jc w:val="left"/>
-            </w:pPr>
-            <w:r>
-              <w:t xml:space="preserve">“</w:t>
-            </w:r>
-            <w:r>
-              <w:t xml:space="preserve">Copy that.</w:t>
-            </w:r>
-            <w:r>
-              <w:t xml:space="preserve">”</w:t>
-            </w:r>
-            <w:r>
-              <w:t xml:space="preserve"> </w:t>
-            </w:r>
-            <w:r>
-              <w:t xml:space="preserve">/</w:t>
-            </w:r>
-            <w:r>
-              <w:t xml:space="preserve"> </w:t>
-            </w:r>
-            <w:r>
-              <w:t xml:space="preserve">“</w:t>
-            </w:r>
-            <w:r>
-              <w:t xml:space="preserve">Two is one, one is none.</w:t>
-            </w:r>
-            <w:r>
-              <w:t xml:space="preserve">”</w:t>
-            </w:r>
-            <w:r>
-              <w:t xml:space="preserve"> </w:t>
-            </w:r>
-            <w:r>
-              <w:t xml:space="preserve">(백업이 없으면 없는 것과 같다)</w:t>
-            </w:r>
-          </w:p>
-        </w:tc>
-      </w:tr>
-      <w:tr>
-        <w:tc>
-          <w:tcPr/>
-          <w:p>
-            <w:pPr>
-              <w:pStyle w:val="Compact"/>
-              <w:jc w:val="left"/>
-            </w:pPr>
-            <w:r>
-              <w:rPr>
-                <w:bCs/>
-                <w:b/>
-              </w:rPr>
-              <w:t xml:space="preserve">Dr. Elena Ruiz</w:t>
-            </w:r>
-          </w:p>
-        </w:tc>
-        <w:tc>
-          <w:tcPr/>
-          <w:p>
-            <w:pPr>
-              <w:pStyle w:val="Compact"/>
-              <w:jc w:val="left"/>
-            </w:pPr>
-            <w:r>
-              <w:t xml:space="preserve">45 / CMO</w:t>
-            </w:r>
-          </w:p>
-        </w:tc>
-        <w:tc>
-          <w:tcPr/>
-          <w:p>
-            <w:pPr>
-              <w:pStyle w:val="Compact"/>
-              <w:jc w:val="left"/>
-            </w:pPr>
-            <w:r>
-              <w:t xml:space="preserve">피부과 전문의. 1화에서 Lily의 응급 처치를 맡은 당직의. 임상시험 책임자이자 의사 커뮤니티와의 다리. 안전에 관해선 절대 타협하지 않음.</w:t>
-            </w:r>
-          </w:p>
-        </w:tc>
-        <w:tc>
-          <w:tcPr/>
-          <w:p>
-            <w:pPr>
-              <w:pStyle w:val="Compact"/>
-              <w:jc w:val="left"/>
-            </w:pPr>
-            <w:r>
-              <w:t xml:space="preserve">“</w:t>
-            </w:r>
-            <w:r>
-              <w:t xml:space="preserve">First, do no harm.</w:t>
-            </w:r>
-            <w:r>
-              <w:t xml:space="preserve">”</w:t>
-            </w:r>
-            <w:r>
-              <w:t xml:space="preserve"> </w:t>
-            </w:r>
-            <w:r>
-              <w:t xml:space="preserve">/</w:t>
-            </w:r>
-            <w:r>
-              <w:t xml:space="preserve"> </w:t>
-            </w:r>
-            <w:r>
-              <w:t xml:space="preserve">“</w:t>
-            </w:r>
-            <w:r>
-              <w:t xml:space="preserve">Not on my patients.</w:t>
-            </w:r>
-            <w:r>
-              <w:t xml:space="preserve">”</w:t>
+              <w:t xml:space="preserve">시점</w:t>
+            </w:r>
+          </w:p>
+        </w:tc>
+        <w:tc>
+          <w:tcPr/>
+          <w:p>
+            <w:pPr>
+              <w:pStyle w:val="Compact"/>
+              <w:jc w:val="left"/>
+            </w:pPr>
+            <w:r>
+              <w:t xml:space="preserve">라운드</w:t>
+            </w:r>
+          </w:p>
+        </w:tc>
+        <w:tc>
+          <w:tcPr/>
+          <w:p>
+            <w:pPr>
+              <w:pStyle w:val="Compact"/>
+              <w:jc w:val="left"/>
+            </w:pPr>
+            <w:r>
+              <w:t xml:space="preserve">금액</w:t>
+            </w:r>
+          </w:p>
+        </w:tc>
+        <w:tc>
+          <w:tcPr/>
+          <w:p>
+            <w:pPr>
+              <w:pStyle w:val="Compact"/>
+              <w:jc w:val="left"/>
+            </w:pPr>
+            <w:r>
+              <w:t xml:space="preserve">용도</w:t>
+            </w:r>
+          </w:p>
+        </w:tc>
+      </w:tr>
+      <w:tr>
+        <w:tc>
+          <w:tcPr/>
+          <w:p>
+            <w:pPr>
+              <w:pStyle w:val="Compact"/>
+              <w:jc w:val="left"/>
+            </w:pPr>
+            <w:r>
+              <w:t xml:space="preserve">1부</w:t>
+            </w:r>
+          </w:p>
+        </w:tc>
+        <w:tc>
+          <w:tcPr/>
+          <w:p>
+            <w:pPr>
+              <w:pStyle w:val="Compact"/>
+              <w:jc w:val="left"/>
+            </w:pPr>
+            <w:r>
+              <w:t xml:space="preserve">프리시드 (SAFE)</w:t>
+            </w:r>
+          </w:p>
+        </w:tc>
+        <w:tc>
+          <w:tcPr/>
+          <w:p>
+            <w:pPr>
+              <w:pStyle w:val="Compact"/>
+              <w:jc w:val="left"/>
+            </w:pPr>
+            <w:r>
+              <w:t xml:space="preserve">$1.5M</w:t>
+            </w:r>
+          </w:p>
+        </w:tc>
+        <w:tc>
+          <w:tcPr/>
+          <w:p>
+            <w:pPr>
+              <w:pStyle w:val="Compact"/>
+              <w:jc w:val="left"/>
+            </w:pPr>
+            <w:r>
+              <w:t xml:space="preserve">처방 개발, 법인 설립</w:t>
+            </w:r>
+          </w:p>
+        </w:tc>
+      </w:tr>
+      <w:tr>
+        <w:tc>
+          <w:tcPr/>
+          <w:p>
+            <w:pPr>
+              <w:pStyle w:val="Compact"/>
+              <w:jc w:val="left"/>
+            </w:pPr>
+            <w:r>
+              <w:t xml:space="preserve">2부</w:t>
+            </w:r>
+          </w:p>
+        </w:tc>
+        <w:tc>
+          <w:tcPr/>
+          <w:p>
+            <w:pPr>
+              <w:pStyle w:val="Compact"/>
+              <w:jc w:val="left"/>
+            </w:pPr>
+            <w:r>
+              <w:t xml:space="preserve">시드</w:t>
+            </w:r>
+          </w:p>
+        </w:tc>
+        <w:tc>
+          <w:tcPr/>
+          <w:p>
+            <w:pPr>
+              <w:pStyle w:val="Compact"/>
+              <w:jc w:val="left"/>
+            </w:pPr>
+            <w:r>
+              <w:t xml:space="preserve">$5M</w:t>
+            </w:r>
+          </w:p>
+        </w:tc>
+        <w:tc>
+          <w:tcPr/>
+          <w:p>
+            <w:pPr>
+              <w:pStyle w:val="Compact"/>
+              <w:jc w:val="left"/>
+            </w:pPr>
+            <w:r>
+              <w:t xml:space="preserve">비임상 시험, 위탁생산 계약</w:t>
+            </w:r>
+          </w:p>
+        </w:tc>
+      </w:tr>
+      <w:tr>
+        <w:tc>
+          <w:tcPr/>
+          <w:p>
+            <w:pPr>
+              <w:pStyle w:val="Compact"/>
+              <w:jc w:val="left"/>
+            </w:pPr>
+            <w:r>
+              <w:t xml:space="preserve">2부</w:t>
+            </w:r>
+          </w:p>
+        </w:tc>
+        <w:tc>
+          <w:tcPr/>
+          <w:p>
+            <w:pPr>
+              <w:pStyle w:val="Compact"/>
+              <w:jc w:val="left"/>
+            </w:pPr>
+            <w:r>
+              <w:t xml:space="preserve">시리즈 A</w:t>
+            </w:r>
+          </w:p>
+        </w:tc>
+        <w:tc>
+          <w:tcPr/>
+          <w:p>
+            <w:pPr>
+              <w:pStyle w:val="Compact"/>
+              <w:jc w:val="left"/>
+            </w:pPr>
+            <w:r>
+              <w:t xml:space="preserve">$25M</w:t>
+            </w:r>
+          </w:p>
+        </w:tc>
+        <w:tc>
+          <w:tcPr/>
+          <w:p>
+            <w:pPr>
+              <w:pStyle w:val="Compact"/>
+              <w:jc w:val="left"/>
+            </w:pPr>
+            <w:r>
+              <w:t xml:space="preserve">피벗 임상시험</w:t>
+            </w:r>
+          </w:p>
+        </w:tc>
+      </w:tr>
+      <w:tr>
+        <w:tc>
+          <w:tcPr/>
+          <w:p>
+            <w:pPr>
+              <w:pStyle w:val="Compact"/>
+              <w:jc w:val="left"/>
+            </w:pPr>
+            <w:r>
+              <w:t xml:space="preserve">3부</w:t>
+            </w:r>
+          </w:p>
+        </w:tc>
+        <w:tc>
+          <w:tcPr/>
+          <w:p>
+            <w:pPr>
+              <w:pStyle w:val="Compact"/>
+              <w:jc w:val="left"/>
+            </w:pPr>
+            <w:r>
+              <w:t xml:space="preserve">벤처 대출 (브리지)</w:t>
+            </w:r>
+          </w:p>
+        </w:tc>
+        <w:tc>
+          <w:tcPr/>
+          <w:p>
+            <w:pPr>
+              <w:pStyle w:val="Compact"/>
+              <w:jc w:val="left"/>
+            </w:pPr>
+            <w:r>
+              <w:t xml:space="preserve">$8M</w:t>
+            </w:r>
+          </w:p>
+        </w:tc>
+        <w:tc>
+          <w:tcPr/>
+          <w:p>
+            <w:pPr>
+              <w:pStyle w:val="Compact"/>
+              <w:jc w:val="left"/>
+            </w:pPr>
+            <w:r>
+              <w:t xml:space="preserve">FDA 심사 지연 대응</w:t>
+            </w:r>
+          </w:p>
+        </w:tc>
+      </w:tr>
+      <w:tr>
+        <w:tc>
+          <w:tcPr/>
+          <w:p>
+            <w:pPr>
+              <w:pStyle w:val="Compact"/>
+              <w:jc w:val="left"/>
+            </w:pPr>
+            <w:r>
+              <w:t xml:space="preserve">5부</w:t>
+            </w:r>
+          </w:p>
+        </w:tc>
+        <w:tc>
+          <w:tcPr/>
+          <w:p>
+            <w:pPr>
+              <w:pStyle w:val="Compact"/>
+              <w:jc w:val="left"/>
+            </w:pPr>
+            <w:r>
+              <w:t xml:space="preserve">시리즈 B</w:t>
+            </w:r>
+          </w:p>
+        </w:tc>
+        <w:tc>
+          <w:tcPr/>
+          <w:p>
+            <w:pPr>
+              <w:pStyle w:val="Compact"/>
+              <w:jc w:val="left"/>
+            </w:pPr>
+            <w:r>
+              <w:t xml:space="preserve">$80M</w:t>
+            </w:r>
+          </w:p>
+        </w:tc>
+        <w:tc>
+          <w:tcPr/>
+          <w:p>
+            <w:pPr>
+              <w:pStyle w:val="Compact"/>
+              <w:jc w:val="left"/>
+            </w:pPr>
+            <w:r>
+              <w:t xml:space="preserve">미국 영업 조직, B2C 확장</w:t>
+            </w:r>
+          </w:p>
+        </w:tc>
+      </w:tr>
+      <w:tr>
+        <w:tc>
+          <w:tcPr/>
+          <w:p>
+            <w:pPr>
+              <w:pStyle w:val="Compact"/>
+              <w:jc w:val="left"/>
+            </w:pPr>
+            <w:r>
+              <w:t xml:space="preserve">7부</w:t>
+            </w:r>
+          </w:p>
+        </w:tc>
+        <w:tc>
+          <w:tcPr/>
+          <w:p>
+            <w:pPr>
+              <w:pStyle w:val="Compact"/>
+              <w:jc w:val="left"/>
+            </w:pPr>
+            <w:r>
+              <w:t xml:space="preserve">시리즈 C (크로스오버)</w:t>
+            </w:r>
+          </w:p>
+        </w:tc>
+        <w:tc>
+          <w:tcPr/>
+          <w:p>
+            <w:pPr>
+              <w:pStyle w:val="Compact"/>
+              <w:jc w:val="left"/>
+            </w:pPr>
+            <w:r>
+              <w:t xml:space="preserve">$150M</w:t>
+            </w:r>
+          </w:p>
+        </w:tc>
+        <w:tc>
+          <w:tcPr/>
+          <w:p>
+            <w:pPr>
+              <w:pStyle w:val="Compact"/>
+              <w:jc w:val="left"/>
+            </w:pPr>
+            <w:r>
+              <w:t xml:space="preserve">아시아 진출, IPO 준비</w:t>
+            </w:r>
+          </w:p>
+        </w:tc>
+      </w:tr>
+      <w:tr>
+        <w:tc>
+          <w:tcPr/>
+          <w:p>
+            <w:pPr>
+              <w:pStyle w:val="Compact"/>
+              <w:jc w:val="left"/>
+            </w:pPr>
+            <w:r>
+              <w:t xml:space="preserve">8부</w:t>
+            </w:r>
+          </w:p>
+        </w:tc>
+        <w:tc>
+          <w:tcPr/>
+          <w:p>
+            <w:pPr>
+              <w:pStyle w:val="Compact"/>
+              <w:jc w:val="left"/>
+            </w:pPr>
+            <w:r>
+              <w:t xml:space="preserve">IPO (나스닥 VEYR)</w:t>
+            </w:r>
+          </w:p>
+        </w:tc>
+        <w:tc>
+          <w:tcPr/>
+          <w:p>
+            <w:pPr>
+              <w:pStyle w:val="Compact"/>
+              <w:jc w:val="left"/>
+            </w:pPr>
+            <w:r>
+              <w:t xml:space="preserve">약 $300M 공모</w:t>
+            </w:r>
+          </w:p>
+        </w:tc>
+        <w:tc>
+          <w:tcPr/>
+          <w:p>
+            <w:pPr>
+              <w:pStyle w:val="Compact"/>
+              <w:jc w:val="left"/>
+            </w:pPr>
+            <w:r>
+              <w:t xml:space="preserve">라인 C·중국 임상·인수(AI 매핑 스타트업)</w:t>
             </w:r>
           </w:p>
         </w:tc>
       </w:tr>
     </w:tbl>
-    <w:bookmarkEnd w:id="25"/>
-    <w:bookmarkStart w:id="26" w:name="가족조력자"/>
+    <w:p>
+      <w:r>
+        <w:pict>
+          <v:rect style="width:0;height:1.5pt" o:hralign="center" o:hrstd="t" o:hr="t"/>
+        </w:pict>
+      </w:r>
+    </w:p>
+    <w:bookmarkEnd w:id="23"/>
+    <w:bookmarkEnd w:id="24"/>
+    <w:bookmarkStart w:id="29" w:name="등장인물"/>
+    <w:p>
+      <w:pPr>
+        <w:pStyle w:val="Heading2"/>
+      </w:pPr>
+      <w:r>
+        <w:t xml:space="preserve">2. 등장인물</w:t>
+      </w:r>
+    </w:p>
+    <w:bookmarkStart w:id="25" w:name="공동창업자-veyra-4인방"/>
     <w:p>
       <w:pPr>
         <w:pStyle w:val="Heading3"/>
       </w:pPr>
       <w:r>
-        <w:t xml:space="preserve">가족·조력자</w:t>
-      </w:r>
-    </w:p>
-    <w:tbl>
-      <w:tblPr>
-        <w:tblStyle w:val="Table"/>
-        <w:tblW w:type="pct" w:w="5000"/>
-        <w:tblLook w:firstRow="1" w:lastRow="0" w:firstColumn="0" w:lastColumn="0" w:noHBand="0" w:noVBand="0" w:val="0020"/>
-        <w:jc w:val="start"/>
-      </w:tblPr>
-      <w:tblGrid>
-        <w:gridCol w:w="2640"/>
-        <w:gridCol w:w="2640"/>
-        <w:gridCol w:w="2640"/>
-      </w:tblGrid>
-      <w:tr>
-        <w:trPr>
-          <w:tblHeader w:val="true"/>
-        </w:trPr>
-        <w:tc>
-          <w:tcPr/>
-          <w:p>
-            <w:pPr>
-              <w:pStyle w:val="Compact"/>
-              <w:jc w:val="left"/>
-            </w:pPr>
-            <w:r>
-              <w:t xml:space="preserve">인물</w:t>
-            </w:r>
-          </w:p>
-        </w:tc>
-        <w:tc>
-          <w:tcPr/>
-          <w:p>
-            <w:pPr>
-              <w:pStyle w:val="Compact"/>
-              <w:jc w:val="left"/>
-            </w:pPr>
-            <w:r>
-              <w:t xml:space="preserve">역할</w:t>
-            </w:r>
-          </w:p>
-        </w:tc>
-        <w:tc>
-          <w:tcPr/>
-          <w:p>
-            <w:pPr>
-              <w:pStyle w:val="Compact"/>
-              <w:jc w:val="left"/>
-            </w:pPr>
-            <w:r>
-              <w:t xml:space="preserve">설정 / 말버릇</w:t>
-            </w:r>
-          </w:p>
-        </w:tc>
-      </w:tr>
-      <w:tr>
-        <w:tc>
-          <w:tcPr/>
-          <w:p>
-            <w:pPr>
-              <w:pStyle w:val="Compact"/>
-              <w:jc w:val="left"/>
-            </w:pPr>
-            <w:r>
-              <w:rPr>
-                <w:bCs/>
-                <w:b/>
-              </w:rPr>
-              <w:t xml:space="preserve">Lily Bennett</w:t>
-            </w:r>
-          </w:p>
-        </w:tc>
-        <w:tc>
-          <w:tcPr/>
-          <w:p>
-            <w:pPr>
-              <w:pStyle w:val="Compact"/>
-              <w:jc w:val="left"/>
-            </w:pPr>
-            <w:r>
-              <w:t xml:space="preserve">Noah의 여동생 (27)</w:t>
-            </w:r>
-          </w:p>
-        </w:tc>
-        <w:tc>
-          <w:tcPr/>
-          <w:p>
-            <w:pPr>
-              <w:pStyle w:val="Compact"/>
-              <w:jc w:val="left"/>
-            </w:pPr>
-            <w:r>
-              <w:t xml:space="preserve">그래픽 디자이너. 메디스파 필러 부작용으로 코끝에 흉터가 남았다. Veyra 로고를 디자인하고, 회사의</w:t>
-            </w:r>
-            <w:r>
-              <w:t xml:space="preserve"> </w:t>
-            </w:r>
-            <w:r>
-              <w:t xml:space="preserve">“</w:t>
-            </w:r>
-            <w:r>
-              <w:t xml:space="preserve">이유</w:t>
-            </w:r>
-            <w:r>
-              <w:t xml:space="preserve">”</w:t>
-            </w:r>
-            <w:r>
-              <w:t xml:space="preserve">로 남는다.</w:t>
-            </w:r>
-            <w:r>
-              <w:t xml:space="preserve"> </w:t>
-            </w:r>
-            <w:r>
-              <w:t xml:space="preserve">“</w:t>
-            </w:r>
-            <w:r>
-              <w:t xml:space="preserve">I’m not your marketing story, Noah.</w:t>
-            </w:r>
-            <w:r>
-              <w:t xml:space="preserve">”</w:t>
-            </w:r>
-          </w:p>
-        </w:tc>
-      </w:tr>
-      <w:tr>
-        <w:tc>
-          <w:tcPr/>
-          <w:p>
-            <w:pPr>
-              <w:pStyle w:val="Compact"/>
-              <w:jc w:val="left"/>
-            </w:pPr>
-            <w:r>
-              <w:rPr>
-                <w:bCs/>
-                <w:b/>
-              </w:rPr>
-              <w:t xml:space="preserve">Claire Morgan</w:t>
-            </w:r>
-          </w:p>
-        </w:tc>
-        <w:tc>
-          <w:tcPr/>
-          <w:p>
-            <w:pPr>
-              <w:pStyle w:val="Compact"/>
-              <w:jc w:val="left"/>
-            </w:pPr>
-            <w:r>
-              <w:t xml:space="preserve">Noah의 연인 (후에 약혼자)</w:t>
-            </w:r>
-          </w:p>
-        </w:tc>
-        <w:tc>
-          <w:tcPr/>
-          <w:p>
-            <w:pPr>
-              <w:pStyle w:val="Compact"/>
-              <w:jc w:val="left"/>
-            </w:pPr>
-            <w:r>
-              <w:t xml:space="preserve">초등학교 교사. 일과 삶의 균형 서사 담당.</w:t>
-            </w:r>
-          </w:p>
-        </w:tc>
-      </w:tr>
-      <w:tr>
-        <w:tc>
-          <w:tcPr/>
-          <w:p>
-            <w:pPr>
-              <w:pStyle w:val="Compact"/>
-              <w:jc w:val="left"/>
-            </w:pPr>
-            <w:r>
-              <w:rPr>
-                <w:bCs/>
-                <w:b/>
-              </w:rPr>
-              <w:t xml:space="preserve">Elaine Choi</w:t>
-            </w:r>
-          </w:p>
-        </w:tc>
-        <w:tc>
-          <w:tcPr/>
-          <w:p>
-            <w:pPr>
-              <w:pStyle w:val="Compact"/>
-              <w:jc w:val="left"/>
-            </w:pPr>
-            <w:r>
-              <w:t xml:space="preserve">엔젤 투자자·멘토</w:t>
-            </w:r>
-          </w:p>
-        </w:tc>
-        <w:tc>
-          <w:tcPr/>
-          <w:p>
-            <w:pPr>
-              <w:pStyle w:val="Compact"/>
-              <w:jc w:val="left"/>
-            </w:pPr>
-            <w:r>
-              <w:t xml:space="preserve">한국계 미국인, 의료기기 창업 후 엑시트 경험.</w:t>
-            </w:r>
-            <w:r>
-              <w:t xml:space="preserve"> </w:t>
-            </w:r>
-            <w:r>
-              <w:t xml:space="preserve">“</w:t>
-            </w:r>
-            <w:r>
-              <w:t xml:space="preserve">What’s the one thing?</w:t>
-            </w:r>
-            <w:r>
-              <w:t xml:space="preserve">”</w:t>
-            </w:r>
-          </w:p>
-        </w:tc>
-      </w:tr>
-      <w:tr>
-        <w:tc>
-          <w:tcPr/>
-          <w:p>
-            <w:pPr>
-              <w:pStyle w:val="Compact"/>
-              <w:jc w:val="left"/>
-            </w:pPr>
-            <w:r>
-              <w:rPr>
-                <w:bCs/>
-                <w:b/>
-              </w:rPr>
-              <w:t xml:space="preserve">Richard Hale</w:t>
-            </w:r>
-          </w:p>
-        </w:tc>
-        <w:tc>
-          <w:tcPr/>
-          <w:p>
-            <w:pPr>
-              <w:pStyle w:val="Compact"/>
-              <w:jc w:val="left"/>
-            </w:pPr>
-            <w:r>
-              <w:t xml:space="preserve">VC (Northgate Ventures) 파트너, 이사</w:t>
-            </w:r>
-          </w:p>
-        </w:tc>
-        <w:tc>
-          <w:tcPr/>
-          <w:p>
-            <w:pPr>
-              <w:pStyle w:val="Compact"/>
-              <w:jc w:val="left"/>
-            </w:pPr>
-            <w:r>
-              <w:t xml:space="preserve">시드 리드, 이사회 멤버. 성장 압박의 화신.</w:t>
-            </w:r>
-            <w:r>
-              <w:t xml:space="preserve"> </w:t>
-            </w:r>
-            <w:r>
-              <w:t xml:space="preserve">“</w:t>
-            </w:r>
-            <w:r>
-              <w:t xml:space="preserve">What’s the path to a billion?</w:t>
-            </w:r>
-            <w:r>
-              <w:t xml:space="preserve">”</w:t>
-            </w:r>
-          </w:p>
-        </w:tc>
-      </w:tr>
-      <w:tr>
-        <w:tc>
-          <w:tcPr/>
-          <w:p>
-            <w:pPr>
-              <w:pStyle w:val="Compact"/>
-              <w:jc w:val="left"/>
-            </w:pPr>
-            <w:r>
-              <w:rPr>
-                <w:bCs/>
-                <w:b/>
-              </w:rPr>
-              <w:t xml:space="preserve">Diane Foster</w:t>
-            </w:r>
-          </w:p>
-        </w:tc>
-        <w:tc>
-          <w:tcPr/>
-          <w:p>
-            <w:pPr>
-              <w:pStyle w:val="Compact"/>
-              <w:jc w:val="left"/>
-            </w:pPr>
-            <w:r>
-              <w:t xml:space="preserve">생명과학 전문 변호사</w:t>
-            </w:r>
-          </w:p>
-        </w:tc>
-        <w:tc>
-          <w:tcPr/>
-          <w:p>
-            <w:pPr>
-              <w:pStyle w:val="Compact"/>
-              <w:jc w:val="left"/>
-            </w:pPr>
-            <w:r>
-              <w:t xml:space="preserve">법인 설립, 텀싯, 비자, 특허 소송 담당.</w:t>
-            </w:r>
-            <w:r>
-              <w:t xml:space="preserve"> </w:t>
-            </w:r>
-            <w:r>
-              <w:t xml:space="preserve">“</w:t>
-            </w:r>
-            <w:r>
-              <w:t xml:space="preserve">Get it in writing.</w:t>
-            </w:r>
-            <w:r>
-              <w:t xml:space="preserve">”</w:t>
-            </w:r>
-          </w:p>
-        </w:tc>
-      </w:tr>
-    </w:tbl>
-    <w:bookmarkEnd w:id="26"/>
-    <w:bookmarkStart w:id="27" w:name="직원-합류-순"/>
-    <w:p>
-      <w:pPr>
-        <w:pStyle w:val="Heading3"/>
-      </w:pPr>
-      <w:r>
-        <w:t xml:space="preserve">직원 (합류 순)</w:t>
-      </w:r>
-    </w:p>
-    <w:tbl>
-      <w:tblPr>
-        <w:tblStyle w:val="Table"/>
-        <w:tblW w:type="pct" w:w="5000"/>
-        <w:tblLook w:firstRow="1" w:lastRow="0" w:firstColumn="0" w:lastColumn="0" w:noHBand="0" w:noVBand="0" w:val="0020"/>
-        <w:jc w:val="start"/>
-      </w:tblPr>
-      <w:tblGrid>
-        <w:gridCol w:w="2640"/>
-        <w:gridCol w:w="2640"/>
-        <w:gridCol w:w="2640"/>
-      </w:tblGrid>
-      <w:tr>
-        <w:trPr>
-          <w:tblHeader w:val="true"/>
-        </w:trPr>
-        <w:tc>
-          <w:tcPr/>
-          <w:p>
-            <w:pPr>
-              <w:pStyle w:val="Compact"/>
-              <w:jc w:val="left"/>
-            </w:pPr>
-            <w:r>
-              <w:t xml:space="preserve">인물</w:t>
-            </w:r>
-          </w:p>
-        </w:tc>
-        <w:tc>
-          <w:tcPr/>
-          <w:p>
-            <w:pPr>
-              <w:pStyle w:val="Compact"/>
-              <w:jc w:val="left"/>
-            </w:pPr>
-            <w:r>
-              <w:t xml:space="preserve">합류</w:t>
-            </w:r>
-          </w:p>
-        </w:tc>
-        <w:tc>
-          <w:tcPr/>
-          <w:p>
-            <w:pPr>
-              <w:pStyle w:val="Compact"/>
-              <w:jc w:val="left"/>
-            </w:pPr>
-            <w:r>
-              <w:t xml:space="preserve">역할</w:t>
-            </w:r>
-          </w:p>
-        </w:tc>
-      </w:tr>
-      <w:tr>
-        <w:tc>
-          <w:tcPr/>
-          <w:p>
-            <w:pPr>
-              <w:pStyle w:val="Compact"/>
-              <w:jc w:val="left"/>
-            </w:pPr>
-            <w:r>
-              <w:t xml:space="preserve">Leo Martinez</w:t>
-            </w:r>
-          </w:p>
-        </w:tc>
-        <w:tc>
-          <w:tcPr/>
-          <w:p>
-            <w:pPr>
-              <w:pStyle w:val="Compact"/>
-              <w:jc w:val="left"/>
-            </w:pPr>
-            <w:r>
-              <w:t xml:space="preserve">2부 4화</w:t>
-            </w:r>
-          </w:p>
-        </w:tc>
-        <w:tc>
-          <w:tcPr/>
-          <w:p>
-            <w:pPr>
-              <w:pStyle w:val="Compact"/>
-              <w:jc w:val="left"/>
-            </w:pPr>
-            <w:r>
-              <w:t xml:space="preserve">공정 화학자, 1호 직원. 4부 생산 로트 문제의 당사자 → 후에 품질 담당 VP</w:t>
-            </w:r>
-          </w:p>
-        </w:tc>
-      </w:tr>
-      <w:tr>
-        <w:tc>
-          <w:tcPr/>
-          <w:p>
-            <w:pPr>
-              <w:pStyle w:val="Compact"/>
-              <w:jc w:val="left"/>
-            </w:pPr>
-            <w:r>
-              <w:t xml:space="preserve">Grace Kim</w:t>
-            </w:r>
-          </w:p>
-        </w:tc>
-        <w:tc>
-          <w:tcPr/>
-          <w:p>
-            <w:pPr>
-              <w:pStyle w:val="Compact"/>
-              <w:jc w:val="left"/>
-            </w:pPr>
-            <w:r>
-              <w:t xml:space="preserve">2부 10화</w:t>
-            </w:r>
-          </w:p>
-        </w:tc>
-        <w:tc>
-          <w:tcPr/>
-          <w:p>
-            <w:pPr>
-              <w:pStyle w:val="Compact"/>
-              <w:jc w:val="left"/>
-            </w:pPr>
-            <w:r>
-              <w:t xml:space="preserve">임상 운영 매니저 (한국계). 7부 한국 진출 때 핵심 역할</w:t>
-            </w:r>
-          </w:p>
-        </w:tc>
-      </w:tr>
-      <w:tr>
-        <w:tc>
-          <w:tcPr/>
-          <w:p>
-            <w:pPr>
-              <w:pStyle w:val="Compact"/>
-              <w:jc w:val="left"/>
-            </w:pPr>
-            <w:r>
-              <w:rPr>
-                <w:bCs/>
-                <w:b/>
-              </w:rPr>
-              <w:t xml:space="preserve">Zoe Whitman</w:t>
-            </w:r>
-          </w:p>
-        </w:tc>
-        <w:tc>
-          <w:tcPr/>
-          <w:p>
-            <w:pPr>
-              <w:pStyle w:val="Compact"/>
-              <w:jc w:val="left"/>
-            </w:pPr>
-            <w:r>
-              <w:t xml:space="preserve">3부 7화</w:t>
-            </w:r>
-          </w:p>
-        </w:tc>
-        <w:tc>
-          <w:tcPr/>
-          <w:p>
-            <w:pPr>
-              <w:pStyle w:val="Compact"/>
-              <w:jc w:val="left"/>
-            </w:pPr>
-            <w:r>
-              <w:t xml:space="preserve">마케팅 총괄 (VP of Marketing). 화장품 브랜드 출신. 기술 언어를 고객 언어로 바꾸는 사람. 학회 부스 총책임.</w:t>
-            </w:r>
-            <w:r>
-              <w:t xml:space="preserve"> </w:t>
-            </w:r>
-            <w:r>
-              <w:t xml:space="preserve">“</w:t>
-            </w:r>
-            <w:r>
-              <w:t xml:space="preserve">What that means for you is…</w:t>
-            </w:r>
-            <w:r>
-              <w:t xml:space="preserve">”</w:t>
-            </w:r>
-          </w:p>
-        </w:tc>
-      </w:tr>
-      <w:tr>
-        <w:tc>
-          <w:tcPr/>
-          <w:p>
-            <w:pPr>
-              <w:pStyle w:val="Compact"/>
-              <w:jc w:val="left"/>
-            </w:pPr>
-            <w:r>
-              <w:t xml:space="preserve">Tasha Brooks</w:t>
-            </w:r>
-          </w:p>
-        </w:tc>
-        <w:tc>
-          <w:tcPr/>
-          <w:p>
-            <w:pPr>
-              <w:pStyle w:val="Compact"/>
-              <w:jc w:val="left"/>
-            </w:pPr>
-            <w:r>
-              <w:t xml:space="preserve">3부 11화</w:t>
-            </w:r>
-          </w:p>
-        </w:tc>
-        <w:tc>
-          <w:tcPr/>
-          <w:p>
-            <w:pPr>
-              <w:pStyle w:val="Compact"/>
-              <w:jc w:val="left"/>
-            </w:pPr>
-            <w:r>
-              <w:t xml:space="preserve">시술자 교육 총괄 (전직 간호사)</w:t>
-            </w:r>
-          </w:p>
-        </w:tc>
-      </w:tr>
-      <w:tr>
-        <w:tc>
-          <w:tcPr/>
-          <w:p>
-            <w:pPr>
-              <w:pStyle w:val="Compact"/>
-              <w:jc w:val="left"/>
-            </w:pPr>
-            <w:r>
-              <w:t xml:space="preserve">Derek Shaw</w:t>
-            </w:r>
-          </w:p>
-        </w:tc>
-        <w:tc>
-          <w:tcPr/>
-          <w:p>
-            <w:pPr>
-              <w:pStyle w:val="Compact"/>
-              <w:jc w:val="left"/>
-            </w:pPr>
-            <w:r>
-              <w:t xml:space="preserve">3부 12화</w:t>
-            </w:r>
-          </w:p>
-        </w:tc>
-        <w:tc>
-          <w:tcPr/>
-          <w:p>
-            <w:pPr>
-              <w:pStyle w:val="Compact"/>
-              <w:jc w:val="left"/>
-            </w:pPr>
-            <w:r>
-              <w:t xml:space="preserve">1호 영업사원 (전직 제약 영업). 롤플레이에서 Elena에게 혼쭐이 난다</w:t>
-            </w:r>
-          </w:p>
-        </w:tc>
-      </w:tr>
-      <w:tr>
-        <w:tc>
-          <w:tcPr/>
-          <w:p>
-            <w:pPr>
-              <w:pStyle w:val="Compact"/>
-              <w:jc w:val="left"/>
-            </w:pPr>
-            <w:r>
-              <w:t xml:space="preserve">Sofia Alvarez</w:t>
-            </w:r>
-          </w:p>
-        </w:tc>
-        <w:tc>
-          <w:tcPr/>
-          <w:p>
-            <w:pPr>
-              <w:pStyle w:val="Compact"/>
-              <w:jc w:val="left"/>
-            </w:pPr>
-            <w:r>
-              <w:t xml:space="preserve">5부 2화</w:t>
-            </w:r>
-          </w:p>
-        </w:tc>
-        <w:tc>
-          <w:tcPr/>
-          <w:p>
-            <w:pPr>
-              <w:pStyle w:val="Compact"/>
-              <w:jc w:val="left"/>
-            </w:pPr>
-            <w:r>
-              <w:t xml:space="preserve">세일즈 총괄 (VP of Sales). 숫자에 강한 협상가</w:t>
-            </w:r>
-          </w:p>
-        </w:tc>
-      </w:tr>
-      <w:tr>
-        <w:tc>
-          <w:tcPr/>
-          <w:p>
-            <w:pPr>
-              <w:pStyle w:val="Compact"/>
-              <w:jc w:val="left"/>
-            </w:pPr>
-            <w:r>
-              <w:t xml:space="preserve">James Okafor</w:t>
-            </w:r>
-          </w:p>
-        </w:tc>
-        <w:tc>
-          <w:tcPr/>
-          <w:p>
-            <w:pPr>
-              <w:pStyle w:val="Compact"/>
-              <w:jc w:val="left"/>
-            </w:pPr>
-            <w:r>
-              <w:t xml:space="preserve">6부 10화</w:t>
-            </w:r>
-          </w:p>
-        </w:tc>
-        <w:tc>
-          <w:tcPr/>
-          <w:p>
-            <w:pPr>
-              <w:pStyle w:val="Compact"/>
-              <w:jc w:val="left"/>
-            </w:pPr>
-            <w:r>
-              <w:t xml:space="preserve">영국 지사장 (나이지리아계 영국인)</w:t>
-            </w:r>
-          </w:p>
-        </w:tc>
-      </w:tr>
-    </w:tbl>
-    <w:bookmarkEnd w:id="27"/>
-    <w:bookmarkStart w:id="28" w:name="경쟁자파트너외부-인물"/>
-    <w:p>
-      <w:pPr>
-        <w:pStyle w:val="Heading3"/>
-      </w:pPr>
-      <w:r>
-        <w:t xml:space="preserve">경쟁자·파트너·외부 인물</w:t>
-      </w:r>
-    </w:p>
-    <w:tbl>
-      <w:tblPr>
-        <w:tblStyle w:val="Table"/>
-        <w:tblW w:type="pct" w:w="5000"/>
-        <w:tblLook w:firstRow="1" w:lastRow="0" w:firstColumn="0" w:lastColumn="0" w:noHBand="0" w:noVBand="0" w:val="0020"/>
-        <w:jc w:val="start"/>
-      </w:tblPr>
-      <w:tblGrid>
-        <w:gridCol w:w="2640"/>
-        <w:gridCol w:w="2640"/>
-        <w:gridCol w:w="2640"/>
-      </w:tblGrid>
-      <w:tr>
-        <w:trPr>
-          <w:tblHeader w:val="true"/>
-        </w:trPr>
-        <w:tc>
-          <w:tcPr/>
-          <w:p>
-            <w:pPr>
-              <w:pStyle w:val="Compact"/>
-              <w:jc w:val="left"/>
-            </w:pPr>
-            <w:r>
-              <w:t xml:space="preserve">인물</w:t>
-            </w:r>
-          </w:p>
-        </w:tc>
-        <w:tc>
-          <w:tcPr/>
-          <w:p>
-            <w:pPr>
-              <w:pStyle w:val="Compact"/>
-              <w:jc w:val="left"/>
-            </w:pPr>
-            <w:r>
-              <w:t xml:space="preserve">소속</w:t>
-            </w:r>
-          </w:p>
-        </w:tc>
-        <w:tc>
-          <w:tcPr/>
-          <w:p>
-            <w:pPr>
-              <w:pStyle w:val="Compact"/>
-              <w:jc w:val="left"/>
-            </w:pPr>
-            <w:r>
-              <w:t xml:space="preserve">설정</w:t>
-            </w:r>
-          </w:p>
-        </w:tc>
-      </w:tr>
-      <w:tr>
-        <w:tc>
-          <w:tcPr/>
-          <w:p>
-            <w:pPr>
-              <w:pStyle w:val="Compact"/>
-              <w:jc w:val="left"/>
-            </w:pPr>
-            <w:r>
-              <w:rPr>
-                <w:bCs/>
-                <w:b/>
-              </w:rPr>
-              <w:t xml:space="preserve">Tom Brennan</w:t>
-            </w:r>
-          </w:p>
-        </w:tc>
-        <w:tc>
-          <w:tcPr/>
-          <w:p>
-            <w:pPr>
-              <w:pStyle w:val="Compact"/>
-              <w:jc w:val="left"/>
-            </w:pPr>
-            <w:r>
-              <w:t xml:space="preserve">Halvern Aesthetics 부사장</w:t>
-            </w:r>
-          </w:p>
-        </w:tc>
-        <w:tc>
-          <w:tcPr/>
-          <w:p>
-            <w:pPr>
-              <w:pStyle w:val="Compact"/>
-              <w:jc w:val="left"/>
-            </w:pPr>
-            <w:r>
-              <w:t xml:space="preserve">Noah의 전 상사 → 경쟁자. 경업금지 조항, 특허 소송, 인수 제안까지 시리즈 전체의 대립축.</w:t>
-            </w:r>
-            <w:r>
-              <w:t xml:space="preserve"> </w:t>
-            </w:r>
-            <w:r>
-              <w:t xml:space="preserve">“</w:t>
-            </w:r>
-            <w:r>
-              <w:t xml:space="preserve">Nothing personal. It’s just business.</w:t>
-            </w:r>
-            <w:r>
-              <w:t xml:space="preserve">”</w:t>
-            </w:r>
-          </w:p>
-        </w:tc>
-      </w:tr>
-      <w:tr>
-        <w:tc>
-          <w:tcPr/>
-          <w:p>
-            <w:pPr>
-              <w:pStyle w:val="Compact"/>
-              <w:jc w:val="left"/>
-            </w:pPr>
-            <w:r>
-              <w:t xml:space="preserve">Dr. Susan Park</w:t>
-            </w:r>
-          </w:p>
-        </w:tc>
-        <w:tc>
-          <w:tcPr/>
-          <w:p>
-            <w:pPr>
-              <w:pStyle w:val="Compact"/>
-              <w:jc w:val="left"/>
-            </w:pPr>
-            <w:r>
-              <w:t xml:space="preserve">FDA 심사관</w:t>
-            </w:r>
-          </w:p>
-        </w:tc>
-        <w:tc>
-          <w:tcPr/>
-          <w:p>
-            <w:pPr>
-              <w:pStyle w:val="Compact"/>
-              <w:jc w:val="left"/>
-            </w:pPr>
-            <w:r>
-              <w:t xml:space="preserve">규제기관 미팅의 상대. 격식 있고 정확한 화법</w:t>
-            </w:r>
-          </w:p>
-        </w:tc>
-      </w:tr>
-      <w:tr>
-        <w:tc>
-          <w:tcPr/>
-          <w:p>
-            <w:pPr>
-              <w:pStyle w:val="Compact"/>
-              <w:jc w:val="left"/>
-            </w:pPr>
-            <w:r>
-              <w:t xml:space="preserve">Kevin Liu</w:t>
-            </w:r>
-          </w:p>
-        </w:tc>
-        <w:tc>
-          <w:tcPr/>
-          <w:p>
-            <w:pPr>
-              <w:pStyle w:val="Compact"/>
-              <w:jc w:val="left"/>
-            </w:pPr>
-            <w:r>
-              <w:t xml:space="preserve">Meridian BioFill (뉴저지 CDMO)</w:t>
-            </w:r>
-          </w:p>
-        </w:tc>
-        <w:tc>
-          <w:tcPr/>
-          <w:p>
-            <w:pPr>
-              <w:pStyle w:val="Compact"/>
-              <w:jc w:val="left"/>
-            </w:pPr>
-            <w:r>
-              <w:t xml:space="preserve">무균 충전 위탁생산 매니저. 실용적, 관계 중시</w:t>
-            </w:r>
-          </w:p>
-        </w:tc>
-      </w:tr>
-      <w:tr>
-        <w:tc>
-          <w:tcPr/>
-          <w:p>
-            <w:pPr>
-              <w:pStyle w:val="Compact"/>
-              <w:jc w:val="left"/>
-            </w:pPr>
-            <w:r>
-              <w:t xml:space="preserve">Ben Adler</w:t>
-            </w:r>
-          </w:p>
-        </w:tc>
-        <w:tc>
-          <w:tcPr/>
-          <w:p>
-            <w:pPr>
-              <w:pStyle w:val="Compact"/>
-              <w:jc w:val="left"/>
-            </w:pPr>
-            <w:r>
-              <w:t xml:space="preserve">임상시험수탁기관(CRO) PM</w:t>
-            </w:r>
-          </w:p>
-        </w:tc>
-        <w:tc>
-          <w:tcPr/>
-          <w:p>
-            <w:pPr>
-              <w:pStyle w:val="Compact"/>
-              <w:jc w:val="left"/>
-            </w:pPr>
-            <w:r>
-              <w:t xml:space="preserve">임상 예산·일정 협상 상대</w:t>
-            </w:r>
-          </w:p>
-        </w:tc>
-      </w:tr>
-      <w:tr>
-        <w:tc>
-          <w:tcPr/>
-          <w:p>
-            <w:pPr>
-              <w:pStyle w:val="Compact"/>
-              <w:jc w:val="left"/>
-            </w:pPr>
-            <w:r>
-              <w:t xml:space="preserve">Dr. Rachel Stein</w:t>
-            </w:r>
-          </w:p>
-        </w:tc>
-        <w:tc>
-          <w:tcPr/>
-          <w:p>
-            <w:pPr>
-              <w:pStyle w:val="Compact"/>
-              <w:jc w:val="left"/>
-            </w:pPr>
-            <w:r>
-              <w:t xml:space="preserve">베벌리힐스 피부과 원장</w:t>
-            </w:r>
-          </w:p>
-        </w:tc>
-        <w:tc>
-          <w:tcPr/>
-          <w:p>
-            <w:pPr>
-              <w:pStyle w:val="Compact"/>
-              <w:jc w:val="left"/>
-            </w:pPr>
-            <w:r>
-              <w:t xml:space="preserve">업계 스타 의사(KOL). 까다로운 임상시험 책임자, 4부 출시 심포지엄 연자</w:t>
-            </w:r>
-          </w:p>
-        </w:tc>
-      </w:tr>
-      <w:tr>
-        <w:tc>
-          <w:tcPr/>
-          <w:p>
-            <w:pPr>
-              <w:pStyle w:val="Compact"/>
-              <w:jc w:val="left"/>
-            </w:pPr>
-            <w:r>
-              <w:t xml:space="preserve">Alex Rivera</w:t>
-            </w:r>
-          </w:p>
-        </w:tc>
-        <w:tc>
-          <w:tcPr/>
-          <w:p>
-            <w:pPr>
-              <w:pStyle w:val="Compact"/>
-              <w:jc w:val="left"/>
-            </w:pPr>
-            <w:r>
-              <w:t xml:space="preserve">헬스케어 전문 기자</w:t>
-            </w:r>
-          </w:p>
-        </w:tc>
-        <w:tc>
-          <w:tcPr/>
-          <w:p>
-            <w:pPr>
-              <w:pStyle w:val="Compact"/>
-              <w:jc w:val="left"/>
-            </w:pPr>
-            <w:r>
-              <w:t xml:space="preserve">승인·회수 국면의 미디어 대응 상대</w:t>
-            </w:r>
-          </w:p>
-        </w:tc>
-      </w:tr>
-      <w:tr>
-        <w:tc>
-          <w:tcPr/>
-          <w:p>
-            <w:pPr>
-              <w:pStyle w:val="Compact"/>
-              <w:jc w:val="left"/>
-            </w:pPr>
-            <w:r>
-              <w:t xml:space="preserve">Greg Holloway</w:t>
-            </w:r>
-          </w:p>
-        </w:tc>
-        <w:tc>
-          <w:tcPr/>
-          <w:p>
-            <w:pPr>
-              <w:pStyle w:val="Compact"/>
-              <w:jc w:val="left"/>
-            </w:pPr>
-            <w:r>
-              <w:t xml:space="preserve">전국 메디스파 체인 Glow Collective 구매 총괄</w:t>
-            </w:r>
-          </w:p>
-        </w:tc>
-        <w:tc>
-          <w:tcPr/>
-          <w:p>
-            <w:pPr>
-              <w:pStyle w:val="Compact"/>
-              <w:jc w:val="left"/>
-            </w:pPr>
-            <w:r>
-              <w:t xml:space="preserve">냉정한 볼륨 가격 협상가</w:t>
-            </w:r>
-          </w:p>
-        </w:tc>
-      </w:tr>
-      <w:tr>
-        <w:tc>
-          <w:tcPr/>
-          <w:p>
-            <w:pPr>
-              <w:pStyle w:val="Compact"/>
-              <w:jc w:val="left"/>
-            </w:pPr>
-            <w:r>
-              <w:t xml:space="preserve">Oliver Grant</w:t>
-            </w:r>
-          </w:p>
-        </w:tc>
-        <w:tc>
-          <w:tcPr/>
-          <w:p>
-            <w:pPr>
-              <w:pStyle w:val="Compact"/>
-              <w:jc w:val="left"/>
-            </w:pPr>
-            <w:r>
-              <w:t xml:space="preserve">영국 유통사 Grant &amp; Hale Distribution</w:t>
-            </w:r>
-          </w:p>
-        </w:tc>
-        <w:tc>
-          <w:tcPr/>
-          <w:p>
-            <w:pPr>
-              <w:pStyle w:val="Compact"/>
-              <w:jc w:val="left"/>
-            </w:pPr>
-            <w:r>
-              <w:t xml:space="preserve">파리 IMCAS 부스에서 만난다. 영국식 완곡어법의 대가.</w:t>
-            </w:r>
-            <w:r>
-              <w:t xml:space="preserve"> </w:t>
-            </w:r>
-            <w:r>
-              <w:t xml:space="preserve">“</w:t>
-            </w:r>
-            <w:r>
-              <w:t xml:space="preserve">That’s… quite interesting.</w:t>
-            </w:r>
-            <w:r>
-              <w:t xml:space="preserve">”</w:t>
-            </w:r>
-          </w:p>
-        </w:tc>
-      </w:tr>
-      <w:tr>
-        <w:tc>
-          <w:tcPr/>
-          <w:p>
-            <w:pPr>
-              <w:pStyle w:val="Compact"/>
-              <w:jc w:val="left"/>
-            </w:pPr>
-            <w:r>
-              <w:t xml:space="preserve">Katrin Weber</w:t>
-            </w:r>
-          </w:p>
-        </w:tc>
-        <w:tc>
-          <w:tcPr/>
-          <w:p>
-            <w:pPr>
-              <w:pStyle w:val="Compact"/>
-              <w:jc w:val="left"/>
-            </w:pPr>
-            <w:r>
-              <w:t xml:space="preserve">독일 규제 컨설턴트</w:t>
-            </w:r>
-          </w:p>
-        </w:tc>
-        <w:tc>
-          <w:tcPr/>
-          <w:p>
-            <w:pPr>
-              <w:pStyle w:val="Compact"/>
-              <w:jc w:val="left"/>
-            </w:pPr>
-            <w:r>
-              <w:t xml:space="preserve">유럽 의료기기 규정(MDR) 전문. 직설적·정확함</w:t>
-            </w:r>
-          </w:p>
-        </w:tc>
-      </w:tr>
-      <w:tr>
-        <w:tc>
-          <w:tcPr/>
-          <w:p>
-            <w:pPr>
-              <w:pStyle w:val="Compact"/>
-              <w:jc w:val="left"/>
-            </w:pPr>
-            <w:r>
-              <w:t xml:space="preserve">한서연 (Han Seo-yeon)</w:t>
-            </w:r>
-          </w:p>
-        </w:tc>
-        <w:tc>
-          <w:tcPr/>
-          <w:p>
-            <w:pPr>
-              <w:pStyle w:val="Compact"/>
-              <w:jc w:val="left"/>
-            </w:pPr>
-            <w:r>
-              <w:t xml:space="preserve">대양바이오 신사업 상무</w:t>
-            </w:r>
-          </w:p>
-        </w:tc>
-        <w:tc>
-          <w:tcPr/>
-          <w:p>
-            <w:pPr>
-              <w:pStyle w:val="Compact"/>
-              <w:jc w:val="left"/>
-            </w:pPr>
-            <w:r>
-              <w:t xml:space="preserve">7부 합작법인(JV) 파트너. 서울 학회 부스로 직접 찾아온다</w:t>
-            </w:r>
-          </w:p>
-        </w:tc>
-      </w:tr>
-      <w:tr>
-        <w:tc>
-          <w:tcPr/>
-          <w:p>
-            <w:pPr>
-              <w:pStyle w:val="Compact"/>
-              <w:jc w:val="left"/>
-            </w:pPr>
-            <w:r>
-              <w:t xml:space="preserve">Kenji Sato</w:t>
-            </w:r>
-          </w:p>
-        </w:tc>
-        <w:tc>
-          <w:tcPr/>
-          <w:p>
-            <w:pPr>
-              <w:pStyle w:val="Compact"/>
-              <w:jc w:val="left"/>
-            </w:pPr>
-            <w:r>
-              <w:t xml:space="preserve">일본 종합상사 헬스케어 부문</w:t>
-            </w:r>
-          </w:p>
-        </w:tc>
-        <w:tc>
-          <w:tcPr/>
-          <w:p>
-            <w:pPr>
-              <w:pStyle w:val="Compact"/>
-              <w:jc w:val="left"/>
-            </w:pPr>
-            <w:r>
-              <w:t xml:space="preserve">네마와시(사전 합의) 문화, 신중한 의사결정</w:t>
-            </w:r>
-          </w:p>
-        </w:tc>
-      </w:tr>
-    </w:tbl>
-    <w:p>
-      <w:r>
-        <w:pict>
-          <v:rect style="width:0;height:1.5pt" o:hralign="center" o:hrstd="t" o:hr="t"/>
-        </w:pict>
-      </w:r>
-    </w:p>
-    <w:bookmarkEnd w:id="28"/>
-    <w:bookmarkEnd w:id="29"/>
-    <w:bookmarkStart w:id="31" w:name="대본-형식-규칙"/>
-    <w:p>
-      <w:pPr>
-        <w:pStyle w:val="Heading2"/>
-      </w:pPr>
-      <w:r>
-        <w:t xml:space="preserve">3. 대본 형식 규칙</w:t>
-      </w:r>
-    </w:p>
-    <w:p>
-      <w:pPr>
-        <w:numPr>
-          <w:ilvl w:val="0"/>
-          <w:numId w:val="1004"/>
-        </w:numPr>
-        <w:pStyle w:val="Compact"/>
-      </w:pPr>
-      <w:r>
-        <w:rPr>
-          <w:bCs/>
-          <w:b/>
-        </w:rPr>
-        <w:t xml:space="preserve">지문(내레이션) 없음.</w:t>
-      </w:r>
-      <w:r>
-        <w:t xml:space="preserve"> </w:t>
-      </w:r>
-      <w:r>
-        <w:t xml:space="preserve">모든 정보는 대사로 전달. 장면 전환도 대사로 암시.</w:t>
-      </w:r>
-    </w:p>
-    <w:p>
-      <w:pPr>
-        <w:numPr>
-          <w:ilvl w:val="0"/>
-          <w:numId w:val="1004"/>
-        </w:numPr>
-        <w:pStyle w:val="Compact"/>
-      </w:pPr>
-      <w:r>
-        <w:t xml:space="preserve">각 턴은</w:t>
-      </w:r>
-      <w:r>
-        <w:t xml:space="preserve"> </w:t>
-      </w:r>
-      <w:r>
-        <w:rPr>
-          <w:rStyle w:val="VerbatimChar"/>
-        </w:rPr>
-        <w:t xml:space="preserve">번호. 화자명(대문자): 영어 대사</w:t>
-      </w:r>
-      <w:r>
-        <w:t xml:space="preserve"> </w:t>
-      </w:r>
-      <w:r>
-        <w:t xml:space="preserve">+ 다음 줄에</w:t>
-      </w:r>
-      <w:r>
-        <w:t xml:space="preserve"> </w:t>
-      </w:r>
-      <w:r>
-        <w:rPr>
-          <w:rStyle w:val="VerbatimChar"/>
-        </w:rPr>
-        <w:t xml:space="preserve">한국어 화자명: 번역</w:t>
-      </w:r>
-      <w:r>
-        <w:t xml:space="preserve">.</w:t>
-      </w:r>
-    </w:p>
-    <w:p>
-      <w:pPr>
-        <w:numPr>
-          <w:ilvl w:val="0"/>
-          <w:numId w:val="1004"/>
-        </w:numPr>
-        <w:pStyle w:val="Compact"/>
-      </w:pPr>
-      <w:r>
-        <w:rPr>
-          <w:bCs/>
-          <w:b/>
-        </w:rPr>
-        <w:t xml:space="preserve">1턴 = 영어 15단어 이내</w:t>
-      </w:r>
-      <w:r>
-        <w:t xml:space="preserve"> </w:t>
-      </w:r>
-      <w:r>
-        <w:t xml:space="preserve">(1~4부). 5~7부는 20단어 이내 허용. 이메일·발표문·계약 조항·FDA 서한 낭독은 화당 2회까지 예외(최대 40단어).</w:t>
-      </w:r>
-    </w:p>
-    <w:p>
-      <w:pPr>
-        <w:numPr>
-          <w:ilvl w:val="0"/>
-          <w:numId w:val="1004"/>
-        </w:numPr>
-        <w:pStyle w:val="Compact"/>
-      </w:pPr>
-      <w:r>
-        <w:rPr>
-          <w:bCs/>
-          <w:b/>
-        </w:rPr>
-        <w:t xml:space="preserve">120턴 구성:</w:t>
-      </w:r>
-      <w:r>
-        <w:t xml:space="preserve"> </w:t>
-      </w:r>
-      <w:r>
-        <w:t xml:space="preserve">도입 15 · 장면1 35 · 장면2 30 · 절정·전환 25 · 마무리 15.</w:t>
-      </w:r>
-    </w:p>
-    <w:p>
-      <w:pPr>
-        <w:numPr>
-          <w:ilvl w:val="0"/>
-          <w:numId w:val="1004"/>
-        </w:numPr>
-        <w:pStyle w:val="Compact"/>
-      </w:pPr>
-      <w:r>
-        <w:t xml:space="preserve">화 머리에 「표기 전용 정보」(부/화, 배경, 등장인물, 비즈니스 스킬, 난이도, 복선)를 둔다.</w:t>
-      </w:r>
-    </w:p>
-    <w:p>
-      <w:pPr>
-        <w:numPr>
-          <w:ilvl w:val="0"/>
-          <w:numId w:val="1004"/>
-        </w:numPr>
-        <w:pStyle w:val="Compact"/>
-      </w:pPr>
-      <w:r>
-        <w:t xml:space="preserve">화 말미 학습 부록: ① 핵심 표현 10개 ② 비즈니스 컬처 노트 1개 ③ 실무 템플릿 1개(이메일·회의록·슬라이드 문구 등).</w:t>
-      </w:r>
-    </w:p>
-    <w:p>
-      <w:pPr>
-        <w:numPr>
-          <w:ilvl w:val="0"/>
-          <w:numId w:val="1004"/>
-        </w:numPr>
-        <w:pStyle w:val="Compact"/>
-      </w:pPr>
-      <w:r>
-        <w:rPr>
-          <w:bCs/>
-          <w:b/>
-        </w:rPr>
-        <w:t xml:space="preserve">의학·규제 용어는 처음 등장할 때 대사 안에서 풀어 설명한다.</w:t>
-      </w:r>
-      <w:r>
-        <w:t xml:space="preserve"> </w:t>
-      </w:r>
-      <w:r>
-        <w:t xml:space="preserve">(예:</w:t>
-      </w:r>
-      <w:r>
-        <w:t xml:space="preserve"> </w:t>
-      </w:r>
-      <w:r>
-        <w:t xml:space="preserve">“</w:t>
-      </w:r>
-      <w:r>
-        <w:t xml:space="preserve">PMA — premarket approval. The hardest path the FDA has.</w:t>
-      </w:r>
-      <w:r>
-        <w:t xml:space="preserve">”</w:t>
-      </w:r>
-      <w:r>
-        <w:t xml:space="preserve">)</w:t>
-      </w:r>
-    </w:p>
-    <w:bookmarkStart w:id="30" w:name="난이도-곡선"/>
-    <w:p>
-      <w:pPr>
-        <w:pStyle w:val="Heading3"/>
-      </w:pPr>
-      <w:r>
-        <w:t xml:space="preserve">난이도 곡선</w:t>
+        <w:t xml:space="preserve">공동창업자 (Veyra 4인방)</w:t>
       </w:r>
     </w:p>
     <w:tbl>
@@ -3191,393 +1467,1575 @@
               <w:jc w:val="left"/>
             </w:pPr>
             <w:r>
-              <w:t xml:space="preserve">부</w:t>
-            </w:r>
-          </w:p>
-        </w:tc>
-        <w:tc>
-          <w:tcPr/>
-          <w:p>
-            <w:pPr>
-              <w:pStyle w:val="Compact"/>
-              <w:jc w:val="left"/>
-            </w:pPr>
-            <w:r>
-              <w:t xml:space="preserve">난이도</w:t>
-            </w:r>
-          </w:p>
-        </w:tc>
-        <w:tc>
-          <w:tcPr/>
-          <w:p>
-            <w:pPr>
-              <w:pStyle w:val="Compact"/>
-              <w:jc w:val="left"/>
-            </w:pPr>
-            <w:r>
-              <w:t xml:space="preserve">어휘 영역</w:t>
-            </w:r>
-          </w:p>
-        </w:tc>
-        <w:tc>
-          <w:tcPr/>
-          <w:p>
-            <w:pPr>
-              <w:pStyle w:val="Compact"/>
-              <w:jc w:val="left"/>
-            </w:pPr>
-            <w:r>
-              <w:t xml:space="preserve">문장 특징</w:t>
-            </w:r>
-          </w:p>
-        </w:tc>
-      </w:tr>
-      <w:tr>
-        <w:tc>
-          <w:tcPr/>
-          <w:p>
-            <w:pPr>
-              <w:pStyle w:val="Compact"/>
-              <w:jc w:val="left"/>
-            </w:pPr>
-            <w:r>
-              <w:t xml:space="preserve">1부</w:t>
-            </w:r>
-          </w:p>
-        </w:tc>
-        <w:tc>
-          <w:tcPr/>
-          <w:p>
-            <w:pPr>
-              <w:pStyle w:val="Compact"/>
-              <w:jc w:val="left"/>
-            </w:pPr>
-            <w:r>
-              <w:t xml:space="preserve">B1</w:t>
-            </w:r>
-          </w:p>
-        </w:tc>
-        <w:tc>
-          <w:tcPr/>
-          <w:p>
-            <w:pPr>
-              <w:pStyle w:val="Compact"/>
-              <w:jc w:val="left"/>
-            </w:pPr>
-            <w:r>
-              <w:t xml:space="preserve">아이디어·회의·기본 재무·기초 의학</w:t>
-            </w:r>
-          </w:p>
-        </w:tc>
-        <w:tc>
-          <w:tcPr/>
-          <w:p>
-            <w:pPr>
-              <w:pStyle w:val="Compact"/>
-              <w:jc w:val="left"/>
-            </w:pPr>
-            <w:r>
-              <w:t xml:space="preserve">짧은 구어체, 기본 시제, 제안·동의 표현</w:t>
-            </w:r>
-          </w:p>
-        </w:tc>
-      </w:tr>
-      <w:tr>
-        <w:tc>
-          <w:tcPr/>
-          <w:p>
-            <w:pPr>
-              <w:pStyle w:val="Compact"/>
-              <w:jc w:val="left"/>
-            </w:pPr>
-            <w:r>
-              <w:t xml:space="preserve">2부</w:t>
-            </w:r>
-          </w:p>
-        </w:tc>
-        <w:tc>
-          <w:tcPr/>
-          <w:p>
-            <w:pPr>
-              <w:pStyle w:val="Compact"/>
-              <w:jc w:val="left"/>
-            </w:pPr>
-            <w:r>
-              <w:t xml:space="preserve">B1+</w:t>
-            </w:r>
-          </w:p>
-        </w:tc>
-        <w:tc>
-          <w:tcPr/>
-          <w:p>
-            <w:pPr>
-              <w:pStyle w:val="Compact"/>
-              <w:jc w:val="left"/>
-            </w:pPr>
-            <w:r>
-              <w:t xml:space="preserve">연구개발·제조·임상·투자 기초</w:t>
-            </w:r>
-          </w:p>
-        </w:tc>
-        <w:tc>
-          <w:tcPr/>
-          <w:p>
-            <w:pPr>
-              <w:pStyle w:val="Compact"/>
-              <w:jc w:val="left"/>
-            </w:pPr>
-            <w:r>
-              <w:t xml:space="preserve">조건문, 수동태(공정·시험 설명), 숫자 읽기</w:t>
-            </w:r>
-          </w:p>
-        </w:tc>
-      </w:tr>
-      <w:tr>
-        <w:tc>
-          <w:tcPr/>
-          <w:p>
-            <w:pPr>
-              <w:pStyle w:val="Compact"/>
-              <w:jc w:val="left"/>
-            </w:pPr>
-            <w:r>
-              <w:t xml:space="preserve">3부</w:t>
-            </w:r>
-          </w:p>
-        </w:tc>
-        <w:tc>
-          <w:tcPr/>
-          <w:p>
-            <w:pPr>
-              <w:pStyle w:val="Compact"/>
-              <w:jc w:val="left"/>
-            </w:pPr>
-            <w:r>
-              <w:t xml:space="preserve">B2</w:t>
-            </w:r>
-          </w:p>
-        </w:tc>
-        <w:tc>
-          <w:tcPr/>
-          <w:p>
-            <w:pPr>
-              <w:pStyle w:val="Compact"/>
-              <w:jc w:val="left"/>
-            </w:pPr>
-            <w:r>
-              <w:t xml:space="preserve">규제·가격·브랜드·영업 준비</w:t>
-            </w:r>
-          </w:p>
-        </w:tc>
-        <w:tc>
-          <w:tcPr/>
-          <w:p>
-            <w:pPr>
-              <w:pStyle w:val="Compact"/>
-              <w:jc w:val="left"/>
-            </w:pPr>
-            <w:r>
-              <w:t xml:space="preserve">격식체, 설명·설득 표현</w:t>
-            </w:r>
-          </w:p>
-        </w:tc>
-      </w:tr>
-      <w:tr>
-        <w:tc>
-          <w:tcPr/>
-          <w:p>
-            <w:pPr>
-              <w:pStyle w:val="Compact"/>
-              <w:jc w:val="left"/>
-            </w:pPr>
-            <w:r>
-              <w:t xml:space="preserve">4부</w:t>
-            </w:r>
-          </w:p>
-        </w:tc>
-        <w:tc>
-          <w:tcPr/>
-          <w:p>
-            <w:pPr>
-              <w:pStyle w:val="Compact"/>
-              <w:jc w:val="left"/>
-            </w:pPr>
-            <w:r>
-              <w:t xml:space="preserve">B2</w:t>
-            </w:r>
-          </w:p>
-        </w:tc>
-        <w:tc>
-          <w:tcPr/>
-          <w:p>
-            <w:pPr>
-              <w:pStyle w:val="Compact"/>
-              <w:jc w:val="left"/>
-            </w:pPr>
-            <w:r>
-              <w:t xml:space="preserve">학회·영업·마케팅·위기관리</w:t>
-            </w:r>
-          </w:p>
-        </w:tc>
-        <w:tc>
-          <w:tcPr/>
-          <w:p>
-            <w:pPr>
-              <w:pStyle w:val="Compact"/>
-              <w:jc w:val="left"/>
-            </w:pPr>
-            <w:r>
-              <w:t xml:space="preserve">발표체, 사과·책임 표현, 반론 처리</w:t>
-            </w:r>
-          </w:p>
-        </w:tc>
-      </w:tr>
-      <w:tr>
-        <w:tc>
-          <w:tcPr/>
-          <w:p>
-            <w:pPr>
-              <w:pStyle w:val="Compact"/>
-              <w:jc w:val="left"/>
-            </w:pPr>
-            <w:r>
-              <w:t xml:space="preserve">5부</w:t>
-            </w:r>
-          </w:p>
-        </w:tc>
-        <w:tc>
-          <w:tcPr/>
-          <w:p>
-            <w:pPr>
-              <w:pStyle w:val="Compact"/>
-              <w:jc w:val="left"/>
-            </w:pPr>
-            <w:r>
-              <w:t xml:space="preserve">B2</w:t>
-            </w:r>
-          </w:p>
-        </w:tc>
-        <w:tc>
-          <w:tcPr/>
-          <w:p>
-            <w:pPr>
-              <w:pStyle w:val="Compact"/>
-              <w:jc w:val="left"/>
-            </w:pPr>
-            <w:r>
-              <w:t xml:space="preserve">협상·법무·재무지표·소비자 채널</w:t>
-            </w:r>
-          </w:p>
-        </w:tc>
-        <w:tc>
-          <w:tcPr/>
-          <w:p>
-            <w:pPr>
-              <w:pStyle w:val="Compact"/>
-              <w:jc w:val="left"/>
-            </w:pPr>
-            <w:r>
-              <w:t xml:space="preserve">협상 화법, 가정법, 보고체</w:t>
-            </w:r>
-          </w:p>
-        </w:tc>
-      </w:tr>
-      <w:tr>
-        <w:tc>
-          <w:tcPr/>
-          <w:p>
-            <w:pPr>
-              <w:pStyle w:val="Compact"/>
-              <w:jc w:val="left"/>
-            </w:pPr>
-            <w:r>
-              <w:t xml:space="preserve">6부</w:t>
-            </w:r>
-          </w:p>
-        </w:tc>
-        <w:tc>
-          <w:tcPr/>
-          <w:p>
-            <w:pPr>
-              <w:pStyle w:val="Compact"/>
-              <w:jc w:val="left"/>
-            </w:pPr>
-            <w:r>
-              <w:t xml:space="preserve">B2+</w:t>
-            </w:r>
-          </w:p>
-        </w:tc>
-        <w:tc>
-          <w:tcPr/>
-          <w:p>
-            <w:pPr>
-              <w:pStyle w:val="Compact"/>
-              <w:jc w:val="left"/>
-            </w:pPr>
-            <w:r>
-              <w:t xml:space="preserve">국제 전시·계약·규제·문화 차이</w:t>
-            </w:r>
-          </w:p>
-        </w:tc>
-        <w:tc>
-          <w:tcPr/>
-          <w:p>
-            <w:pPr>
-              <w:pStyle w:val="Compact"/>
-              <w:jc w:val="left"/>
-            </w:pPr>
-            <w:r>
-              <w:t xml:space="preserve">영국식 완곡어법, 격식체, 함의 읽기</w:t>
-            </w:r>
-          </w:p>
-        </w:tc>
-      </w:tr>
-      <w:tr>
-        <w:tc>
-          <w:tcPr/>
-          <w:p>
-            <w:pPr>
-              <w:pStyle w:val="Compact"/>
-              <w:jc w:val="left"/>
-            </w:pPr>
-            <w:r>
-              <w:t xml:space="preserve">7부</w:t>
-            </w:r>
-          </w:p>
-        </w:tc>
-        <w:tc>
-          <w:tcPr/>
-          <w:p>
-            <w:pPr>
-              <w:pStyle w:val="Compact"/>
-              <w:jc w:val="left"/>
-            </w:pPr>
-            <w:r>
-              <w:t xml:space="preserve">C1</w:t>
-            </w:r>
-          </w:p>
-        </w:tc>
-        <w:tc>
-          <w:tcPr/>
-          <w:p>
-            <w:pPr>
-              <w:pStyle w:val="Compact"/>
-              <w:jc w:val="left"/>
-            </w:pPr>
-            <w:r>
-              <w:t xml:space="preserve">M&amp;A·이사회·리더십</w:t>
-            </w:r>
-          </w:p>
-        </w:tc>
-        <w:tc>
-          <w:tcPr/>
-          <w:p>
-            <w:pPr>
-              <w:pStyle w:val="Compact"/>
-              <w:jc w:val="left"/>
-            </w:pPr>
-            <w:r>
-              <w:t xml:space="preserve">고난도 협상, 설득, 연설체</w:t>
+              <w:t xml:space="preserve">인물</w:t>
+            </w:r>
+          </w:p>
+        </w:tc>
+        <w:tc>
+          <w:tcPr/>
+          <w:p>
+            <w:pPr>
+              <w:pStyle w:val="Compact"/>
+              <w:jc w:val="left"/>
+            </w:pPr>
+            <w:r>
+              <w:t xml:space="preserve">나이 / 직책</w:t>
+            </w:r>
+          </w:p>
+        </w:tc>
+        <w:tc>
+          <w:tcPr/>
+          <w:p>
+            <w:pPr>
+              <w:pStyle w:val="Compact"/>
+              <w:jc w:val="left"/>
+            </w:pPr>
+            <w:r>
+              <w:t xml:space="preserve">설정</w:t>
+            </w:r>
+          </w:p>
+        </w:tc>
+        <w:tc>
+          <w:tcPr/>
+          <w:p>
+            <w:pPr>
+              <w:pStyle w:val="Compact"/>
+              <w:jc w:val="left"/>
+            </w:pPr>
+            <w:r>
+              <w:t xml:space="preserve">말버릇 (반복 표현)</w:t>
+            </w:r>
+          </w:p>
+        </w:tc>
+      </w:tr>
+      <w:tr>
+        <w:tc>
+          <w:tcPr/>
+          <w:p>
+            <w:pPr>
+              <w:pStyle w:val="Compact"/>
+              <w:jc w:val="left"/>
+            </w:pPr>
+            <w:r>
+              <w:rPr>
+                <w:bCs/>
+                <w:b/>
+              </w:rPr>
+              <w:t xml:space="preserve">Noah Bennett</w:t>
+            </w:r>
+            <w:r>
+              <w:t xml:space="preserve"> </w:t>
+            </w:r>
+            <w:r>
+              <w:t xml:space="preserve">(주인공)</w:t>
+            </w:r>
+          </w:p>
+        </w:tc>
+        <w:tc>
+          <w:tcPr/>
+          <w:p>
+            <w:pPr>
+              <w:pStyle w:val="Compact"/>
+              <w:jc w:val="left"/>
+            </w:pPr>
+            <w:r>
+              <w:t xml:space="preserve">32 / CEO</w:t>
+            </w:r>
+          </w:p>
+        </w:tc>
+        <w:tc>
+          <w:tcPr/>
+          <w:p>
+            <w:pPr>
+              <w:pStyle w:val="Compact"/>
+              <w:jc w:val="left"/>
+            </w:pPr>
+            <w:r>
+              <w:t xml:space="preserve">대형 제약사 Halvern의 미용 사업부 필러 브랜드 매니저. 여동생의 필러 부작용을 응급실에서 지켜본 뒤 창업 결심. 아이디어는 늘 냅킨에 그린다. 낙관적이지만 갈등 회피형 → 성장 서사의 축.</w:t>
+            </w:r>
+          </w:p>
+        </w:tc>
+        <w:tc>
+          <w:tcPr/>
+          <w:p>
+            <w:pPr>
+              <w:pStyle w:val="Compact"/>
+              <w:jc w:val="left"/>
+            </w:pPr>
+            <w:r>
+              <w:t xml:space="preserve">“</w:t>
+            </w:r>
+            <w:r>
+              <w:t xml:space="preserve">Here’s the thing.</w:t>
+            </w:r>
+            <w:r>
+              <w:t xml:space="preserve">”</w:t>
+            </w:r>
+            <w:r>
+              <w:t xml:space="preserve"> </w:t>
+            </w:r>
+            <w:r>
+              <w:t xml:space="preserve">/</w:t>
+            </w:r>
+            <w:r>
+              <w:t xml:space="preserve"> </w:t>
+            </w:r>
+            <w:r>
+              <w:t xml:space="preserve">“</w:t>
+            </w:r>
+            <w:r>
+              <w:t xml:space="preserve">Let’s back up a second.</w:t>
+            </w:r>
+            <w:r>
+              <w:t xml:space="preserve">”</w:t>
+            </w:r>
+          </w:p>
+        </w:tc>
+      </w:tr>
+      <w:tr>
+        <w:tc>
+          <w:tcPr/>
+          <w:p>
+            <w:pPr>
+              <w:pStyle w:val="Compact"/>
+              <w:jc w:val="left"/>
+            </w:pPr>
+            <w:r>
+              <w:rPr>
+                <w:bCs/>
+                <w:b/>
+              </w:rPr>
+              <w:t xml:space="preserve">Priya Raman</w:t>
+            </w:r>
+          </w:p>
+        </w:tc>
+        <w:tc>
+          <w:tcPr/>
+          <w:p>
+            <w:pPr>
+              <w:pStyle w:val="Compact"/>
+              <w:jc w:val="left"/>
+            </w:pPr>
+            <w:r>
+              <w:t xml:space="preserve">32 / CTO</w:t>
+            </w:r>
+          </w:p>
+        </w:tc>
+        <w:tc>
+          <w:tcPr/>
+          <w:p>
+            <w:pPr>
+              <w:pStyle w:val="Compact"/>
+              <w:jc w:val="left"/>
+            </w:pPr>
+            <w:r>
+              <w:t xml:space="preserve">UT Austin 생체재료 박사. 박사 논문 주제가 HA 가교 구조. Halvern R&amp;D 연구원, 인도 출신으로 H-1B 비자 문제를 안고 합류. 직설적, 데이터 없는 주장을 싫어함.</w:t>
+            </w:r>
+          </w:p>
+        </w:tc>
+        <w:tc>
+          <w:tcPr/>
+          <w:p>
+            <w:pPr>
+              <w:pStyle w:val="Compact"/>
+              <w:jc w:val="left"/>
+            </w:pPr>
+            <w:r>
+              <w:t xml:space="preserve">“</w:t>
+            </w:r>
+            <w:r>
+              <w:t xml:space="preserve">Show me the data.</w:t>
+            </w:r>
+            <w:r>
+              <w:t xml:space="preserve">”</w:t>
+            </w:r>
+            <w:r>
+              <w:t xml:space="preserve"> </w:t>
+            </w:r>
+            <w:r>
+              <w:t xml:space="preserve">/</w:t>
+            </w:r>
+            <w:r>
+              <w:t xml:space="preserve"> </w:t>
+            </w:r>
+            <w:r>
+              <w:t xml:space="preserve">“</w:t>
+            </w:r>
+            <w:r>
+              <w:t xml:space="preserve">Define</w:t>
+            </w:r>
+            <w:r>
+              <w:t xml:space="preserve"> </w:t>
+            </w:r>
+            <w:r>
+              <w:t xml:space="preserve">‘</w:t>
+            </w:r>
+            <w:r>
+              <w:t xml:space="preserve">basically</w:t>
+            </w:r>
+            <w:r>
+              <w:t xml:space="preserve">’</w:t>
+            </w:r>
+            <w:r>
+              <w:t xml:space="preserve">.</w:t>
+            </w:r>
+            <w:r>
+              <w:t xml:space="preserve">”</w:t>
+            </w:r>
+          </w:p>
+        </w:tc>
+      </w:tr>
+      <w:tr>
+        <w:tc>
+          <w:tcPr/>
+          <w:p>
+            <w:pPr>
+              <w:pStyle w:val="Compact"/>
+              <w:jc w:val="left"/>
+            </w:pPr>
+            <w:r>
+              <w:rPr>
+                <w:bCs/>
+                <w:b/>
+              </w:rPr>
+              <w:t xml:space="preserve">Marcus Webb</w:t>
+            </w:r>
+          </w:p>
+        </w:tc>
+        <w:tc>
+          <w:tcPr/>
+          <w:p>
+            <w:pPr>
+              <w:pStyle w:val="Compact"/>
+              <w:jc w:val="left"/>
+            </w:pPr>
+            <w:r>
+              <w:t xml:space="preserve">42 / COO</w:t>
+            </w:r>
+          </w:p>
+        </w:tc>
+        <w:tc>
+          <w:tcPr/>
+          <w:p>
+            <w:pPr>
+              <w:pStyle w:val="Compact"/>
+              <w:jc w:val="left"/>
+            </w:pPr>
+            <w:r>
+              <w:t xml:space="preserve">육군 군수장교 → 무균 주사제 위탁생산사(CDMO) 생산 매니저. 공급망·품질 담당. 현실주의자, 군대식 표현.</w:t>
+            </w:r>
+          </w:p>
+        </w:tc>
+        <w:tc>
+          <w:tcPr/>
+          <w:p>
+            <w:pPr>
+              <w:pStyle w:val="Compact"/>
+              <w:jc w:val="left"/>
+            </w:pPr>
+            <w:r>
+              <w:t xml:space="preserve">“</w:t>
+            </w:r>
+            <w:r>
+              <w:t xml:space="preserve">Copy that.</w:t>
+            </w:r>
+            <w:r>
+              <w:t xml:space="preserve">”</w:t>
+            </w:r>
+            <w:r>
+              <w:t xml:space="preserve"> </w:t>
+            </w:r>
+            <w:r>
+              <w:t xml:space="preserve">/</w:t>
+            </w:r>
+            <w:r>
+              <w:t xml:space="preserve"> </w:t>
+            </w:r>
+            <w:r>
+              <w:t xml:space="preserve">“</w:t>
+            </w:r>
+            <w:r>
+              <w:t xml:space="preserve">Two is one, one is none.</w:t>
+            </w:r>
+            <w:r>
+              <w:t xml:space="preserve">”</w:t>
+            </w:r>
+            <w:r>
+              <w:t xml:space="preserve"> </w:t>
+            </w:r>
+            <w:r>
+              <w:t xml:space="preserve">(백업이 없으면 없는 것과 같다)</w:t>
+            </w:r>
+          </w:p>
+        </w:tc>
+      </w:tr>
+      <w:tr>
+        <w:tc>
+          <w:tcPr/>
+          <w:p>
+            <w:pPr>
+              <w:pStyle w:val="Compact"/>
+              <w:jc w:val="left"/>
+            </w:pPr>
+            <w:r>
+              <w:rPr>
+                <w:bCs/>
+                <w:b/>
+              </w:rPr>
+              <w:t xml:space="preserve">Dr. Elena Ruiz</w:t>
+            </w:r>
+          </w:p>
+        </w:tc>
+        <w:tc>
+          <w:tcPr/>
+          <w:p>
+            <w:pPr>
+              <w:pStyle w:val="Compact"/>
+              <w:jc w:val="left"/>
+            </w:pPr>
+            <w:r>
+              <w:t xml:space="preserve">45 / CMO</w:t>
+            </w:r>
+          </w:p>
+        </w:tc>
+        <w:tc>
+          <w:tcPr/>
+          <w:p>
+            <w:pPr>
+              <w:pStyle w:val="Compact"/>
+              <w:jc w:val="left"/>
+            </w:pPr>
+            <w:r>
+              <w:t xml:space="preserve">피부과 전문의. 1화에서 Lily의 응급 처치를 맡은 당직의. 임상시험 책임자이자 의사 커뮤니티와의 다리. 안전에 관해선 절대 타협하지 않음.</w:t>
+            </w:r>
+          </w:p>
+        </w:tc>
+        <w:tc>
+          <w:tcPr/>
+          <w:p>
+            <w:pPr>
+              <w:pStyle w:val="Compact"/>
+              <w:jc w:val="left"/>
+            </w:pPr>
+            <w:r>
+              <w:t xml:space="preserve">“</w:t>
+            </w:r>
+            <w:r>
+              <w:t xml:space="preserve">First, do no harm.</w:t>
+            </w:r>
+            <w:r>
+              <w:t xml:space="preserve">”</w:t>
+            </w:r>
+            <w:r>
+              <w:t xml:space="preserve"> </w:t>
+            </w:r>
+            <w:r>
+              <w:t xml:space="preserve">/</w:t>
+            </w:r>
+            <w:r>
+              <w:t xml:space="preserve"> </w:t>
+            </w:r>
+            <w:r>
+              <w:t xml:space="preserve">“</w:t>
+            </w:r>
+            <w:r>
+              <w:t xml:space="preserve">Not on my patients.</w:t>
+            </w:r>
+            <w:r>
+              <w:t xml:space="preserve">”</w:t>
+            </w:r>
+          </w:p>
+        </w:tc>
+      </w:tr>
+    </w:tbl>
+    <w:bookmarkEnd w:id="25"/>
+    <w:bookmarkStart w:id="26" w:name="가족조력자"/>
+    <w:p>
+      <w:pPr>
+        <w:pStyle w:val="Heading3"/>
+      </w:pPr>
+      <w:r>
+        <w:t xml:space="preserve">가족·조력자</w:t>
+      </w:r>
+    </w:p>
+    <w:tbl>
+      <w:tblPr>
+        <w:tblStyle w:val="Table"/>
+        <w:tblW w:type="pct" w:w="5000"/>
+        <w:tblLook w:firstRow="1" w:lastRow="0" w:firstColumn="0" w:lastColumn="0" w:noHBand="0" w:noVBand="0" w:val="0020"/>
+        <w:jc w:val="start"/>
+      </w:tblPr>
+      <w:tblGrid>
+        <w:gridCol w:w="2640"/>
+        <w:gridCol w:w="2640"/>
+        <w:gridCol w:w="2640"/>
+      </w:tblGrid>
+      <w:tr>
+        <w:trPr>
+          <w:tblHeader w:val="true"/>
+        </w:trPr>
+        <w:tc>
+          <w:tcPr/>
+          <w:p>
+            <w:pPr>
+              <w:pStyle w:val="Compact"/>
+              <w:jc w:val="left"/>
+            </w:pPr>
+            <w:r>
+              <w:t xml:space="preserve">인물</w:t>
+            </w:r>
+          </w:p>
+        </w:tc>
+        <w:tc>
+          <w:tcPr/>
+          <w:p>
+            <w:pPr>
+              <w:pStyle w:val="Compact"/>
+              <w:jc w:val="left"/>
+            </w:pPr>
+            <w:r>
+              <w:t xml:space="preserve">역할</w:t>
+            </w:r>
+          </w:p>
+        </w:tc>
+        <w:tc>
+          <w:tcPr/>
+          <w:p>
+            <w:pPr>
+              <w:pStyle w:val="Compact"/>
+              <w:jc w:val="left"/>
+            </w:pPr>
+            <w:r>
+              <w:t xml:space="preserve">설정 / 말버릇</w:t>
+            </w:r>
+          </w:p>
+        </w:tc>
+      </w:tr>
+      <w:tr>
+        <w:tc>
+          <w:tcPr/>
+          <w:p>
+            <w:pPr>
+              <w:pStyle w:val="Compact"/>
+              <w:jc w:val="left"/>
+            </w:pPr>
+            <w:r>
+              <w:rPr>
+                <w:bCs/>
+                <w:b/>
+              </w:rPr>
+              <w:t xml:space="preserve">Lily Bennett</w:t>
+            </w:r>
+          </w:p>
+        </w:tc>
+        <w:tc>
+          <w:tcPr/>
+          <w:p>
+            <w:pPr>
+              <w:pStyle w:val="Compact"/>
+              <w:jc w:val="left"/>
+            </w:pPr>
+            <w:r>
+              <w:t xml:space="preserve">Noah의 여동생 (27)</w:t>
+            </w:r>
+          </w:p>
+        </w:tc>
+        <w:tc>
+          <w:tcPr/>
+          <w:p>
+            <w:pPr>
+              <w:pStyle w:val="Compact"/>
+              <w:jc w:val="left"/>
+            </w:pPr>
+            <w:r>
+              <w:t xml:space="preserve">그래픽 디자이너. 메디스파 필러 부작용으로 코끝에 흉터가 남았다. Veyra 로고를 디자인하고, 회사의</w:t>
+            </w:r>
+            <w:r>
+              <w:t xml:space="preserve"> </w:t>
+            </w:r>
+            <w:r>
+              <w:t xml:space="preserve">“</w:t>
+            </w:r>
+            <w:r>
+              <w:t xml:space="preserve">이유</w:t>
+            </w:r>
+            <w:r>
+              <w:t xml:space="preserve">”</w:t>
+            </w:r>
+            <w:r>
+              <w:t xml:space="preserve">로 남는다.</w:t>
+            </w:r>
+            <w:r>
+              <w:t xml:space="preserve"> </w:t>
+            </w:r>
+            <w:r>
+              <w:t xml:space="preserve">“</w:t>
+            </w:r>
+            <w:r>
+              <w:t xml:space="preserve">I’m not your marketing story, Noah.</w:t>
+            </w:r>
+            <w:r>
+              <w:t xml:space="preserve">”</w:t>
+            </w:r>
+          </w:p>
+        </w:tc>
+      </w:tr>
+      <w:tr>
+        <w:tc>
+          <w:tcPr/>
+          <w:p>
+            <w:pPr>
+              <w:pStyle w:val="Compact"/>
+              <w:jc w:val="left"/>
+            </w:pPr>
+            <w:r>
+              <w:rPr>
+                <w:bCs/>
+                <w:b/>
+              </w:rPr>
+              <w:t xml:space="preserve">Claire Morgan</w:t>
+            </w:r>
+          </w:p>
+        </w:tc>
+        <w:tc>
+          <w:tcPr/>
+          <w:p>
+            <w:pPr>
+              <w:pStyle w:val="Compact"/>
+              <w:jc w:val="left"/>
+            </w:pPr>
+            <w:r>
+              <w:t xml:space="preserve">Noah의 연인 (후에 약혼자)</w:t>
+            </w:r>
+          </w:p>
+        </w:tc>
+        <w:tc>
+          <w:tcPr/>
+          <w:p>
+            <w:pPr>
+              <w:pStyle w:val="Compact"/>
+              <w:jc w:val="left"/>
+            </w:pPr>
+            <w:r>
+              <w:t xml:space="preserve">초등학교 교사. 일과 삶의 균형 서사 담당.</w:t>
+            </w:r>
+          </w:p>
+        </w:tc>
+      </w:tr>
+      <w:tr>
+        <w:tc>
+          <w:tcPr/>
+          <w:p>
+            <w:pPr>
+              <w:pStyle w:val="Compact"/>
+              <w:jc w:val="left"/>
+            </w:pPr>
+            <w:r>
+              <w:rPr>
+                <w:bCs/>
+                <w:b/>
+              </w:rPr>
+              <w:t xml:space="preserve">Elaine Choi</w:t>
+            </w:r>
+          </w:p>
+        </w:tc>
+        <w:tc>
+          <w:tcPr/>
+          <w:p>
+            <w:pPr>
+              <w:pStyle w:val="Compact"/>
+              <w:jc w:val="left"/>
+            </w:pPr>
+            <w:r>
+              <w:t xml:space="preserve">엔젤 투자자·멘토</w:t>
+            </w:r>
+          </w:p>
+        </w:tc>
+        <w:tc>
+          <w:tcPr/>
+          <w:p>
+            <w:pPr>
+              <w:pStyle w:val="Compact"/>
+              <w:jc w:val="left"/>
+            </w:pPr>
+            <w:r>
+              <w:t xml:space="preserve">한국계 미국인, 의료기기 창업 후 엑시트 경험.</w:t>
+            </w:r>
+            <w:r>
+              <w:t xml:space="preserve"> </w:t>
+            </w:r>
+            <w:r>
+              <w:t xml:space="preserve">“</w:t>
+            </w:r>
+            <w:r>
+              <w:t xml:space="preserve">What’s the one thing?</w:t>
+            </w:r>
+            <w:r>
+              <w:t xml:space="preserve">”</w:t>
+            </w:r>
+          </w:p>
+        </w:tc>
+      </w:tr>
+      <w:tr>
+        <w:tc>
+          <w:tcPr/>
+          <w:p>
+            <w:pPr>
+              <w:pStyle w:val="Compact"/>
+              <w:jc w:val="left"/>
+            </w:pPr>
+            <w:r>
+              <w:rPr>
+                <w:bCs/>
+                <w:b/>
+              </w:rPr>
+              <w:t xml:space="preserve">Richard Hale</w:t>
+            </w:r>
+          </w:p>
+        </w:tc>
+        <w:tc>
+          <w:tcPr/>
+          <w:p>
+            <w:pPr>
+              <w:pStyle w:val="Compact"/>
+              <w:jc w:val="left"/>
+            </w:pPr>
+            <w:r>
+              <w:t xml:space="preserve">VC (Northgate Ventures) 파트너, 이사</w:t>
+            </w:r>
+          </w:p>
+        </w:tc>
+        <w:tc>
+          <w:tcPr/>
+          <w:p>
+            <w:pPr>
+              <w:pStyle w:val="Compact"/>
+              <w:jc w:val="left"/>
+            </w:pPr>
+            <w:r>
+              <w:t xml:space="preserve">시드 리드, 이사회 멤버. 성장 압박의 화신.</w:t>
+            </w:r>
+            <w:r>
+              <w:t xml:space="preserve"> </w:t>
+            </w:r>
+            <w:r>
+              <w:t xml:space="preserve">“</w:t>
+            </w:r>
+            <w:r>
+              <w:t xml:space="preserve">What’s the path to a billion?</w:t>
+            </w:r>
+            <w:r>
+              <w:t xml:space="preserve">”</w:t>
+            </w:r>
+          </w:p>
+        </w:tc>
+      </w:tr>
+      <w:tr>
+        <w:tc>
+          <w:tcPr/>
+          <w:p>
+            <w:pPr>
+              <w:pStyle w:val="Compact"/>
+              <w:jc w:val="left"/>
+            </w:pPr>
+            <w:r>
+              <w:rPr>
+                <w:bCs/>
+                <w:b/>
+              </w:rPr>
+              <w:t xml:space="preserve">Diane Foster</w:t>
+            </w:r>
+          </w:p>
+        </w:tc>
+        <w:tc>
+          <w:tcPr/>
+          <w:p>
+            <w:pPr>
+              <w:pStyle w:val="Compact"/>
+              <w:jc w:val="left"/>
+            </w:pPr>
+            <w:r>
+              <w:t xml:space="preserve">생명과학 전문 변호사</w:t>
+            </w:r>
+          </w:p>
+        </w:tc>
+        <w:tc>
+          <w:tcPr/>
+          <w:p>
+            <w:pPr>
+              <w:pStyle w:val="Compact"/>
+              <w:jc w:val="left"/>
+            </w:pPr>
+            <w:r>
+              <w:t xml:space="preserve">법인 설립, 텀싯, 비자, 특허 소송 담당.</w:t>
+            </w:r>
+            <w:r>
+              <w:t xml:space="preserve"> </w:t>
+            </w:r>
+            <w:r>
+              <w:t xml:space="preserve">“</w:t>
+            </w:r>
+            <w:r>
+              <w:t xml:space="preserve">Get it in writing.</w:t>
+            </w:r>
+            <w:r>
+              <w:t xml:space="preserve">”</w:t>
+            </w:r>
+          </w:p>
+        </w:tc>
+      </w:tr>
+    </w:tbl>
+    <w:bookmarkEnd w:id="26"/>
+    <w:bookmarkStart w:id="27" w:name="직원-합류-순"/>
+    <w:p>
+      <w:pPr>
+        <w:pStyle w:val="Heading3"/>
+      </w:pPr>
+      <w:r>
+        <w:t xml:space="preserve">직원 (합류 순)</w:t>
+      </w:r>
+    </w:p>
+    <w:tbl>
+      <w:tblPr>
+        <w:tblStyle w:val="Table"/>
+        <w:tblW w:type="pct" w:w="5000"/>
+        <w:tblLook w:firstRow="1" w:lastRow="0" w:firstColumn="0" w:lastColumn="0" w:noHBand="0" w:noVBand="0" w:val="0020"/>
+        <w:jc w:val="start"/>
+      </w:tblPr>
+      <w:tblGrid>
+        <w:gridCol w:w="2640"/>
+        <w:gridCol w:w="2640"/>
+        <w:gridCol w:w="2640"/>
+      </w:tblGrid>
+      <w:tr>
+        <w:trPr>
+          <w:tblHeader w:val="true"/>
+        </w:trPr>
+        <w:tc>
+          <w:tcPr/>
+          <w:p>
+            <w:pPr>
+              <w:pStyle w:val="Compact"/>
+              <w:jc w:val="left"/>
+            </w:pPr>
+            <w:r>
+              <w:t xml:space="preserve">인물</w:t>
+            </w:r>
+          </w:p>
+        </w:tc>
+        <w:tc>
+          <w:tcPr/>
+          <w:p>
+            <w:pPr>
+              <w:pStyle w:val="Compact"/>
+              <w:jc w:val="left"/>
+            </w:pPr>
+            <w:r>
+              <w:t xml:space="preserve">합류</w:t>
+            </w:r>
+          </w:p>
+        </w:tc>
+        <w:tc>
+          <w:tcPr/>
+          <w:p>
+            <w:pPr>
+              <w:pStyle w:val="Compact"/>
+              <w:jc w:val="left"/>
+            </w:pPr>
+            <w:r>
+              <w:t xml:space="preserve">역할</w:t>
+            </w:r>
+          </w:p>
+        </w:tc>
+      </w:tr>
+      <w:tr>
+        <w:tc>
+          <w:tcPr/>
+          <w:p>
+            <w:pPr>
+              <w:pStyle w:val="Compact"/>
+              <w:jc w:val="left"/>
+            </w:pPr>
+            <w:r>
+              <w:t xml:space="preserve">Leo Martinez</w:t>
+            </w:r>
+          </w:p>
+        </w:tc>
+        <w:tc>
+          <w:tcPr/>
+          <w:p>
+            <w:pPr>
+              <w:pStyle w:val="Compact"/>
+              <w:jc w:val="left"/>
+            </w:pPr>
+            <w:r>
+              <w:t xml:space="preserve">2부 4화</w:t>
+            </w:r>
+          </w:p>
+        </w:tc>
+        <w:tc>
+          <w:tcPr/>
+          <w:p>
+            <w:pPr>
+              <w:pStyle w:val="Compact"/>
+              <w:jc w:val="left"/>
+            </w:pPr>
+            <w:r>
+              <w:t xml:space="preserve">공정 화학자, 1호 직원. 4부 생산 로트 문제의 당사자 → 후에 품질 담당 VP</w:t>
+            </w:r>
+          </w:p>
+        </w:tc>
+      </w:tr>
+      <w:tr>
+        <w:tc>
+          <w:tcPr/>
+          <w:p>
+            <w:pPr>
+              <w:pStyle w:val="Compact"/>
+              <w:jc w:val="left"/>
+            </w:pPr>
+            <w:r>
+              <w:t xml:space="preserve">Grace Kim</w:t>
+            </w:r>
+          </w:p>
+        </w:tc>
+        <w:tc>
+          <w:tcPr/>
+          <w:p>
+            <w:pPr>
+              <w:pStyle w:val="Compact"/>
+              <w:jc w:val="left"/>
+            </w:pPr>
+            <w:r>
+              <w:t xml:space="preserve">2부 10화</w:t>
+            </w:r>
+          </w:p>
+        </w:tc>
+        <w:tc>
+          <w:tcPr/>
+          <w:p>
+            <w:pPr>
+              <w:pStyle w:val="Compact"/>
+              <w:jc w:val="left"/>
+            </w:pPr>
+            <w:r>
+              <w:t xml:space="preserve">임상 운영 매니저 (한국계). 7부 한국 진출 때 핵심 역할</w:t>
+            </w:r>
+          </w:p>
+        </w:tc>
+      </w:tr>
+      <w:tr>
+        <w:tc>
+          <w:tcPr/>
+          <w:p>
+            <w:pPr>
+              <w:pStyle w:val="Compact"/>
+              <w:jc w:val="left"/>
+            </w:pPr>
+            <w:r>
+              <w:rPr>
+                <w:bCs/>
+                <w:b/>
+              </w:rPr>
+              <w:t xml:space="preserve">Zoe Whitman</w:t>
+            </w:r>
+          </w:p>
+        </w:tc>
+        <w:tc>
+          <w:tcPr/>
+          <w:p>
+            <w:pPr>
+              <w:pStyle w:val="Compact"/>
+              <w:jc w:val="left"/>
+            </w:pPr>
+            <w:r>
+              <w:t xml:space="preserve">3부 7화</w:t>
+            </w:r>
+          </w:p>
+        </w:tc>
+        <w:tc>
+          <w:tcPr/>
+          <w:p>
+            <w:pPr>
+              <w:pStyle w:val="Compact"/>
+              <w:jc w:val="left"/>
+            </w:pPr>
+            <w:r>
+              <w:t xml:space="preserve">마케팅 총괄 (VP of Marketing). 화장품 브랜드 출신. 기술 언어를 고객 언어로 바꾸는 사람. 학회 부스 총책임.</w:t>
+            </w:r>
+            <w:r>
+              <w:t xml:space="preserve"> </w:t>
+            </w:r>
+            <w:r>
+              <w:t xml:space="preserve">“</w:t>
+            </w:r>
+            <w:r>
+              <w:t xml:space="preserve">What that means for you is…</w:t>
+            </w:r>
+            <w:r>
+              <w:t xml:space="preserve">”</w:t>
+            </w:r>
+          </w:p>
+        </w:tc>
+      </w:tr>
+      <w:tr>
+        <w:tc>
+          <w:tcPr/>
+          <w:p>
+            <w:pPr>
+              <w:pStyle w:val="Compact"/>
+              <w:jc w:val="left"/>
+            </w:pPr>
+            <w:r>
+              <w:t xml:space="preserve">Tasha Brooks</w:t>
+            </w:r>
+          </w:p>
+        </w:tc>
+        <w:tc>
+          <w:tcPr/>
+          <w:p>
+            <w:pPr>
+              <w:pStyle w:val="Compact"/>
+              <w:jc w:val="left"/>
+            </w:pPr>
+            <w:r>
+              <w:t xml:space="preserve">3부 11화</w:t>
+            </w:r>
+          </w:p>
+        </w:tc>
+        <w:tc>
+          <w:tcPr/>
+          <w:p>
+            <w:pPr>
+              <w:pStyle w:val="Compact"/>
+              <w:jc w:val="left"/>
+            </w:pPr>
+            <w:r>
+              <w:t xml:space="preserve">시술자 교육 총괄 (전직 간호사)</w:t>
+            </w:r>
+          </w:p>
+        </w:tc>
+      </w:tr>
+      <w:tr>
+        <w:tc>
+          <w:tcPr/>
+          <w:p>
+            <w:pPr>
+              <w:pStyle w:val="Compact"/>
+              <w:jc w:val="left"/>
+            </w:pPr>
+            <w:r>
+              <w:t xml:space="preserve">Derek Shaw</w:t>
+            </w:r>
+          </w:p>
+        </w:tc>
+        <w:tc>
+          <w:tcPr/>
+          <w:p>
+            <w:pPr>
+              <w:pStyle w:val="Compact"/>
+              <w:jc w:val="left"/>
+            </w:pPr>
+            <w:r>
+              <w:t xml:space="preserve">3부 12화</w:t>
+            </w:r>
+          </w:p>
+        </w:tc>
+        <w:tc>
+          <w:tcPr/>
+          <w:p>
+            <w:pPr>
+              <w:pStyle w:val="Compact"/>
+              <w:jc w:val="left"/>
+            </w:pPr>
+            <w:r>
+              <w:t xml:space="preserve">1호 영업사원 (전직 제약 영업). 롤플레이에서 Elena에게 혼쭐이 난다</w:t>
+            </w:r>
+          </w:p>
+        </w:tc>
+      </w:tr>
+      <w:tr>
+        <w:tc>
+          <w:tcPr/>
+          <w:p>
+            <w:pPr>
+              <w:pStyle w:val="Compact"/>
+              <w:jc w:val="left"/>
+            </w:pPr>
+            <w:r>
+              <w:t xml:space="preserve">Sofia Alvarez</w:t>
+            </w:r>
+          </w:p>
+        </w:tc>
+        <w:tc>
+          <w:tcPr/>
+          <w:p>
+            <w:pPr>
+              <w:pStyle w:val="Compact"/>
+              <w:jc w:val="left"/>
+            </w:pPr>
+            <w:r>
+              <w:t xml:space="preserve">5부 2화</w:t>
+            </w:r>
+          </w:p>
+        </w:tc>
+        <w:tc>
+          <w:tcPr/>
+          <w:p>
+            <w:pPr>
+              <w:pStyle w:val="Compact"/>
+              <w:jc w:val="left"/>
+            </w:pPr>
+            <w:r>
+              <w:t xml:space="preserve">세일즈 총괄 (VP of Sales). 숫자에 강한 협상가</w:t>
+            </w:r>
+          </w:p>
+        </w:tc>
+      </w:tr>
+      <w:tr>
+        <w:tc>
+          <w:tcPr/>
+          <w:p>
+            <w:pPr>
+              <w:pStyle w:val="Compact"/>
+              <w:jc w:val="left"/>
+            </w:pPr>
+            <w:r>
+              <w:t xml:space="preserve">James Okafor</w:t>
+            </w:r>
+          </w:p>
+        </w:tc>
+        <w:tc>
+          <w:tcPr/>
+          <w:p>
+            <w:pPr>
+              <w:pStyle w:val="Compact"/>
+              <w:jc w:val="left"/>
+            </w:pPr>
+            <w:r>
+              <w:t xml:space="preserve">6부 10화</w:t>
+            </w:r>
+          </w:p>
+        </w:tc>
+        <w:tc>
+          <w:tcPr/>
+          <w:p>
+            <w:pPr>
+              <w:pStyle w:val="Compact"/>
+              <w:jc w:val="left"/>
+            </w:pPr>
+            <w:r>
+              <w:t xml:space="preserve">영국 지사장 (나이지리아계 영국인)</w:t>
+            </w:r>
+          </w:p>
+        </w:tc>
+      </w:tr>
+    </w:tbl>
+    <w:bookmarkEnd w:id="27"/>
+    <w:bookmarkStart w:id="28" w:name="경쟁자파트너외부-인물"/>
+    <w:p>
+      <w:pPr>
+        <w:pStyle w:val="Heading3"/>
+      </w:pPr>
+      <w:r>
+        <w:t xml:space="preserve">경쟁자·파트너·외부 인물</w:t>
+      </w:r>
+    </w:p>
+    <w:tbl>
+      <w:tblPr>
+        <w:tblStyle w:val="Table"/>
+        <w:tblW w:type="pct" w:w="5000"/>
+        <w:tblLook w:firstRow="1" w:lastRow="0" w:firstColumn="0" w:lastColumn="0" w:noHBand="0" w:noVBand="0" w:val="0020"/>
+        <w:jc w:val="start"/>
+      </w:tblPr>
+      <w:tblGrid>
+        <w:gridCol w:w="2640"/>
+        <w:gridCol w:w="2640"/>
+        <w:gridCol w:w="2640"/>
+      </w:tblGrid>
+      <w:tr>
+        <w:trPr>
+          <w:tblHeader w:val="true"/>
+        </w:trPr>
+        <w:tc>
+          <w:tcPr/>
+          <w:p>
+            <w:pPr>
+              <w:pStyle w:val="Compact"/>
+              <w:jc w:val="left"/>
+            </w:pPr>
+            <w:r>
+              <w:t xml:space="preserve">인물</w:t>
+            </w:r>
+          </w:p>
+        </w:tc>
+        <w:tc>
+          <w:tcPr/>
+          <w:p>
+            <w:pPr>
+              <w:pStyle w:val="Compact"/>
+              <w:jc w:val="left"/>
+            </w:pPr>
+            <w:r>
+              <w:t xml:space="preserve">소속</w:t>
+            </w:r>
+          </w:p>
+        </w:tc>
+        <w:tc>
+          <w:tcPr/>
+          <w:p>
+            <w:pPr>
+              <w:pStyle w:val="Compact"/>
+              <w:jc w:val="left"/>
+            </w:pPr>
+            <w:r>
+              <w:t xml:space="preserve">설정</w:t>
+            </w:r>
+          </w:p>
+        </w:tc>
+      </w:tr>
+      <w:tr>
+        <w:tc>
+          <w:tcPr/>
+          <w:p>
+            <w:pPr>
+              <w:pStyle w:val="Compact"/>
+              <w:jc w:val="left"/>
+            </w:pPr>
+            <w:r>
+              <w:rPr>
+                <w:bCs/>
+                <w:b/>
+              </w:rPr>
+              <w:t xml:space="preserve">Tom Brennan</w:t>
+            </w:r>
+          </w:p>
+        </w:tc>
+        <w:tc>
+          <w:tcPr/>
+          <w:p>
+            <w:pPr>
+              <w:pStyle w:val="Compact"/>
+              <w:jc w:val="left"/>
+            </w:pPr>
+            <w:r>
+              <w:t xml:space="preserve">Halvern Aesthetics 부사장</w:t>
+            </w:r>
+          </w:p>
+        </w:tc>
+        <w:tc>
+          <w:tcPr/>
+          <w:p>
+            <w:pPr>
+              <w:pStyle w:val="Compact"/>
+              <w:jc w:val="left"/>
+            </w:pPr>
+            <w:r>
+              <w:t xml:space="preserve">Noah의 전 상사 → 경쟁자. 경업금지 조항, 특허 소송, 인수 제안까지 시리즈 전체의 대립축.</w:t>
+            </w:r>
+            <w:r>
+              <w:t xml:space="preserve"> </w:t>
+            </w:r>
+            <w:r>
+              <w:t xml:space="preserve">“</w:t>
+            </w:r>
+            <w:r>
+              <w:t xml:space="preserve">Nothing personal. It’s just business.</w:t>
+            </w:r>
+            <w:r>
+              <w:t xml:space="preserve">”</w:t>
+            </w:r>
+          </w:p>
+        </w:tc>
+      </w:tr>
+      <w:tr>
+        <w:tc>
+          <w:tcPr/>
+          <w:p>
+            <w:pPr>
+              <w:pStyle w:val="Compact"/>
+              <w:jc w:val="left"/>
+            </w:pPr>
+            <w:r>
+              <w:t xml:space="preserve">Dr. Susan Park</w:t>
+            </w:r>
+          </w:p>
+        </w:tc>
+        <w:tc>
+          <w:tcPr/>
+          <w:p>
+            <w:pPr>
+              <w:pStyle w:val="Compact"/>
+              <w:jc w:val="left"/>
+            </w:pPr>
+            <w:r>
+              <w:t xml:space="preserve">FDA 심사관</w:t>
+            </w:r>
+          </w:p>
+        </w:tc>
+        <w:tc>
+          <w:tcPr/>
+          <w:p>
+            <w:pPr>
+              <w:pStyle w:val="Compact"/>
+              <w:jc w:val="left"/>
+            </w:pPr>
+            <w:r>
+              <w:t xml:space="preserve">규제기관 미팅의 상대. 격식 있고 정확한 화법</w:t>
+            </w:r>
+          </w:p>
+        </w:tc>
+      </w:tr>
+      <w:tr>
+        <w:tc>
+          <w:tcPr/>
+          <w:p>
+            <w:pPr>
+              <w:pStyle w:val="Compact"/>
+              <w:jc w:val="left"/>
+            </w:pPr>
+            <w:r>
+              <w:t xml:space="preserve">Kevin Liu</w:t>
+            </w:r>
+          </w:p>
+        </w:tc>
+        <w:tc>
+          <w:tcPr/>
+          <w:p>
+            <w:pPr>
+              <w:pStyle w:val="Compact"/>
+              <w:jc w:val="left"/>
+            </w:pPr>
+            <w:r>
+              <w:t xml:space="preserve">Meridian BioFill (뉴저지 CDMO)</w:t>
+            </w:r>
+          </w:p>
+        </w:tc>
+        <w:tc>
+          <w:tcPr/>
+          <w:p>
+            <w:pPr>
+              <w:pStyle w:val="Compact"/>
+              <w:jc w:val="left"/>
+            </w:pPr>
+            <w:r>
+              <w:t xml:space="preserve">무균 충전 위탁생산 매니저. 실용적, 관계 중시</w:t>
+            </w:r>
+          </w:p>
+        </w:tc>
+      </w:tr>
+      <w:tr>
+        <w:tc>
+          <w:tcPr/>
+          <w:p>
+            <w:pPr>
+              <w:pStyle w:val="Compact"/>
+              <w:jc w:val="left"/>
+            </w:pPr>
+            <w:r>
+              <w:t xml:space="preserve">Ben Adler</w:t>
+            </w:r>
+          </w:p>
+        </w:tc>
+        <w:tc>
+          <w:tcPr/>
+          <w:p>
+            <w:pPr>
+              <w:pStyle w:val="Compact"/>
+              <w:jc w:val="left"/>
+            </w:pPr>
+            <w:r>
+              <w:t xml:space="preserve">임상시험수탁기관(CRO) PM</w:t>
+            </w:r>
+          </w:p>
+        </w:tc>
+        <w:tc>
+          <w:tcPr/>
+          <w:p>
+            <w:pPr>
+              <w:pStyle w:val="Compact"/>
+              <w:jc w:val="left"/>
+            </w:pPr>
+            <w:r>
+              <w:t xml:space="preserve">임상 예산·일정 협상 상대</w:t>
+            </w:r>
+          </w:p>
+        </w:tc>
+      </w:tr>
+      <w:tr>
+        <w:tc>
+          <w:tcPr/>
+          <w:p>
+            <w:pPr>
+              <w:pStyle w:val="Compact"/>
+              <w:jc w:val="left"/>
+            </w:pPr>
+            <w:r>
+              <w:t xml:space="preserve">Dr. Rachel Stein</w:t>
+            </w:r>
+          </w:p>
+        </w:tc>
+        <w:tc>
+          <w:tcPr/>
+          <w:p>
+            <w:pPr>
+              <w:pStyle w:val="Compact"/>
+              <w:jc w:val="left"/>
+            </w:pPr>
+            <w:r>
+              <w:t xml:space="preserve">베벌리힐스 피부과 원장</w:t>
+            </w:r>
+          </w:p>
+        </w:tc>
+        <w:tc>
+          <w:tcPr/>
+          <w:p>
+            <w:pPr>
+              <w:pStyle w:val="Compact"/>
+              <w:jc w:val="left"/>
+            </w:pPr>
+            <w:r>
+              <w:t xml:space="preserve">업계 스타 의사(KOL). 까다로운 임상시험 책임자, 4부 출시 심포지엄 연자</w:t>
+            </w:r>
+          </w:p>
+        </w:tc>
+      </w:tr>
+      <w:tr>
+        <w:tc>
+          <w:tcPr/>
+          <w:p>
+            <w:pPr>
+              <w:pStyle w:val="Compact"/>
+              <w:jc w:val="left"/>
+            </w:pPr>
+            <w:r>
+              <w:t xml:space="preserve">Alex Rivera</w:t>
+            </w:r>
+          </w:p>
+        </w:tc>
+        <w:tc>
+          <w:tcPr/>
+          <w:p>
+            <w:pPr>
+              <w:pStyle w:val="Compact"/>
+              <w:jc w:val="left"/>
+            </w:pPr>
+            <w:r>
+              <w:t xml:space="preserve">헬스케어 전문 기자</w:t>
+            </w:r>
+          </w:p>
+        </w:tc>
+        <w:tc>
+          <w:tcPr/>
+          <w:p>
+            <w:pPr>
+              <w:pStyle w:val="Compact"/>
+              <w:jc w:val="left"/>
+            </w:pPr>
+            <w:r>
+              <w:t xml:space="preserve">승인·회수 국면의 미디어 대응 상대</w:t>
+            </w:r>
+          </w:p>
+        </w:tc>
+      </w:tr>
+      <w:tr>
+        <w:tc>
+          <w:tcPr/>
+          <w:p>
+            <w:pPr>
+              <w:pStyle w:val="Compact"/>
+              <w:jc w:val="left"/>
+            </w:pPr>
+            <w:r>
+              <w:t xml:space="preserve">Greg Holloway</w:t>
+            </w:r>
+          </w:p>
+        </w:tc>
+        <w:tc>
+          <w:tcPr/>
+          <w:p>
+            <w:pPr>
+              <w:pStyle w:val="Compact"/>
+              <w:jc w:val="left"/>
+            </w:pPr>
+            <w:r>
+              <w:t xml:space="preserve">전국 메디스파 체인 Glow Collective 구매 총괄</w:t>
+            </w:r>
+          </w:p>
+        </w:tc>
+        <w:tc>
+          <w:tcPr/>
+          <w:p>
+            <w:pPr>
+              <w:pStyle w:val="Compact"/>
+              <w:jc w:val="left"/>
+            </w:pPr>
+            <w:r>
+              <w:t xml:space="preserve">냉정한 볼륨 가격 협상가</w:t>
+            </w:r>
+          </w:p>
+        </w:tc>
+      </w:tr>
+      <w:tr>
+        <w:tc>
+          <w:tcPr/>
+          <w:p>
+            <w:pPr>
+              <w:pStyle w:val="Compact"/>
+              <w:jc w:val="left"/>
+            </w:pPr>
+            <w:r>
+              <w:t xml:space="preserve">Oliver Grant</w:t>
+            </w:r>
+          </w:p>
+        </w:tc>
+        <w:tc>
+          <w:tcPr/>
+          <w:p>
+            <w:pPr>
+              <w:pStyle w:val="Compact"/>
+              <w:jc w:val="left"/>
+            </w:pPr>
+            <w:r>
+              <w:t xml:space="preserve">영국 유통사 Grant &amp; Hale Distribution</w:t>
+            </w:r>
+          </w:p>
+        </w:tc>
+        <w:tc>
+          <w:tcPr/>
+          <w:p>
+            <w:pPr>
+              <w:pStyle w:val="Compact"/>
+              <w:jc w:val="left"/>
+            </w:pPr>
+            <w:r>
+              <w:t xml:space="preserve">파리 IMCAS 부스에서 만난다. 영국식 완곡어법의 대가.</w:t>
+            </w:r>
+            <w:r>
+              <w:t xml:space="preserve"> </w:t>
+            </w:r>
+            <w:r>
+              <w:t xml:space="preserve">“</w:t>
+            </w:r>
+            <w:r>
+              <w:t xml:space="preserve">That’s… quite interesting.</w:t>
+            </w:r>
+            <w:r>
+              <w:t xml:space="preserve">”</w:t>
+            </w:r>
+          </w:p>
+        </w:tc>
+      </w:tr>
+      <w:tr>
+        <w:tc>
+          <w:tcPr/>
+          <w:p>
+            <w:pPr>
+              <w:pStyle w:val="Compact"/>
+              <w:jc w:val="left"/>
+            </w:pPr>
+            <w:r>
+              <w:t xml:space="preserve">Katrin Weber</w:t>
+            </w:r>
+          </w:p>
+        </w:tc>
+        <w:tc>
+          <w:tcPr/>
+          <w:p>
+            <w:pPr>
+              <w:pStyle w:val="Compact"/>
+              <w:jc w:val="left"/>
+            </w:pPr>
+            <w:r>
+              <w:t xml:space="preserve">독일 규제 컨설턴트</w:t>
+            </w:r>
+          </w:p>
+        </w:tc>
+        <w:tc>
+          <w:tcPr/>
+          <w:p>
+            <w:pPr>
+              <w:pStyle w:val="Compact"/>
+              <w:jc w:val="left"/>
+            </w:pPr>
+            <w:r>
+              <w:t xml:space="preserve">유럽 의료기기 규정(MDR) 전문. 직설적·정확함</w:t>
+            </w:r>
+          </w:p>
+        </w:tc>
+      </w:tr>
+      <w:tr>
+        <w:tc>
+          <w:tcPr/>
+          <w:p>
+            <w:pPr>
+              <w:pStyle w:val="Compact"/>
+              <w:jc w:val="left"/>
+            </w:pPr>
+            <w:r>
+              <w:t xml:space="preserve">한서연 (Han Seo-yeon)</w:t>
+            </w:r>
+          </w:p>
+        </w:tc>
+        <w:tc>
+          <w:tcPr/>
+          <w:p>
+            <w:pPr>
+              <w:pStyle w:val="Compact"/>
+              <w:jc w:val="left"/>
+            </w:pPr>
+            <w:r>
+              <w:t xml:space="preserve">대양바이오 신사업 상무</w:t>
+            </w:r>
+          </w:p>
+        </w:tc>
+        <w:tc>
+          <w:tcPr/>
+          <w:p>
+            <w:pPr>
+              <w:pStyle w:val="Compact"/>
+              <w:jc w:val="left"/>
+            </w:pPr>
+            <w:r>
+              <w:t xml:space="preserve">7부 합작법인(JV) 파트너. 서울 학회 부스로 직접 찾아온다</w:t>
+            </w:r>
+          </w:p>
+        </w:tc>
+      </w:tr>
+      <w:tr>
+        <w:tc>
+          <w:tcPr/>
+          <w:p>
+            <w:pPr>
+              <w:pStyle w:val="Compact"/>
+              <w:jc w:val="left"/>
+            </w:pPr>
+            <w:r>
+              <w:t xml:space="preserve">Kenji Sato</w:t>
+            </w:r>
+          </w:p>
+        </w:tc>
+        <w:tc>
+          <w:tcPr/>
+          <w:p>
+            <w:pPr>
+              <w:pStyle w:val="Compact"/>
+              <w:jc w:val="left"/>
+            </w:pPr>
+            <w:r>
+              <w:t xml:space="preserve">일본 종합상사 헬스케어 부문</w:t>
+            </w:r>
+          </w:p>
+        </w:tc>
+        <w:tc>
+          <w:tcPr/>
+          <w:p>
+            <w:pPr>
+              <w:pStyle w:val="Compact"/>
+              <w:jc w:val="left"/>
+            </w:pPr>
+            <w:r>
+              <w:t xml:space="preserve">네마와시(사전 합의) 문화, 신중한 의사결정</w:t>
             </w:r>
           </w:p>
         </w:tc>
@@ -3590,15 +3048,675 @@
         </w:pict>
       </w:r>
     </w:p>
-    <w:bookmarkEnd w:id="30"/>
-    <w:bookmarkEnd w:id="31"/>
-    <w:bookmarkStart w:id="32" w:name="전체-줄거리-7부-구조"/>
+    <w:bookmarkEnd w:id="28"/>
+    <w:bookmarkEnd w:id="29"/>
+    <w:bookmarkStart w:id="31" w:name="대본-형식-규칙"/>
     <w:p>
       <w:pPr>
         <w:pStyle w:val="Heading2"/>
       </w:pPr>
       <w:r>
-        <w:t xml:space="preserve">4. 전체 줄거리 (7부 구조)</w:t>
+        <w:t xml:space="preserve">3. 대본 형식 규칙</w:t>
+      </w:r>
+    </w:p>
+    <w:p>
+      <w:pPr>
+        <w:numPr>
+          <w:ilvl w:val="0"/>
+          <w:numId w:val="1004"/>
+        </w:numPr>
+        <w:pStyle w:val="Compact"/>
+      </w:pPr>
+      <w:r>
+        <w:rPr>
+          <w:bCs/>
+          <w:b/>
+        </w:rPr>
+        <w:t xml:space="preserve">지문(내레이션) 없음.</w:t>
+      </w:r>
+      <w:r>
+        <w:t xml:space="preserve"> </w:t>
+      </w:r>
+      <w:r>
+        <w:t xml:space="preserve">모든 정보는 대사로 전달. 장면 전환도 대사로 암시.</w:t>
+      </w:r>
+    </w:p>
+    <w:p>
+      <w:pPr>
+        <w:numPr>
+          <w:ilvl w:val="0"/>
+          <w:numId w:val="1004"/>
+        </w:numPr>
+        <w:pStyle w:val="Compact"/>
+      </w:pPr>
+      <w:r>
+        <w:t xml:space="preserve">각 턴은</w:t>
+      </w:r>
+      <w:r>
+        <w:t xml:space="preserve"> </w:t>
+      </w:r>
+      <w:r>
+        <w:rPr>
+          <w:rStyle w:val="VerbatimChar"/>
+        </w:rPr>
+        <w:t xml:space="preserve">번호. 화자명(대문자): 영어 대사</w:t>
+      </w:r>
+      <w:r>
+        <w:t xml:space="preserve"> </w:t>
+      </w:r>
+      <w:r>
+        <w:t xml:space="preserve">+ 다음 줄에</w:t>
+      </w:r>
+      <w:r>
+        <w:t xml:space="preserve"> </w:t>
+      </w:r>
+      <w:r>
+        <w:rPr>
+          <w:rStyle w:val="VerbatimChar"/>
+        </w:rPr>
+        <w:t xml:space="preserve">한국어 화자명: 번역</w:t>
+      </w:r>
+      <w:r>
+        <w:t xml:space="preserve">.</w:t>
+      </w:r>
+    </w:p>
+    <w:p>
+      <w:pPr>
+        <w:numPr>
+          <w:ilvl w:val="0"/>
+          <w:numId w:val="1004"/>
+        </w:numPr>
+        <w:pStyle w:val="Compact"/>
+      </w:pPr>
+      <w:r>
+        <w:rPr>
+          <w:bCs/>
+          <w:b/>
+        </w:rPr>
+        <w:t xml:space="preserve">1턴 = 영어 15단어 이내</w:t>
+      </w:r>
+      <w:r>
+        <w:t xml:space="preserve"> </w:t>
+      </w:r>
+      <w:r>
+        <w:t xml:space="preserve">(1~4부). 5~8부는 20단어 이내 허용. 이메일·발표문·계약 조항·FDA 서한 낭독은 화당 2회까지 예외(최대 40단어).</w:t>
+      </w:r>
+    </w:p>
+    <w:p>
+      <w:pPr>
+        <w:numPr>
+          <w:ilvl w:val="0"/>
+          <w:numId w:val="1004"/>
+        </w:numPr>
+        <w:pStyle w:val="Compact"/>
+      </w:pPr>
+      <w:r>
+        <w:rPr>
+          <w:bCs/>
+          <w:b/>
+        </w:rPr>
+        <w:t xml:space="preserve">120턴 구성:</w:t>
+      </w:r>
+      <w:r>
+        <w:t xml:space="preserve"> </w:t>
+      </w:r>
+      <w:r>
+        <w:t xml:space="preserve">도입 15 · 장면1 35 · 장면2 30 · 절정·전환 25 · 마무리 15.</w:t>
+      </w:r>
+    </w:p>
+    <w:p>
+      <w:pPr>
+        <w:numPr>
+          <w:ilvl w:val="0"/>
+          <w:numId w:val="1004"/>
+        </w:numPr>
+        <w:pStyle w:val="Compact"/>
+      </w:pPr>
+      <w:r>
+        <w:t xml:space="preserve">화 머리에 「표기 전용 정보」(부/화, 배경, 등장인물, 비즈니스 스킬, 난이도, 복선)를 둔다.</w:t>
+      </w:r>
+    </w:p>
+    <w:p>
+      <w:pPr>
+        <w:numPr>
+          <w:ilvl w:val="0"/>
+          <w:numId w:val="1004"/>
+        </w:numPr>
+        <w:pStyle w:val="Compact"/>
+      </w:pPr>
+      <w:r>
+        <w:t xml:space="preserve">화 말미 학습 부록: ① 핵심 표현 10개 ② 비즈니스 컬처 노트 1개 ③ 실무 템플릿 1개(이메일·회의록·슬라이드 문구 등).</w:t>
+      </w:r>
+    </w:p>
+    <w:p>
+      <w:pPr>
+        <w:numPr>
+          <w:ilvl w:val="0"/>
+          <w:numId w:val="1004"/>
+        </w:numPr>
+        <w:pStyle w:val="Compact"/>
+      </w:pPr>
+      <w:r>
+        <w:rPr>
+          <w:bCs/>
+          <w:b/>
+        </w:rPr>
+        <w:t xml:space="preserve">의학·규제 용어는 처음 등장할 때 대사 안에서 풀어 설명한다.</w:t>
+      </w:r>
+      <w:r>
+        <w:t xml:space="preserve"> </w:t>
+      </w:r>
+      <w:r>
+        <w:t xml:space="preserve">(예:</w:t>
+      </w:r>
+      <w:r>
+        <w:t xml:space="preserve"> </w:t>
+      </w:r>
+      <w:r>
+        <w:t xml:space="preserve">“</w:t>
+      </w:r>
+      <w:r>
+        <w:t xml:space="preserve">PMA — premarket approval. The hardest path the FDA has.</w:t>
+      </w:r>
+      <w:r>
+        <w:t xml:space="preserve">”</w:t>
+      </w:r>
+      <w:r>
+        <w:t xml:space="preserve">)</w:t>
+      </w:r>
+    </w:p>
+    <w:bookmarkStart w:id="30" w:name="난이도-곡선"/>
+    <w:p>
+      <w:pPr>
+        <w:pStyle w:val="Heading3"/>
+      </w:pPr>
+      <w:r>
+        <w:t xml:space="preserve">난이도 곡선</w:t>
+      </w:r>
+    </w:p>
+    <w:tbl>
+      <w:tblPr>
+        <w:tblStyle w:val="Table"/>
+        <w:tblW w:type="pct" w:w="5000"/>
+        <w:tblLook w:firstRow="1" w:lastRow="0" w:firstColumn="0" w:lastColumn="0" w:noHBand="0" w:noVBand="0" w:val="0020"/>
+        <w:jc w:val="start"/>
+      </w:tblPr>
+      <w:tblGrid>
+        <w:gridCol w:w="1980"/>
+        <w:gridCol w:w="1980"/>
+        <w:gridCol w:w="1980"/>
+        <w:gridCol w:w="1980"/>
+      </w:tblGrid>
+      <w:tr>
+        <w:trPr>
+          <w:tblHeader w:val="true"/>
+        </w:trPr>
+        <w:tc>
+          <w:tcPr/>
+          <w:p>
+            <w:pPr>
+              <w:pStyle w:val="Compact"/>
+              <w:jc w:val="left"/>
+            </w:pPr>
+            <w:r>
+              <w:t xml:space="preserve">부</w:t>
+            </w:r>
+          </w:p>
+        </w:tc>
+        <w:tc>
+          <w:tcPr/>
+          <w:p>
+            <w:pPr>
+              <w:pStyle w:val="Compact"/>
+              <w:jc w:val="left"/>
+            </w:pPr>
+            <w:r>
+              <w:t xml:space="preserve">난이도</w:t>
+            </w:r>
+          </w:p>
+        </w:tc>
+        <w:tc>
+          <w:tcPr/>
+          <w:p>
+            <w:pPr>
+              <w:pStyle w:val="Compact"/>
+              <w:jc w:val="left"/>
+            </w:pPr>
+            <w:r>
+              <w:t xml:space="preserve">어휘 영역</w:t>
+            </w:r>
+          </w:p>
+        </w:tc>
+        <w:tc>
+          <w:tcPr/>
+          <w:p>
+            <w:pPr>
+              <w:pStyle w:val="Compact"/>
+              <w:jc w:val="left"/>
+            </w:pPr>
+            <w:r>
+              <w:t xml:space="preserve">문장 특징</w:t>
+            </w:r>
+          </w:p>
+        </w:tc>
+      </w:tr>
+      <w:tr>
+        <w:tc>
+          <w:tcPr/>
+          <w:p>
+            <w:pPr>
+              <w:pStyle w:val="Compact"/>
+              <w:jc w:val="left"/>
+            </w:pPr>
+            <w:r>
+              <w:t xml:space="preserve">1부</w:t>
+            </w:r>
+          </w:p>
+        </w:tc>
+        <w:tc>
+          <w:tcPr/>
+          <w:p>
+            <w:pPr>
+              <w:pStyle w:val="Compact"/>
+              <w:jc w:val="left"/>
+            </w:pPr>
+            <w:r>
+              <w:t xml:space="preserve">B1</w:t>
+            </w:r>
+          </w:p>
+        </w:tc>
+        <w:tc>
+          <w:tcPr/>
+          <w:p>
+            <w:pPr>
+              <w:pStyle w:val="Compact"/>
+              <w:jc w:val="left"/>
+            </w:pPr>
+            <w:r>
+              <w:t xml:space="preserve">아이디어·회의·기본 재무·기초 의학</w:t>
+            </w:r>
+          </w:p>
+        </w:tc>
+        <w:tc>
+          <w:tcPr/>
+          <w:p>
+            <w:pPr>
+              <w:pStyle w:val="Compact"/>
+              <w:jc w:val="left"/>
+            </w:pPr>
+            <w:r>
+              <w:t xml:space="preserve">짧은 구어체, 기본 시제, 제안·동의 표현</w:t>
+            </w:r>
+          </w:p>
+        </w:tc>
+      </w:tr>
+      <w:tr>
+        <w:tc>
+          <w:tcPr/>
+          <w:p>
+            <w:pPr>
+              <w:pStyle w:val="Compact"/>
+              <w:jc w:val="left"/>
+            </w:pPr>
+            <w:r>
+              <w:t xml:space="preserve">2부</w:t>
+            </w:r>
+          </w:p>
+        </w:tc>
+        <w:tc>
+          <w:tcPr/>
+          <w:p>
+            <w:pPr>
+              <w:pStyle w:val="Compact"/>
+              <w:jc w:val="left"/>
+            </w:pPr>
+            <w:r>
+              <w:t xml:space="preserve">B1+</w:t>
+            </w:r>
+          </w:p>
+        </w:tc>
+        <w:tc>
+          <w:tcPr/>
+          <w:p>
+            <w:pPr>
+              <w:pStyle w:val="Compact"/>
+              <w:jc w:val="left"/>
+            </w:pPr>
+            <w:r>
+              <w:t xml:space="preserve">연구개발·제조·임상·투자 기초</w:t>
+            </w:r>
+          </w:p>
+        </w:tc>
+        <w:tc>
+          <w:tcPr/>
+          <w:p>
+            <w:pPr>
+              <w:pStyle w:val="Compact"/>
+              <w:jc w:val="left"/>
+            </w:pPr>
+            <w:r>
+              <w:t xml:space="preserve">조건문, 수동태(공정·시험 설명), 숫자 읽기</w:t>
+            </w:r>
+          </w:p>
+        </w:tc>
+      </w:tr>
+      <w:tr>
+        <w:tc>
+          <w:tcPr/>
+          <w:p>
+            <w:pPr>
+              <w:pStyle w:val="Compact"/>
+              <w:jc w:val="left"/>
+            </w:pPr>
+            <w:r>
+              <w:t xml:space="preserve">3부</w:t>
+            </w:r>
+          </w:p>
+        </w:tc>
+        <w:tc>
+          <w:tcPr/>
+          <w:p>
+            <w:pPr>
+              <w:pStyle w:val="Compact"/>
+              <w:jc w:val="left"/>
+            </w:pPr>
+            <w:r>
+              <w:t xml:space="preserve">B2</w:t>
+            </w:r>
+          </w:p>
+        </w:tc>
+        <w:tc>
+          <w:tcPr/>
+          <w:p>
+            <w:pPr>
+              <w:pStyle w:val="Compact"/>
+              <w:jc w:val="left"/>
+            </w:pPr>
+            <w:r>
+              <w:t xml:space="preserve">규제·가격·브랜드·영업 준비</w:t>
+            </w:r>
+          </w:p>
+        </w:tc>
+        <w:tc>
+          <w:tcPr/>
+          <w:p>
+            <w:pPr>
+              <w:pStyle w:val="Compact"/>
+              <w:jc w:val="left"/>
+            </w:pPr>
+            <w:r>
+              <w:t xml:space="preserve">격식체, 설명·설득 표현</w:t>
+            </w:r>
+          </w:p>
+        </w:tc>
+      </w:tr>
+      <w:tr>
+        <w:tc>
+          <w:tcPr/>
+          <w:p>
+            <w:pPr>
+              <w:pStyle w:val="Compact"/>
+              <w:jc w:val="left"/>
+            </w:pPr>
+            <w:r>
+              <w:t xml:space="preserve">4부</w:t>
+            </w:r>
+          </w:p>
+        </w:tc>
+        <w:tc>
+          <w:tcPr/>
+          <w:p>
+            <w:pPr>
+              <w:pStyle w:val="Compact"/>
+              <w:jc w:val="left"/>
+            </w:pPr>
+            <w:r>
+              <w:t xml:space="preserve">B2</w:t>
+            </w:r>
+          </w:p>
+        </w:tc>
+        <w:tc>
+          <w:tcPr/>
+          <w:p>
+            <w:pPr>
+              <w:pStyle w:val="Compact"/>
+              <w:jc w:val="left"/>
+            </w:pPr>
+            <w:r>
+              <w:t xml:space="preserve">학회·영업·마케팅·위기관리</w:t>
+            </w:r>
+          </w:p>
+        </w:tc>
+        <w:tc>
+          <w:tcPr/>
+          <w:p>
+            <w:pPr>
+              <w:pStyle w:val="Compact"/>
+              <w:jc w:val="left"/>
+            </w:pPr>
+            <w:r>
+              <w:t xml:space="preserve">발표체, 사과·책임 표현, 반론 처리</w:t>
+            </w:r>
+          </w:p>
+        </w:tc>
+      </w:tr>
+      <w:tr>
+        <w:tc>
+          <w:tcPr/>
+          <w:p>
+            <w:pPr>
+              <w:pStyle w:val="Compact"/>
+              <w:jc w:val="left"/>
+            </w:pPr>
+            <w:r>
+              <w:t xml:space="preserve">5부</w:t>
+            </w:r>
+          </w:p>
+        </w:tc>
+        <w:tc>
+          <w:tcPr/>
+          <w:p>
+            <w:pPr>
+              <w:pStyle w:val="Compact"/>
+              <w:jc w:val="left"/>
+            </w:pPr>
+            <w:r>
+              <w:t xml:space="preserve">B2</w:t>
+            </w:r>
+          </w:p>
+        </w:tc>
+        <w:tc>
+          <w:tcPr/>
+          <w:p>
+            <w:pPr>
+              <w:pStyle w:val="Compact"/>
+              <w:jc w:val="left"/>
+            </w:pPr>
+            <w:r>
+              <w:t xml:space="preserve">협상·법무·재무지표·소비자 채널</w:t>
+            </w:r>
+          </w:p>
+        </w:tc>
+        <w:tc>
+          <w:tcPr/>
+          <w:p>
+            <w:pPr>
+              <w:pStyle w:val="Compact"/>
+              <w:jc w:val="left"/>
+            </w:pPr>
+            <w:r>
+              <w:t xml:space="preserve">협상 화법, 가정법, 보고체</w:t>
+            </w:r>
+          </w:p>
+        </w:tc>
+      </w:tr>
+      <w:tr>
+        <w:tc>
+          <w:tcPr/>
+          <w:p>
+            <w:pPr>
+              <w:pStyle w:val="Compact"/>
+              <w:jc w:val="left"/>
+            </w:pPr>
+            <w:r>
+              <w:t xml:space="preserve">6부</w:t>
+            </w:r>
+          </w:p>
+        </w:tc>
+        <w:tc>
+          <w:tcPr/>
+          <w:p>
+            <w:pPr>
+              <w:pStyle w:val="Compact"/>
+              <w:jc w:val="left"/>
+            </w:pPr>
+            <w:r>
+              <w:t xml:space="preserve">B2+</w:t>
+            </w:r>
+          </w:p>
+        </w:tc>
+        <w:tc>
+          <w:tcPr/>
+          <w:p>
+            <w:pPr>
+              <w:pStyle w:val="Compact"/>
+              <w:jc w:val="left"/>
+            </w:pPr>
+            <w:r>
+              <w:t xml:space="preserve">국제 전시·계약·규제·문화 차이</w:t>
+            </w:r>
+          </w:p>
+        </w:tc>
+        <w:tc>
+          <w:tcPr/>
+          <w:p>
+            <w:pPr>
+              <w:pStyle w:val="Compact"/>
+              <w:jc w:val="left"/>
+            </w:pPr>
+            <w:r>
+              <w:t xml:space="preserve">영국식 완곡어법, 격식체, 함의 읽기</w:t>
+            </w:r>
+          </w:p>
+        </w:tc>
+      </w:tr>
+      <w:tr>
+        <w:tc>
+          <w:tcPr/>
+          <w:p>
+            <w:pPr>
+              <w:pStyle w:val="Compact"/>
+              <w:jc w:val="left"/>
+            </w:pPr>
+            <w:r>
+              <w:t xml:space="preserve">7부</w:t>
+            </w:r>
+          </w:p>
+        </w:tc>
+        <w:tc>
+          <w:tcPr/>
+          <w:p>
+            <w:pPr>
+              <w:pStyle w:val="Compact"/>
+              <w:jc w:val="left"/>
+            </w:pPr>
+            <w:r>
+              <w:t xml:space="preserve">C1</w:t>
+            </w:r>
+          </w:p>
+        </w:tc>
+        <w:tc>
+          <w:tcPr/>
+          <w:p>
+            <w:pPr>
+              <w:pStyle w:val="Compact"/>
+              <w:jc w:val="left"/>
+            </w:pPr>
+            <w:r>
+              <w:t xml:space="preserve">M&amp;A·이사회·리더십</w:t>
+            </w:r>
+          </w:p>
+        </w:tc>
+        <w:tc>
+          <w:tcPr/>
+          <w:p>
+            <w:pPr>
+              <w:pStyle w:val="Compact"/>
+              <w:jc w:val="left"/>
+            </w:pPr>
+            <w:r>
+              <w:t xml:space="preserve">고난도 협상, 설득, 연설체</w:t>
+            </w:r>
+          </w:p>
+        </w:tc>
+      </w:tr>
+      <w:tr>
+        <w:tc>
+          <w:tcPr/>
+          <w:p>
+            <w:pPr>
+              <w:pStyle w:val="Compact"/>
+              <w:jc w:val="left"/>
+            </w:pPr>
+            <w:r>
+              <w:t xml:space="preserve">8부</w:t>
+            </w:r>
+          </w:p>
+        </w:tc>
+        <w:tc>
+          <w:tcPr/>
+          <w:p>
+            <w:pPr>
+              <w:pStyle w:val="Compact"/>
+              <w:jc w:val="left"/>
+            </w:pPr>
+            <w:r>
+              <w:t xml:space="preserve">C1+</w:t>
+            </w:r>
+          </w:p>
+        </w:tc>
+        <w:tc>
+          <w:tcPr/>
+          <w:p>
+            <w:pPr>
+              <w:pStyle w:val="Compact"/>
+              <w:jc w:val="left"/>
+            </w:pPr>
+            <w:r>
+              <w:t xml:space="preserve">상장사 운영·IR·공시·주주·인수</w:t>
+            </w:r>
+          </w:p>
+        </w:tc>
+        <w:tc>
+          <w:tcPr/>
+          <w:p>
+            <w:pPr>
+              <w:pStyle w:val="Compact"/>
+              <w:jc w:val="left"/>
+            </w:pPr>
+            <w:r>
+              <w:t xml:space="preserve">법적으로 정밀한 화법(헤징·공시 표현), 실적 발표, 공청회 증언</w:t>
+            </w:r>
+          </w:p>
+        </w:tc>
+      </w:tr>
+    </w:tbl>
+    <w:p>
+      <w:r>
+        <w:pict>
+          <v:rect style="width:0;height:1.5pt" o:hralign="center" o:hrstd="t" o:hr="t"/>
+        </w:pict>
+      </w:r>
+    </w:p>
+    <w:bookmarkEnd w:id="30"/>
+    <w:bookmarkEnd w:id="31"/>
+    <w:bookmarkStart w:id="32" w:name="전체-줄거리-8부-구조"/>
+    <w:p>
+      <w:pPr>
+        <w:pStyle w:val="Heading2"/>
+      </w:pPr>
+      <w:r>
+        <w:t xml:space="preserve">4. 전체 줄거리 (8부 구조)</w:t>
       </w:r>
     </w:p>
     <w:tbl>
@@ -4269,6 +4387,96 @@
           </w:p>
         </w:tc>
       </w:tr>
+      <w:tr>
+        <w:tc>
+          <w:tcPr/>
+          <w:p>
+            <w:pPr>
+              <w:pStyle w:val="Compact"/>
+              <w:jc w:val="left"/>
+            </w:pPr>
+            <w:r>
+              <w:t xml:space="preserve">8부</w:t>
+            </w:r>
+          </w:p>
+        </w:tc>
+        <w:tc>
+          <w:tcPr/>
+          <w:p>
+            <w:pPr>
+              <w:pStyle w:val="Compact"/>
+              <w:jc w:val="left"/>
+            </w:pPr>
+            <w:r>
+              <w:rPr>
+                <w:bCs/>
+                <w:b/>
+              </w:rPr>
+              <w:t xml:space="preserve">Public</w:t>
+            </w:r>
+          </w:p>
+        </w:tc>
+        <w:tc>
+          <w:tcPr/>
+          <w:p>
+            <w:pPr>
+              <w:pStyle w:val="Compact"/>
+              <w:jc w:val="left"/>
+            </w:pPr>
+            <w:r>
+              <w:t xml:space="preserve">상장사 운영</w:t>
+            </w:r>
+          </w:p>
+        </w:tc>
+        <w:tc>
+          <w:tcPr/>
+          <w:p>
+            <w:pPr>
+              <w:pStyle w:val="Compact"/>
+              <w:jc w:val="left"/>
+            </w:pPr>
+            <w:r>
+              <w:t xml:space="preserve">Year 8 ~ Year 10</w:t>
+            </w:r>
+          </w:p>
+        </w:tc>
+        <w:tc>
+          <w:tcPr/>
+          <w:p>
+            <w:pPr>
+              <w:pStyle w:val="Compact"/>
+              <w:jc w:val="left"/>
+            </w:pPr>
+            <w:r>
+              <w:t xml:space="preserve">주주가 생긴 뒤에도 원칙을 지킬 수 있는가?</w:t>
+            </w:r>
+          </w:p>
+        </w:tc>
+        <w:tc>
+          <w:tcPr/>
+          <w:p>
+            <w:pPr>
+              <w:pStyle w:val="Compact"/>
+              <w:jc w:val="left"/>
+            </w:pPr>
+            <w:r>
+              <w:t xml:space="preserve">창립 10주년, 다음 세대의 냅킨 — 이번엔 Noah가 남에게</w:t>
+            </w:r>
+            <w:r>
+              <w:t xml:space="preserve"> </w:t>
+            </w:r>
+            <w:r>
+              <w:t xml:space="preserve">“</w:t>
+            </w:r>
+            <w:r>
+              <w:t xml:space="preserve">Ship it.</w:t>
+            </w:r>
+            <w:r>
+              <w:t xml:space="preserve">”</w:t>
+            </w:r>
+          </w:p>
+        </w:tc>
+      </w:tr>
     </w:tbl>
     <w:p>
       <w:r>
@@ -4278,7 +4486,7 @@
       </w:r>
     </w:p>
     <w:bookmarkEnd w:id="32"/>
-    <w:bookmarkStart w:id="40" w:name="회차별-기획"/>
+    <w:bookmarkStart w:id="41" w:name="회차별-기획"/>
     <w:p>
       <w:pPr>
         <w:pStyle w:val="Heading2"/>
@@ -13315,6 +13523,1343 @@
         </w:tc>
       </w:tr>
     </w:tbl>
+    <w:bookmarkEnd w:id="39"/>
+    <w:bookmarkStart w:id="40" w:name="부-public-상장사-c1-year-8-year-10"/>
+    <w:p>
+      <w:pPr>
+        <w:pStyle w:val="Heading3"/>
+      </w:pPr>
+      <w:r>
+        <w:t xml:space="preserve">8부 — Public (상장사) · C1+ · Year 8 ~ Year 10</w:t>
+      </w:r>
+    </w:p>
+    <w:p>
+      <w:pPr>
+        <w:pStyle w:val="BlockText"/>
+      </w:pPr>
+      <w:r>
+        <w:rPr>
+          <w:bCs/>
+          <w:b/>
+        </w:rPr>
+        <w:t xml:space="preserve">부 시놉시스:</w:t>
+      </w:r>
+      <w:r>
+        <w:t xml:space="preserve"> </w:t>
+      </w:r>
+      <w:r>
+        <w:t xml:space="preserve">나스닥 상장으로 Veyra는 분기마다 시장에 성적표를 내는 회사가 된다. 첫 분기 실적은 기대에 못 미치고, 행동주의 펀드는 아시아에서 미용사에게도 팔라고 압박한다. Noah는 젊은 창업자의 스타트업을 인수하며 처음으로 Tom의 자리에 앉아, 자기 안의 Tom과 마주한다. Halvern은 초대형 제약사에 팔리고, 자리를 잃은 Tom이 Noah에게 전화를 건다. 그리고 Noah와 Claire의 결혼식, 창립 10주년, 다음 세대의 냅킨.</w:t>
+      </w:r>
+    </w:p>
+    <w:tbl>
+      <w:tblPr>
+        <w:tblStyle w:val="Table"/>
+        <w:tblW w:type="pct" w:w="5000"/>
+        <w:tblLook w:firstRow="1" w:lastRow="0" w:firstColumn="0" w:lastColumn="0" w:noHBand="0" w:noVBand="0" w:val="0020"/>
+        <w:jc w:val="start"/>
+      </w:tblPr>
+      <w:tblGrid>
+        <w:gridCol w:w="1320"/>
+        <w:gridCol w:w="1320"/>
+        <w:gridCol w:w="1320"/>
+        <w:gridCol w:w="1320"/>
+        <w:gridCol w:w="1320"/>
+        <w:gridCol w:w="1320"/>
+      </w:tblGrid>
+      <w:tr>
+        <w:trPr>
+          <w:tblHeader w:val="true"/>
+        </w:trPr>
+        <w:tc>
+          <w:tcPr/>
+          <w:p>
+            <w:pPr>
+              <w:pStyle w:val="Compact"/>
+              <w:jc w:val="left"/>
+            </w:pPr>
+            <w:r>
+              <w:t xml:space="preserve">화</w:t>
+            </w:r>
+          </w:p>
+        </w:tc>
+        <w:tc>
+          <w:tcPr/>
+          <w:p>
+            <w:pPr>
+              <w:pStyle w:val="Compact"/>
+              <w:jc w:val="left"/>
+            </w:pPr>
+            <w:r>
+              <w:t xml:space="preserve">제목</w:t>
+            </w:r>
+          </w:p>
+        </w:tc>
+        <w:tc>
+          <w:tcPr/>
+          <w:p>
+            <w:pPr>
+              <w:pStyle w:val="Compact"/>
+              <w:jc w:val="left"/>
+            </w:pPr>
+            <w:r>
+              <w:t xml:space="preserve">배경</w:t>
+            </w:r>
+          </w:p>
+        </w:tc>
+        <w:tc>
+          <w:tcPr/>
+          <w:p>
+            <w:pPr>
+              <w:pStyle w:val="Compact"/>
+              <w:jc w:val="left"/>
+            </w:pPr>
+            <w:r>
+              <w:t xml:space="preserve">줄거리</w:t>
+            </w:r>
+          </w:p>
+        </w:tc>
+        <w:tc>
+          <w:tcPr/>
+          <w:p>
+            <w:pPr>
+              <w:pStyle w:val="Compact"/>
+              <w:jc w:val="left"/>
+            </w:pPr>
+            <w:r>
+              <w:t xml:space="preserve">비즈니스 스킬</w:t>
+            </w:r>
+          </w:p>
+        </w:tc>
+        <w:tc>
+          <w:tcPr/>
+          <w:p>
+            <w:pPr>
+              <w:pStyle w:val="Compact"/>
+              <w:jc w:val="left"/>
+            </w:pPr>
+            <w:r>
+              <w:t xml:space="preserve">핵심 표현</w:t>
+            </w:r>
+          </w:p>
+        </w:tc>
+      </w:tr>
+      <w:tr>
+        <w:tc>
+          <w:tcPr/>
+          <w:p>
+            <w:pPr>
+              <w:pStyle w:val="Compact"/>
+              <w:jc w:val="left"/>
+            </w:pPr>
+            <w:r>
+              <w:t xml:space="preserve">1</w:t>
+            </w:r>
+          </w:p>
+        </w:tc>
+        <w:tc>
+          <w:tcPr/>
+          <w:p>
+            <w:pPr>
+              <w:pStyle w:val="Compact"/>
+              <w:jc w:val="left"/>
+            </w:pPr>
+            <w:r>
+              <w:t xml:space="preserve">Roadshow</w:t>
+            </w:r>
+          </w:p>
+        </w:tc>
+        <w:tc>
+          <w:tcPr/>
+          <w:p>
+            <w:pPr>
+              <w:pStyle w:val="Compact"/>
+              <w:jc w:val="left"/>
+            </w:pPr>
+            <w:r>
+              <w:t xml:space="preserve">뉴욕·보스턴·샌프란시스코</w:t>
+            </w:r>
+          </w:p>
+        </w:tc>
+        <w:tc>
+          <w:tcPr/>
+          <w:p>
+            <w:pPr>
+              <w:pStyle w:val="Compact"/>
+              <w:jc w:val="left"/>
+            </w:pPr>
+            <w:r>
+              <w:t xml:space="preserve">8일, 3개 도시, 투자자 미팅 60회. 같은 질문 백 번에 같은 답 백 번. 공모가 결정의 밤.</w:t>
+            </w:r>
+          </w:p>
+        </w:tc>
+        <w:tc>
+          <w:tcPr/>
+          <w:p>
+            <w:pPr>
+              <w:pStyle w:val="Compact"/>
+              <w:jc w:val="left"/>
+            </w:pPr>
+            <w:r>
+              <w:t xml:space="preserve">IPO 로드쇼 피치, 반복 질문 대응</w:t>
+            </w:r>
+          </w:p>
+        </w:tc>
+        <w:tc>
+          <w:tcPr/>
+          <w:p>
+            <w:pPr>
+              <w:pStyle w:val="Compact"/>
+              <w:jc w:val="left"/>
+            </w:pPr>
+            <w:r>
+              <w:t xml:space="preserve">order book / oversubscribed / price the deal</w:t>
+            </w:r>
+          </w:p>
+        </w:tc>
+      </w:tr>
+      <w:tr>
+        <w:tc>
+          <w:tcPr/>
+          <w:p>
+            <w:pPr>
+              <w:pStyle w:val="Compact"/>
+              <w:jc w:val="left"/>
+            </w:pPr>
+            <w:r>
+              <w:t xml:space="preserve">2</w:t>
+            </w:r>
+          </w:p>
+        </w:tc>
+        <w:tc>
+          <w:tcPr/>
+          <w:p>
+            <w:pPr>
+              <w:pStyle w:val="Compact"/>
+              <w:jc w:val="left"/>
+            </w:pPr>
+            <w:r>
+              <w:t xml:space="preserve">Ring the Bell</w:t>
+            </w:r>
+          </w:p>
+        </w:tc>
+        <w:tc>
+          <w:tcPr/>
+          <w:p>
+            <w:pPr>
+              <w:pStyle w:val="Compact"/>
+              <w:jc w:val="left"/>
+            </w:pPr>
+            <w:r>
+              <w:t xml:space="preserve">나스닥 타임스스퀘어</w:t>
+            </w:r>
+          </w:p>
+        </w:tc>
+        <w:tc>
+          <w:tcPr/>
+          <w:p>
+            <w:pPr>
+              <w:pStyle w:val="Compact"/>
+              <w:jc w:val="left"/>
+            </w:pPr>
+            <w:r>
+              <w:t xml:space="preserve">상장일. 전광판의 Lily 로고, 첫날 급등, 들뜬 직원들. Noah는</w:t>
+            </w:r>
+            <w:r>
+              <w:t xml:space="preserve"> </w:t>
+            </w:r>
+            <w:r>
+              <w:t xml:space="preserve">“</w:t>
+            </w:r>
+            <w:r>
+              <w:t xml:space="preserve">주가는 우리 일이 아니다</w:t>
+            </w:r>
+            <w:r>
+              <w:t xml:space="preserve">”</w:t>
+            </w:r>
+            <w:r>
+              <w:t xml:space="preserve">라고 말해야 한다.</w:t>
+            </w:r>
+          </w:p>
+        </w:tc>
+        <w:tc>
+          <w:tcPr/>
+          <w:p>
+            <w:pPr>
+              <w:pStyle w:val="Compact"/>
+              <w:jc w:val="left"/>
+            </w:pPr>
+            <w:r>
+              <w:t xml:space="preserve">축하와 기대치 관리</w:t>
+            </w:r>
+          </w:p>
+        </w:tc>
+        <w:tc>
+          <w:tcPr/>
+          <w:p>
+            <w:pPr>
+              <w:pStyle w:val="Compact"/>
+              <w:jc w:val="left"/>
+            </w:pPr>
+            <w:r>
+              <w:t xml:space="preserve">first-day pop / lock-up / Let’s stay focused.</w:t>
+            </w:r>
+          </w:p>
+        </w:tc>
+      </w:tr>
+      <w:tr>
+        <w:tc>
+          <w:tcPr/>
+          <w:p>
+            <w:pPr>
+              <w:pStyle w:val="Compact"/>
+              <w:jc w:val="left"/>
+            </w:pPr>
+            <w:r>
+              <w:t xml:space="preserve">3</w:t>
+            </w:r>
+          </w:p>
+        </w:tc>
+        <w:tc>
+          <w:tcPr/>
+          <w:p>
+            <w:pPr>
+              <w:pStyle w:val="Compact"/>
+              <w:jc w:val="left"/>
+            </w:pPr>
+            <w:r>
+              <w:t xml:space="preserve">Guidance</w:t>
+            </w:r>
+          </w:p>
+        </w:tc>
+        <w:tc>
+          <w:tcPr/>
+          <w:p>
+            <w:pPr>
+              <w:pStyle w:val="Compact"/>
+              <w:jc w:val="left"/>
+            </w:pPr>
+            <w:r>
+              <w:t xml:space="preserve">오스틴 IR 회의실</w:t>
+            </w:r>
+          </w:p>
+        </w:tc>
+        <w:tc>
+          <w:tcPr/>
+          <w:p>
+            <w:pPr>
+              <w:pStyle w:val="Compact"/>
+              <w:jc w:val="left"/>
+            </w:pPr>
+            <w:r>
+              <w:t xml:space="preserve">첫 실적 발표 준비. 가이던스를 얼마나 보수적으로 잡을까. 신임 IR 책임자 Ruth의 상장사 화법 수업.</w:t>
+            </w:r>
+          </w:p>
+        </w:tc>
+        <w:tc>
+          <w:tcPr/>
+          <w:p>
+            <w:pPr>
+              <w:pStyle w:val="Compact"/>
+              <w:jc w:val="left"/>
+            </w:pPr>
+            <w:r>
+              <w:t xml:space="preserve">실적 발표 준비, 발언 통제</w:t>
+            </w:r>
+          </w:p>
+        </w:tc>
+        <w:tc>
+          <w:tcPr/>
+          <w:p>
+            <w:pPr>
+              <w:pStyle w:val="Compact"/>
+              <w:jc w:val="left"/>
+            </w:pPr>
+            <w:r>
+              <w:t xml:space="preserve">guidance / Reg FD / forward-looking statements</w:t>
+            </w:r>
+          </w:p>
+        </w:tc>
+      </w:tr>
+      <w:tr>
+        <w:tc>
+          <w:tcPr/>
+          <w:p>
+            <w:pPr>
+              <w:pStyle w:val="Compact"/>
+              <w:jc w:val="left"/>
+            </w:pPr>
+            <w:r>
+              <w:t xml:space="preserve">4</w:t>
+            </w:r>
+          </w:p>
+        </w:tc>
+        <w:tc>
+          <w:tcPr/>
+          <w:p>
+            <w:pPr>
+              <w:pStyle w:val="Compact"/>
+              <w:jc w:val="left"/>
+            </w:pPr>
+            <w:r>
+              <w:t xml:space="preserve">The Miss</w:t>
+            </w:r>
+          </w:p>
+        </w:tc>
+        <w:tc>
+          <w:tcPr/>
+          <w:p>
+            <w:pPr>
+              <w:pStyle w:val="Compact"/>
+              <w:jc w:val="left"/>
+            </w:pPr>
+            <w:r>
+              <w:t xml:space="preserve">실적 발표 콜</w:t>
+            </w:r>
+          </w:p>
+        </w:tc>
+        <w:tc>
+          <w:tcPr/>
+          <w:p>
+            <w:pPr>
+              <w:pStyle w:val="Compact"/>
+              <w:jc w:val="left"/>
+            </w:pPr>
+            <w:r>
+              <w:t xml:space="preserve">라인 C 지연으로 매출 미달, 주가 18% 하락. 애널리스트 Dana의 날 선 질문에 Noah가 미달을 인정한다.</w:t>
+            </w:r>
+          </w:p>
+        </w:tc>
+        <w:tc>
+          <w:tcPr/>
+          <w:p>
+            <w:pPr>
+              <w:pStyle w:val="Compact"/>
+              <w:jc w:val="left"/>
+            </w:pPr>
+            <w:r>
+              <w:t xml:space="preserve">나쁜 소식 공시, 애널리스트 Q&amp;A</w:t>
+            </w:r>
+          </w:p>
+        </w:tc>
+        <w:tc>
+          <w:tcPr/>
+          <w:p>
+            <w:pPr>
+              <w:pStyle w:val="Compact"/>
+              <w:jc w:val="left"/>
+            </w:pPr>
+            <w:r>
+              <w:t xml:space="preserve">We fell short. / headwinds / We own this.</w:t>
+            </w:r>
+          </w:p>
+        </w:tc>
+      </w:tr>
+      <w:tr>
+        <w:tc>
+          <w:tcPr/>
+          <w:p>
+            <w:pPr>
+              <w:pStyle w:val="Compact"/>
+              <w:jc w:val="left"/>
+            </w:pPr>
+            <w:r>
+              <w:t xml:space="preserve">5</w:t>
+            </w:r>
+          </w:p>
+        </w:tc>
+        <w:tc>
+          <w:tcPr/>
+          <w:p>
+            <w:pPr>
+              <w:pStyle w:val="Compact"/>
+              <w:jc w:val="left"/>
+            </w:pPr>
+            <w:r>
+              <w:t xml:space="preserve">Counterfeit</w:t>
+            </w:r>
+          </w:p>
+        </w:tc>
+        <w:tc>
+          <w:tcPr/>
+          <w:p>
+            <w:pPr>
+              <w:pStyle w:val="Compact"/>
+              <w:jc w:val="left"/>
+            </w:pPr>
+            <w:r>
+              <w:t xml:space="preserve">오스틴 ↔ 호찌민 화상</w:t>
+            </w:r>
+          </w:p>
+        </w:tc>
+        <w:tc>
+          <w:tcPr/>
+          <w:p>
+            <w:pPr>
+              <w:pStyle w:val="Compact"/>
+              <w:jc w:val="left"/>
+            </w:pPr>
+            <w:r>
+              <w:t xml:space="preserve">동남아 온라인몰의 가짜 Veyra. 일련번호 스캔이 위조품을 잡아낸다. 플랫폼·세관과의 협상.</w:t>
+            </w:r>
+          </w:p>
+        </w:tc>
+        <w:tc>
+          <w:tcPr/>
+          <w:p>
+            <w:pPr>
+              <w:pStyle w:val="Compact"/>
+              <w:jc w:val="left"/>
+            </w:pPr>
+            <w:r>
+              <w:t xml:space="preserve">브랜드 보호, 위기 대응</w:t>
+            </w:r>
+          </w:p>
+        </w:tc>
+        <w:tc>
+          <w:tcPr/>
+          <w:p>
+            <w:pPr>
+              <w:pStyle w:val="Compact"/>
+              <w:jc w:val="left"/>
+            </w:pPr>
+            <w:r>
+              <w:t xml:space="preserve">counterfeit / takedown notice / chain of custody</w:t>
+            </w:r>
+          </w:p>
+        </w:tc>
+      </w:tr>
+      <w:tr>
+        <w:tc>
+          <w:tcPr/>
+          <w:p>
+            <w:pPr>
+              <w:pStyle w:val="Compact"/>
+              <w:jc w:val="left"/>
+            </w:pPr>
+            <w:r>
+              <w:t xml:space="preserve">6</w:t>
+            </w:r>
+          </w:p>
+        </w:tc>
+        <w:tc>
+          <w:tcPr/>
+          <w:p>
+            <w:pPr>
+              <w:pStyle w:val="Compact"/>
+              <w:jc w:val="left"/>
+            </w:pPr>
+            <w:r>
+              <w:t xml:space="preserve">Lock-up</w:t>
+            </w:r>
+          </w:p>
+        </w:tc>
+        <w:tc>
+          <w:tcPr/>
+          <w:p>
+            <w:pPr>
+              <w:pStyle w:val="Compact"/>
+              <w:jc w:val="left"/>
+            </w:pPr>
+            <w:r>
+              <w:t xml:space="preserve">본사 타운홀</w:t>
+            </w:r>
+          </w:p>
+        </w:tc>
+        <w:tc>
+          <w:tcPr/>
+          <w:p>
+            <w:pPr>
+              <w:pStyle w:val="Compact"/>
+              <w:jc w:val="left"/>
+            </w:pPr>
+            <w:r>
+              <w:t xml:space="preserve">보호예수 만료. Richard의 매도 공시, 직원들의 질문, 내부자 거래 규정 교육.</w:t>
+            </w:r>
+          </w:p>
+        </w:tc>
+        <w:tc>
+          <w:tcPr/>
+          <w:p>
+            <w:pPr>
+              <w:pStyle w:val="Compact"/>
+              <w:jc w:val="left"/>
+            </w:pPr>
+            <w:r>
+              <w:t xml:space="preserve">내부 커뮤니케이션, 컴플라이언스</w:t>
+            </w:r>
+          </w:p>
+        </w:tc>
+        <w:tc>
+          <w:tcPr/>
+          <w:p>
+            <w:pPr>
+              <w:pStyle w:val="Compact"/>
+              <w:jc w:val="left"/>
+            </w:pPr>
+            <w:r>
+              <w:t xml:space="preserve">blackout period / insider trading / 10b5-1 plan</w:t>
+            </w:r>
+          </w:p>
+        </w:tc>
+      </w:tr>
+      <w:tr>
+        <w:tc>
+          <w:tcPr/>
+          <w:p>
+            <w:pPr>
+              <w:pStyle w:val="Compact"/>
+              <w:jc w:val="left"/>
+            </w:pPr>
+            <w:r>
+              <w:t xml:space="preserve">7</w:t>
+            </w:r>
+          </w:p>
+        </w:tc>
+        <w:tc>
+          <w:tcPr/>
+          <w:p>
+            <w:pPr>
+              <w:pStyle w:val="Compact"/>
+              <w:jc w:val="left"/>
+            </w:pPr>
+            <w:r>
+              <w:t xml:space="preserve">The Activist</w:t>
+            </w:r>
+          </w:p>
+        </w:tc>
+        <w:tc>
+          <w:tcPr/>
+          <w:p>
+            <w:pPr>
+              <w:pStyle w:val="Compact"/>
+              <w:jc w:val="left"/>
+            </w:pPr>
+            <w:r>
+              <w:t xml:space="preserve">이사회 → 공개서한</w:t>
+            </w:r>
+          </w:p>
+        </w:tc>
+        <w:tc>
+          <w:tcPr/>
+          <w:p>
+            <w:pPr>
+              <w:pStyle w:val="Compact"/>
+              <w:jc w:val="left"/>
+            </w:pPr>
+            <w:r>
+              <w:t xml:space="preserve">행동주의 펀드 Pikestone의 Graham Pike: 교육비 삭감, 아시아 미용사 판매. 위임장 대결 위협.</w:t>
+            </w:r>
+          </w:p>
+        </w:tc>
+        <w:tc>
+          <w:tcPr/>
+          <w:p>
+            <w:pPr>
+              <w:pStyle w:val="Compact"/>
+              <w:jc w:val="left"/>
+            </w:pPr>
+            <w:r>
+              <w:t xml:space="preserve">주주 대응, 공개 반박</w:t>
+            </w:r>
+          </w:p>
+        </w:tc>
+        <w:tc>
+          <w:tcPr/>
+          <w:p>
+            <w:pPr>
+              <w:pStyle w:val="Compact"/>
+              <w:jc w:val="left"/>
+            </w:pPr>
+            <w:r>
+              <w:t xml:space="preserve">activist investor / proxy fight / long-term value</w:t>
+            </w:r>
+          </w:p>
+        </w:tc>
+      </w:tr>
+      <w:tr>
+        <w:tc>
+          <w:tcPr/>
+          <w:p>
+            <w:pPr>
+              <w:pStyle w:val="Compact"/>
+              <w:jc w:val="left"/>
+            </w:pPr>
+            <w:r>
+              <w:t xml:space="preserve">8</w:t>
+            </w:r>
+          </w:p>
+        </w:tc>
+        <w:tc>
+          <w:tcPr/>
+          <w:p>
+            <w:pPr>
+              <w:pStyle w:val="Compact"/>
+              <w:jc w:val="left"/>
+            </w:pPr>
+            <w:r>
+              <w:t xml:space="preserve">Other Side of the Table</w:t>
+            </w:r>
+          </w:p>
+        </w:tc>
+        <w:tc>
+          <w:tcPr/>
+          <w:p>
+            <w:pPr>
+              <w:pStyle w:val="Compact"/>
+              <w:jc w:val="left"/>
+            </w:pPr>
+            <w:r>
+              <w:t xml:space="preserve">오스틴 카페 → 회의실</w:t>
+            </w:r>
+          </w:p>
+        </w:tc>
+        <w:tc>
+          <w:tcPr/>
+          <w:p>
+            <w:pPr>
+              <w:pStyle w:val="Compact"/>
+              <w:jc w:val="left"/>
+            </w:pPr>
+            <w:r>
+              <w:t xml:space="preserve">AI 주입 매핑 스타트업 인수. 27세 창업자 Maya Ortiz. 처음으로 사는 쪽에 앉은 Noah.</w:t>
+            </w:r>
+          </w:p>
+        </w:tc>
+        <w:tc>
+          <w:tcPr/>
+          <w:p>
+            <w:pPr>
+              <w:pStyle w:val="Compact"/>
+              <w:jc w:val="left"/>
+            </w:pPr>
+            <w:r>
+              <w:t xml:space="preserve">인수자 입장 협상</w:t>
+            </w:r>
+          </w:p>
+        </w:tc>
+        <w:tc>
+          <w:tcPr/>
+          <w:p>
+            <w:pPr>
+              <w:pStyle w:val="Compact"/>
+              <w:jc w:val="left"/>
+            </w:pPr>
+            <w:r>
+              <w:t xml:space="preserve">acqui-hire / What do you need? / earn-out (반대편에서)</w:t>
+            </w:r>
+          </w:p>
+        </w:tc>
+      </w:tr>
+      <w:tr>
+        <w:tc>
+          <w:tcPr/>
+          <w:p>
+            <w:pPr>
+              <w:pStyle w:val="Compact"/>
+              <w:jc w:val="left"/>
+            </w:pPr>
+            <w:r>
+              <w:t xml:space="preserve">9</w:t>
+            </w:r>
+          </w:p>
+        </w:tc>
+        <w:tc>
+          <w:tcPr/>
+          <w:p>
+            <w:pPr>
+              <w:pStyle w:val="Compact"/>
+              <w:jc w:val="left"/>
+            </w:pPr>
+            <w:r>
+              <w:t xml:space="preserve">Diligence</w:t>
+            </w:r>
+          </w:p>
+        </w:tc>
+        <w:tc>
+          <w:tcPr/>
+          <w:p>
+            <w:pPr>
+              <w:pStyle w:val="Compact"/>
+              <w:jc w:val="left"/>
+            </w:pPr>
+            <w:r>
+              <w:t xml:space="preserve">데이터 룸</w:t>
+            </w:r>
+          </w:p>
+        </w:tc>
+        <w:tc>
+          <w:tcPr/>
+          <w:p>
+            <w:pPr>
+              <w:pStyle w:val="Compact"/>
+              <w:jc w:val="left"/>
+            </w:pPr>
+            <w:r>
+              <w:t xml:space="preserve">실사에서 Maya가 숨긴 데이터 문제가 드러난다. Noah는 Tom과 다른 길을 고른다.</w:t>
+            </w:r>
+          </w:p>
+        </w:tc>
+        <w:tc>
+          <w:tcPr/>
+          <w:p>
+            <w:pPr>
+              <w:pStyle w:val="Compact"/>
+              <w:jc w:val="left"/>
+            </w:pPr>
+            <w:r>
+              <w:t xml:space="preserve">실사, 문제 발견 시 대화</w:t>
+            </w:r>
+          </w:p>
+        </w:tc>
+        <w:tc>
+          <w:tcPr/>
+          <w:p>
+            <w:pPr>
+              <w:pStyle w:val="Compact"/>
+              <w:jc w:val="left"/>
+            </w:pPr>
+            <w:r>
+              <w:t xml:space="preserve">red flag / disclosure schedule / Tell me before I find it.</w:t>
+            </w:r>
+          </w:p>
+        </w:tc>
+      </w:tr>
+      <w:tr>
+        <w:tc>
+          <w:tcPr/>
+          <w:p>
+            <w:pPr>
+              <w:pStyle w:val="Compact"/>
+              <w:jc w:val="left"/>
+            </w:pPr>
+            <w:r>
+              <w:t xml:space="preserve">10</w:t>
+            </w:r>
+          </w:p>
+        </w:tc>
+        <w:tc>
+          <w:tcPr/>
+          <w:p>
+            <w:pPr>
+              <w:pStyle w:val="Compact"/>
+              <w:jc w:val="left"/>
+            </w:pPr>
+            <w:r>
+              <w:t xml:space="preserve">China</w:t>
+            </w:r>
+          </w:p>
+        </w:tc>
+        <w:tc>
+          <w:tcPr/>
+          <w:p>
+            <w:pPr>
+              <w:pStyle w:val="Compact"/>
+              <w:jc w:val="left"/>
+            </w:pPr>
+            <w:r>
+              <w:t xml:space="preserve">상하이 → 서울 화상</w:t>
+            </w:r>
+          </w:p>
+        </w:tc>
+        <w:tc>
+          <w:tcPr/>
+          <w:p>
+            <w:pPr>
+              <w:pStyle w:val="Compact"/>
+              <w:jc w:val="left"/>
+            </w:pPr>
+            <w:r>
+              <w:t xml:space="preserve">중국 임상 시작. Grace와 대양 사이의 긴장, 데이터 현지화.</w:t>
+            </w:r>
+          </w:p>
+        </w:tc>
+        <w:tc>
+          <w:tcPr/>
+          <w:p>
+            <w:pPr>
+              <w:pStyle w:val="Compact"/>
+              <w:jc w:val="left"/>
+            </w:pPr>
+            <w:r>
+              <w:t xml:space="preserve">합작법인 갈등 조정</w:t>
+            </w:r>
+          </w:p>
+        </w:tc>
+        <w:tc>
+          <w:tcPr/>
+          <w:p>
+            <w:pPr>
+              <w:pStyle w:val="Compact"/>
+              <w:jc w:val="left"/>
+            </w:pPr>
+            <w:r>
+              <w:t xml:space="preserve">data localization / escalation path / Let’s align first.</w:t>
+            </w:r>
+          </w:p>
+        </w:tc>
+      </w:tr>
+      <w:tr>
+        <w:tc>
+          <w:tcPr/>
+          <w:p>
+            <w:pPr>
+              <w:pStyle w:val="Compact"/>
+              <w:jc w:val="left"/>
+            </w:pPr>
+            <w:r>
+              <w:t xml:space="preserve">11</w:t>
+            </w:r>
+          </w:p>
+        </w:tc>
+        <w:tc>
+          <w:tcPr/>
+          <w:p>
+            <w:pPr>
+              <w:pStyle w:val="Compact"/>
+              <w:jc w:val="left"/>
+            </w:pPr>
+            <w:r>
+              <w:t xml:space="preserve">Form 483</w:t>
+            </w:r>
+          </w:p>
+        </w:tc>
+        <w:tc>
+          <w:tcPr/>
+          <w:p>
+            <w:pPr>
+              <w:pStyle w:val="Compact"/>
+              <w:jc w:val="left"/>
+            </w:pPr>
+            <w:r>
+              <w:t xml:space="preserve">오창 라인 C</w:t>
+            </w:r>
+          </w:p>
+        </w:tc>
+        <w:tc>
+          <w:tcPr/>
+          <w:p>
+            <w:pPr>
+              <w:pStyle w:val="Compact"/>
+              <w:jc w:val="left"/>
+            </w:pPr>
+            <w:r>
+              <w:t xml:space="preserve">FDA 실사, 지적사항 3건. Leo·이수진·CTO Marisol의 대응, Priya와 Marisol의</w:t>
+            </w:r>
+            <w:r>
+              <w:t xml:space="preserve"> </w:t>
+            </w:r>
+            <w:r>
+              <w:t xml:space="preserve">“</w:t>
+            </w:r>
+            <w:r>
+              <w:t xml:space="preserve">방 안에서 반대하기</w:t>
+            </w:r>
+            <w:r>
+              <w:t xml:space="preserve">”</w:t>
+            </w:r>
+            <w:r>
+              <w:t xml:space="preserve">.</w:t>
+            </w:r>
+          </w:p>
+        </w:tc>
+        <w:tc>
+          <w:tcPr/>
+          <w:p>
+            <w:pPr>
+              <w:pStyle w:val="Compact"/>
+              <w:jc w:val="left"/>
+            </w:pPr>
+            <w:r>
+              <w:t xml:space="preserve">규제 실사 대응</w:t>
+            </w:r>
+          </w:p>
+        </w:tc>
+        <w:tc>
+          <w:tcPr/>
+          <w:p>
+            <w:pPr>
+              <w:pStyle w:val="Compact"/>
+              <w:jc w:val="left"/>
+            </w:pPr>
+            <w:r>
+              <w:t xml:space="preserve">observation / CAPA / within fifteen business days</w:t>
+            </w:r>
+          </w:p>
+        </w:tc>
+      </w:tr>
+      <w:tr>
+        <w:tc>
+          <w:tcPr/>
+          <w:p>
+            <w:pPr>
+              <w:pStyle w:val="Compact"/>
+              <w:jc w:val="left"/>
+            </w:pPr>
+            <w:r>
+              <w:t xml:space="preserve">12</w:t>
+            </w:r>
+          </w:p>
+        </w:tc>
+        <w:tc>
+          <w:tcPr/>
+          <w:p>
+            <w:pPr>
+              <w:pStyle w:val="Compact"/>
+              <w:jc w:val="left"/>
+            </w:pPr>
+            <w:r>
+              <w:t xml:space="preserve">Tom Calls</w:t>
+            </w:r>
+          </w:p>
+        </w:tc>
+        <w:tc>
+          <w:tcPr/>
+          <w:p>
+            <w:pPr>
+              <w:pStyle w:val="Compact"/>
+              <w:jc w:val="left"/>
+            </w:pPr>
+            <w:r>
+              <w:t xml:space="preserve">오스틴 바비큐집</w:t>
+            </w:r>
+          </w:p>
+        </w:tc>
+        <w:tc>
+          <w:tcPr/>
+          <w:p>
+            <w:pPr>
+              <w:pStyle w:val="Compact"/>
+              <w:jc w:val="left"/>
+            </w:pPr>
+            <w:r>
+              <w:t xml:space="preserve">Halvern이 초대형 제약사 Castellan에 인수되고 Tom은 해고된다.</w:t>
+            </w:r>
+            <w:r>
+              <w:t xml:space="preserve"> </w:t>
+            </w:r>
+            <w:r>
+              <w:t xml:space="preserve">“</w:t>
+            </w:r>
+            <w:r>
+              <w:t xml:space="preserve">For advice. Only advice.</w:t>
+            </w:r>
+            <w:r>
+              <w:t xml:space="preserve">”</w:t>
+            </w:r>
+          </w:p>
+        </w:tc>
+        <w:tc>
+          <w:tcPr/>
+          <w:p>
+            <w:pPr>
+              <w:pStyle w:val="Compact"/>
+              <w:jc w:val="left"/>
+            </w:pPr>
+            <w:r>
+              <w:t xml:space="preserve">옛 경쟁자와의 관계 재정의</w:t>
+            </w:r>
+          </w:p>
+        </w:tc>
+        <w:tc>
+          <w:tcPr/>
+          <w:p>
+            <w:pPr>
+              <w:pStyle w:val="Compact"/>
+              <w:jc w:val="left"/>
+            </w:pPr>
+            <w:r>
+              <w:t xml:space="preserve">What are you really asking? / advisory role</w:t>
+            </w:r>
+          </w:p>
+        </w:tc>
+      </w:tr>
+      <w:tr>
+        <w:tc>
+          <w:tcPr/>
+          <w:p>
+            <w:pPr>
+              <w:pStyle w:val="Compact"/>
+              <w:jc w:val="left"/>
+            </w:pPr>
+            <w:r>
+              <w:t xml:space="preserve">13</w:t>
+            </w:r>
+          </w:p>
+        </w:tc>
+        <w:tc>
+          <w:tcPr/>
+          <w:p>
+            <w:pPr>
+              <w:pStyle w:val="Compact"/>
+              <w:jc w:val="left"/>
+            </w:pPr>
+            <w:r>
+              <w:t xml:space="preserve">Testimony</w:t>
+            </w:r>
+          </w:p>
+        </w:tc>
+        <w:tc>
+          <w:tcPr/>
+          <w:p>
+            <w:pPr>
+              <w:pStyle w:val="Compact"/>
+              <w:jc w:val="left"/>
+            </w:pPr>
+            <w:r>
+              <w:t xml:space="preserve">텍사스 주의회</w:t>
+            </w:r>
+          </w:p>
+        </w:tc>
+        <w:tc>
+          <w:tcPr/>
+          <w:p>
+            <w:pPr>
+              <w:pStyle w:val="Compact"/>
+              <w:jc w:val="left"/>
+            </w:pPr>
+            <w:r>
+              <w:t xml:space="preserve">필러 시술 자격 법안 공청회. Noah와 Tom이 나란히 증언한다(6부 James 청문회의 대구).</w:t>
+            </w:r>
+          </w:p>
+        </w:tc>
+        <w:tc>
+          <w:tcPr/>
+          <w:p>
+            <w:pPr>
+              <w:pStyle w:val="Compact"/>
+              <w:jc w:val="left"/>
+            </w:pPr>
+            <w:r>
+              <w:t xml:space="preserve">공청회 증언, 공동 성명</w:t>
+            </w:r>
+          </w:p>
+        </w:tc>
+        <w:tc>
+          <w:tcPr/>
+          <w:p>
+            <w:pPr>
+              <w:pStyle w:val="Compact"/>
+              <w:jc w:val="left"/>
+            </w:pPr>
+            <w:r>
+              <w:t xml:space="preserve">I yield my time. / bipartisan / on the record</w:t>
+            </w:r>
+          </w:p>
+        </w:tc>
+      </w:tr>
+      <w:tr>
+        <w:tc>
+          <w:tcPr/>
+          <w:p>
+            <w:pPr>
+              <w:pStyle w:val="Compact"/>
+              <w:jc w:val="left"/>
+            </w:pPr>
+            <w:r>
+              <w:t xml:space="preserve">14</w:t>
+            </w:r>
+          </w:p>
+        </w:tc>
+        <w:tc>
+          <w:tcPr/>
+          <w:p>
+            <w:pPr>
+              <w:pStyle w:val="Compact"/>
+              <w:jc w:val="left"/>
+            </w:pPr>
+            <w:r>
+              <w:t xml:space="preserve">Vows</w:t>
+            </w:r>
+          </w:p>
+        </w:tc>
+        <w:tc>
+          <w:tcPr/>
+          <w:p>
+            <w:pPr>
+              <w:pStyle w:val="Compact"/>
+              <w:jc w:val="left"/>
+            </w:pPr>
+            <w:r>
+              <w:t xml:space="preserve">텍사스 힐 컨트리</w:t>
+            </w:r>
+          </w:p>
+        </w:tc>
+        <w:tc>
+          <w:tcPr/>
+          <w:p>
+            <w:pPr>
+              <w:pStyle w:val="Compact"/>
+              <w:jc w:val="left"/>
+            </w:pPr>
+            <w:r>
+              <w:t xml:space="preserve">Noah와 Claire의 결혼식. Marcus의 들러리 연설, Elena에게 2주간 전권 위임.</w:t>
+            </w:r>
+          </w:p>
+        </w:tc>
+        <w:tc>
+          <w:tcPr/>
+          <w:p>
+            <w:pPr>
+              <w:pStyle w:val="Compact"/>
+              <w:jc w:val="left"/>
+            </w:pPr>
+            <w:r>
+              <w:t xml:space="preserve">축사, 완전한 위임</w:t>
+            </w:r>
+          </w:p>
+        </w:tc>
+        <w:tc>
+          <w:tcPr/>
+          <w:p>
+            <w:pPr>
+              <w:pStyle w:val="Compact"/>
+              <w:jc w:val="left"/>
+            </w:pPr>
+            <w:r>
+              <w:t xml:space="preserve">Here’s to… / best man’s toast / You have full authority.</w:t>
+            </w:r>
+          </w:p>
+        </w:tc>
+      </w:tr>
+      <w:tr>
+        <w:tc>
+          <w:tcPr/>
+          <w:p>
+            <w:pPr>
+              <w:pStyle w:val="Compact"/>
+              <w:jc w:val="left"/>
+            </w:pPr>
+            <w:r>
+              <w:t xml:space="preserve">15</w:t>
+            </w:r>
+          </w:p>
+        </w:tc>
+        <w:tc>
+          <w:tcPr/>
+          <w:p>
+            <w:pPr>
+              <w:pStyle w:val="Compact"/>
+              <w:jc w:val="left"/>
+            </w:pPr>
+            <w:r>
+              <w:t xml:space="preserve">The Next Napkin</w:t>
+            </w:r>
+          </w:p>
+        </w:tc>
+        <w:tc>
+          <w:tcPr/>
+          <w:p>
+            <w:pPr>
+              <w:pStyle w:val="Compact"/>
+              <w:jc w:val="left"/>
+            </w:pPr>
+            <w:r>
+              <w:t xml:space="preserve">본사 옥상 → 10주년 행사</w:t>
+            </w:r>
+          </w:p>
+        </w:tc>
+        <w:tc>
+          <w:tcPr/>
+          <w:p>
+            <w:pPr>
+              <w:pStyle w:val="Compact"/>
+              <w:jc w:val="left"/>
+            </w:pPr>
+            <w:r>
+              <w:t xml:space="preserve">창립 10주년. Maya가 자기 냅킨을 내밀고, Lily의 마지막 디자인, Noah가 이번엔 다른 사람에게</w:t>
+            </w:r>
+            <w:r>
+              <w:t xml:space="preserve"> </w:t>
+            </w:r>
+            <w:r>
+              <w:t xml:space="preserve">“</w:t>
+            </w:r>
+            <w:r>
+              <w:t xml:space="preserve">Ship it.</w:t>
+            </w:r>
+            <w:r>
+              <w:t xml:space="preserve">”</w:t>
+            </w:r>
+          </w:p>
+        </w:tc>
+        <w:tc>
+          <w:tcPr/>
+          <w:p>
+            <w:pPr>
+              <w:pStyle w:val="Compact"/>
+              <w:jc w:val="left"/>
+            </w:pPr>
+            <w:r>
+              <w:t xml:space="preserve">기념 연설, 다음 세대에 넘기기</w:t>
+            </w:r>
+          </w:p>
+        </w:tc>
+        <w:tc>
+          <w:tcPr/>
+          <w:p>
+            <w:pPr>
+              <w:pStyle w:val="Compact"/>
+              <w:jc w:val="left"/>
+            </w:pPr>
+            <w:r>
+              <w:t xml:space="preserve">legacy / pass the torch / Ship it.</w:t>
+            </w:r>
+          </w:p>
+        </w:tc>
+      </w:tr>
+    </w:tbl>
+    <w:p>
+      <w:pPr>
+        <w:pStyle w:val="BodyText"/>
+      </w:pPr>
+      <w:r>
+        <w:rPr>
+          <w:bCs/>
+          <w:b/>
+        </w:rPr>
+        <w:t xml:space="preserve">8부 신규 인물:</w:t>
+      </w:r>
+      <w:r>
+        <w:t xml:space="preserve"> </w:t>
+      </w:r>
+      <w:r>
+        <w:t xml:space="preserve">Ruth Okonkwo(IR 책임자, 상장사 화법 코치) · Dana Brooks-Hall(셀사이드 애널리스트, 냉정한 질문자) · Graham Pike(행동주의 펀드 Pikestone Capital 대표) · Maya Ortiz(27세, AI 주입 매핑 스타트업</w:t>
+      </w:r>
+      <w:r>
+        <w:t xml:space="preserve"> </w:t>
+      </w:r>
+      <w:r>
+        <w:t xml:space="preserve">“</w:t>
+      </w:r>
+      <w:r>
+        <w:t xml:space="preserve">Contour</w:t>
+      </w:r>
+      <w:r>
+        <w:t xml:space="preserve">”</w:t>
+      </w:r>
+      <w:r>
+        <w:t xml:space="preserve"> </w:t>
+      </w:r>
+      <w:r>
+        <w:t xml:space="preserve">창업자 — 젊은 Noah의 거울) · Castellan(Halvern을 인수하는 초대형 제약사)</w:t>
+      </w:r>
+      <w:r>
+        <w:t xml:space="preserve"> </w:t>
+      </w:r>
+      <w:r>
+        <w:rPr>
+          <w:bCs/>
+          <w:b/>
+        </w:rPr>
+        <w:t xml:space="preserve">8부 회수 계획:</w:t>
+      </w:r>
+      <w:r>
+        <w:t xml:space="preserve"> </w:t>
+      </w:r>
+      <w:r>
+        <w:t xml:space="preserve">Claire 결혼(14화) · Tom 적 → 동료(12·13화) · James 영국 법안 통과(13화 언급) · Hannah Lloyd Veyra 합류·Fiona 영국 교육 파트너(7화) · Priya–Marisol 규칙 시험(11화) · 독일 Hautwerk 실적(3·4화)</w:t>
+      </w:r>
+    </w:p>
     <w:p>
       <w:r>
         <w:pict>
@@ -13322,9 +14867,9 @@
         </w:pict>
       </w:r>
     </w:p>
-    <w:bookmarkEnd w:id="39"/>
     <w:bookmarkEnd w:id="40"/>
-    <w:bookmarkStart w:id="41" w:name="복선반복-장치-맵"/>
+    <w:bookmarkEnd w:id="41"/>
+    <w:bookmarkStart w:id="42" w:name="복선반복-장치-맵"/>
     <w:p>
       <w:pPr>
         <w:pStyle w:val="Heading2"/>
@@ -14324,6 +15869,202 @@
           </w:p>
         </w:tc>
       </w:tr>
+      <w:tr>
+        <w:tc>
+          <w:tcPr/>
+          <w:p>
+            <w:pPr>
+              <w:pStyle w:val="Compact"/>
+              <w:jc w:val="left"/>
+            </w:pPr>
+            <w:r>
+              <w:rPr>
+                <w:bCs/>
+                <w:b/>
+              </w:rPr>
+              <w:t xml:space="preserve">“</w:t>
+            </w:r>
+            <w:r>
+              <w:rPr>
+                <w:bCs/>
+                <w:b/>
+              </w:rPr>
+              <w:t xml:space="preserve">Only advice.</w:t>
+            </w:r>
+            <w:r>
+              <w:rPr>
+                <w:bCs/>
+                <w:b/>
+              </w:rPr>
+              <w:t xml:space="preserve">”</w:t>
+            </w:r>
+          </w:p>
+        </w:tc>
+        <w:tc>
+          <w:tcPr/>
+          <w:p>
+            <w:pPr>
+              <w:pStyle w:val="Compact"/>
+              <w:jc w:val="left"/>
+            </w:pPr>
+            <w:r>
+              <w:t xml:space="preserve">6부 8화 James</w:t>
+            </w:r>
+          </w:p>
+        </w:tc>
+        <w:tc>
+          <w:tcPr/>
+          <w:p>
+            <w:pPr>
+              <w:pStyle w:val="Compact"/>
+              <w:jc w:val="left"/>
+            </w:pPr>
+            <w:r>
+              <w:t xml:space="preserve">7부 10화 Noah가 Tom에게 → 8부 12화 Tom이 Noah에게 전화</w:t>
+            </w:r>
+          </w:p>
+        </w:tc>
+      </w:tr>
+      <w:tr>
+        <w:tc>
+          <w:tcPr/>
+          <w:p>
+            <w:pPr>
+              <w:pStyle w:val="Compact"/>
+              <w:jc w:val="left"/>
+            </w:pPr>
+            <w:r>
+              <w:rPr>
+                <w:bCs/>
+                <w:b/>
+              </w:rPr>
+              <w:t xml:space="preserve">청문회 증언</w:t>
+            </w:r>
+          </w:p>
+        </w:tc>
+        <w:tc>
+          <w:tcPr/>
+          <w:p>
+            <w:pPr>
+              <w:pStyle w:val="Compact"/>
+              <w:jc w:val="left"/>
+            </w:pPr>
+            <w:r>
+              <w:t xml:space="preserve">6부 15화 James(영국 의회)</w:t>
+            </w:r>
+          </w:p>
+        </w:tc>
+        <w:tc>
+          <w:tcPr/>
+          <w:p>
+            <w:pPr>
+              <w:pStyle w:val="Compact"/>
+              <w:jc w:val="left"/>
+            </w:pPr>
+            <w:r>
+              <w:t xml:space="preserve">8부 13화 Noah와 Tom이 텍사스 주의회에서 나란히</w:t>
+            </w:r>
+          </w:p>
+        </w:tc>
+      </w:tr>
+      <w:tr>
+        <w:tc>
+          <w:tcPr/>
+          <w:p>
+            <w:pPr>
+              <w:pStyle w:val="Compact"/>
+              <w:jc w:val="left"/>
+            </w:pPr>
+            <w:r>
+              <w:rPr>
+                <w:bCs/>
+                <w:b/>
+              </w:rPr>
+              <w:t xml:space="preserve">사는 쪽과 파는 쪽</w:t>
+            </w:r>
+          </w:p>
+        </w:tc>
+        <w:tc>
+          <w:tcPr/>
+          <w:p>
+            <w:pPr>
+              <w:pStyle w:val="Compact"/>
+              <w:jc w:val="left"/>
+            </w:pPr>
+            <w:r>
+              <w:t xml:space="preserve">7부 6화 Tom의 인수 제안</w:t>
+            </w:r>
+          </w:p>
+        </w:tc>
+        <w:tc>
+          <w:tcPr/>
+          <w:p>
+            <w:pPr>
+              <w:pStyle w:val="Compact"/>
+              <w:jc w:val="left"/>
+            </w:pPr>
+            <w:r>
+              <w:t xml:space="preserve">8부 8·9화 Noah가 Maya의 회사를 인수하며 Tom의 자리에 앉는다</w:t>
+            </w:r>
+          </w:p>
+        </w:tc>
+      </w:tr>
+      <w:tr>
+        <w:tc>
+          <w:tcPr/>
+          <w:p>
+            <w:pPr>
+              <w:pStyle w:val="Compact"/>
+              <w:jc w:val="left"/>
+            </w:pPr>
+            <w:r>
+              <w:rPr>
+                <w:bCs/>
+                <w:b/>
+              </w:rPr>
+              <w:t xml:space="preserve">“</w:t>
+            </w:r>
+            <w:r>
+              <w:rPr>
+                <w:bCs/>
+                <w:b/>
+              </w:rPr>
+              <w:t xml:space="preserve">Ship it.</w:t>
+            </w:r>
+            <w:r>
+              <w:rPr>
+                <w:bCs/>
+                <w:b/>
+              </w:rPr>
+              <w:t xml:space="preserve">”</w:t>
+            </w:r>
+          </w:p>
+        </w:tc>
+        <w:tc>
+          <w:tcPr/>
+          <w:p>
+            <w:pPr>
+              <w:pStyle w:val="Compact"/>
+              <w:jc w:val="left"/>
+            </w:pPr>
+            <w:r>
+              <w:t xml:space="preserve">7부 15화 Lily → Noah</w:t>
+            </w:r>
+          </w:p>
+        </w:tc>
+        <w:tc>
+          <w:tcPr/>
+          <w:p>
+            <w:pPr>
+              <w:pStyle w:val="Compact"/>
+              <w:jc w:val="left"/>
+            </w:pPr>
+            <w:r>
+              <w:t xml:space="preserve">8부 15화 Noah → Maya</w:t>
+            </w:r>
+          </w:p>
+        </w:tc>
+      </w:tr>
     </w:tbl>
     <w:p>
       <w:r>
@@ -14332,8 +16073,8 @@
         </w:pict>
       </w:r>
     </w:p>
-    <w:bookmarkEnd w:id="41"/>
-    <w:bookmarkStart w:id="42" w:name="학습-설계-비즈니스-스킬-커버리지"/>
+    <w:bookmarkEnd w:id="42"/>
+    <w:bookmarkStart w:id="43" w:name="학습-설계-비즈니스-스킬-커버리지"/>
     <w:p>
       <w:pPr>
         <w:pStyle w:val="Heading2"/>
@@ -14844,8 +16585,8 @@
         </w:pict>
       </w:r>
     </w:p>
-    <w:bookmarkEnd w:id="42"/>
-    <w:bookmarkStart w:id="44" w:name="제작-방식"/>
+    <w:bookmarkEnd w:id="43"/>
+    <w:bookmarkStart w:id="45" w:name="제작-방식"/>
     <w:p>
       <w:pPr>
         <w:pStyle w:val="Heading2"/>
@@ -14905,7 +16646,7 @@
         <w:t xml:space="preserve">에 화마다 새로 나온 사실·약속·습관어·미회수 복선을 누적 기록하고, 다음 화 집필 전에 확인한다.</w:t>
       </w:r>
     </w:p>
-    <w:bookmarkStart w:id="43" w:name="사실성-메모"/>
+    <w:bookmarkStart w:id="44" w:name="사실성-메모"/>
     <w:p>
       <w:pPr>
         <w:pStyle w:val="Heading3"/>
@@ -15004,9 +16745,9 @@
         <w:t xml:space="preserve">는 가상이다. AAD·IMCAS는 실제 학회를 배경으로만 사용한다.</w:t>
       </w:r>
     </w:p>
-    <w:bookmarkEnd w:id="43"/>
     <w:bookmarkEnd w:id="44"/>
     <w:bookmarkEnd w:id="45"/>
+    <w:bookmarkEnd w:id="46"/>
     <w:sectPr/>
   </w:body>
 </w:document>

--- a/ShipIt_기획서.docx
+++ b/ShipIt_기획서.docx
@@ -3133,13 +3133,224 @@
           <w:bCs/>
           <w:b/>
         </w:rPr>
-        <w:t xml:space="preserve">1턴 = 영어 15단어 이내</w:t>
+        <w:t xml:space="preserve">기본 턴 = 영어 15단어 이내</w:t>
+      </w:r>
+      <w:r>
+        <w:t xml:space="preserve">(1~4부) /</w:t>
       </w:r>
       <w:r>
         <w:t xml:space="preserve"> </w:t>
       </w:r>
       <w:r>
-        <w:t xml:space="preserve">(1~4부). 5~8부는 20단어 이내 허용. 이메일·발표문·계약 조항·FDA 서한 낭독은 화당 2회까지 예외(최대 40단어).</w:t>
+        <w:rPr>
+          <w:bCs/>
+          <w:b/>
+        </w:rPr>
+        <w:t xml:space="preserve">20단어 이내</w:t>
+      </w:r>
+      <w:r>
+        <w:t xml:space="preserve">(5~8부). 짧은 주고받기로 회화 리듬을 살린다.</w:t>
+      </w:r>
+      <w:r>
+        <w:t xml:space="preserve"> </w:t>
+      </w:r>
+      <w:r>
+        <w:t xml:space="preserve">3-1.</w:t>
+      </w:r>
+      <w:r>
+        <w:t xml:space="preserve"> </w:t>
+      </w:r>
+      <w:r>
+        <w:rPr>
+          <w:bCs/>
+          <w:b/>
+        </w:rPr>
+        <w:t xml:space="preserve">긴 턴(long turn) — 화당 10</w:t>
+      </w:r>
+      <w:r>
+        <w:rPr>
+          <w:vertAlign w:val="subscript"/>
+          <w:bCs/>
+          <w:b/>
+        </w:rPr>
+        <w:t xml:space="preserve">15회:** 1</w:t>
+      </w:r>
+      <w:r>
+        <w:rPr>
+          <w:bCs/>
+          <w:b/>
+        </w:rPr>
+        <w:t xml:space="preserve">4부</w:t>
+      </w:r>
+      <w:r>
+        <w:rPr>
+          <w:bCs/>
+          <w:b/>
+        </w:rPr>
+        <w:t xml:space="preserve"> </w:t>
+      </w:r>
+      <w:r>
+        <w:t xml:space="preserve">25</w:t>
+      </w:r>
+      <w:r>
+        <w:rPr>
+          <w:vertAlign w:val="subscript"/>
+        </w:rPr>
+        <w:t xml:space="preserve">35단어</w:t>
+      </w:r>
+      <w:r>
+        <w:rPr>
+          <w:bCs/>
+          <w:b/>
+          <w:vertAlign w:val="subscript"/>
+        </w:rPr>
+        <w:t xml:space="preserve">, 5~8부</w:t>
+      </w:r>
+      <w:r>
+        <w:rPr>
+          <w:bCs/>
+          <w:b/>
+          <w:vertAlign w:val="subscript"/>
+        </w:rPr>
+        <w:t xml:space="preserve"> </w:t>
+      </w:r>
+      <w:r>
+        <w:rPr>
+          <w:vertAlign w:val="subscript"/>
+        </w:rPr>
+        <w:t xml:space="preserve">30</w:t>
+      </w:r>
+      <w:r>
+        <w:t xml:space="preserve">60단어</w:t>
+      </w:r>
+      <w:r>
+        <w:rPr>
+          <w:bCs/>
+          <w:b/>
+        </w:rPr>
+        <w:t xml:space="preserve">. 보고·설명·설득·반박·이야기·피치·사과처럼 실제 업무에서 길게 말하는 장면에 배치하고, 종속절·연결어(</w:t>
+      </w:r>
+      <w:r>
+        <w:rPr>
+          <w:bCs/>
+          <w:b/>
+        </w:rPr>
+        <w:t xml:space="preserve">“</w:t>
+      </w:r>
+      <w:r>
+        <w:rPr>
+          <w:bCs/>
+          <w:b/>
+        </w:rPr>
+        <w:t xml:space="preserve">which means…</w:t>
+      </w:r>
+      <w:r>
+        <w:rPr>
+          <w:bCs/>
+          <w:b/>
+        </w:rPr>
+        <w:t xml:space="preserve">”</w:t>
+      </w:r>
+      <w:r>
+        <w:rPr>
+          <w:bCs/>
+          <w:b/>
+        </w:rPr>
+        <w:t xml:space="preserve">,</w:t>
+      </w:r>
+      <w:r>
+        <w:rPr>
+          <w:bCs/>
+          <w:b/>
+        </w:rPr>
+        <w:t xml:space="preserve"> </w:t>
+      </w:r>
+      <w:r>
+        <w:rPr>
+          <w:bCs/>
+          <w:b/>
+        </w:rPr>
+        <w:t xml:space="preserve">“</w:t>
+      </w:r>
+      <w:r>
+        <w:rPr>
+          <w:bCs/>
+          <w:b/>
+        </w:rPr>
+        <w:t xml:space="preserve">the reason I’m raising this now is…</w:t>
+      </w:r>
+      <w:r>
+        <w:rPr>
+          <w:bCs/>
+          <w:b/>
+        </w:rPr>
+        <w:t xml:space="preserve">”</w:t>
+      </w:r>
+      <w:r>
+        <w:rPr>
+          <w:bCs/>
+          <w:b/>
+        </w:rPr>
+        <w:t xml:space="preserve">,</w:t>
+      </w:r>
+      <w:r>
+        <w:rPr>
+          <w:bCs/>
+          <w:b/>
+        </w:rPr>
+        <w:t xml:space="preserve"> </w:t>
+      </w:r>
+      <w:r>
+        <w:rPr>
+          <w:bCs/>
+          <w:b/>
+        </w:rPr>
+        <w:t xml:space="preserve">“</w:t>
+      </w:r>
+      <w:r>
+        <w:rPr>
+          <w:bCs/>
+          <w:b/>
+        </w:rPr>
+        <w:t xml:space="preserve">if we…, then…</w:t>
+      </w:r>
+      <w:r>
+        <w:rPr>
+          <w:bCs/>
+          <w:b/>
+        </w:rPr>
+        <w:t xml:space="preserve">”</w:t>
+      </w:r>
+      <w:r>
+        <w:rPr>
+          <w:bCs/>
+          <w:b/>
+        </w:rPr>
+        <w:t xml:space="preserve">)를 적극 사용한다. 한 화의 긴 턴이 한 인물에게 몰리지 않게 하고, 구간(도입~마무리)에 고루 배치한다.</w:t>
+      </w:r>
+      <w:r>
+        <w:rPr>
+          <w:bCs/>
+          <w:b/>
+        </w:rPr>
+        <w:t xml:space="preserve"> </w:t>
+      </w:r>
+      <w:r>
+        <w:rPr>
+          <w:bCs/>
+          <w:b/>
+        </w:rPr>
+        <w:t xml:space="preserve">3-2. 이메일·발표문·계약 조항·서한</w:t>
+      </w:r>
+      <w:r>
+        <w:rPr>
+          <w:bCs/>
+          <w:b/>
+        </w:rPr>
+        <w:t xml:space="preserve"> </w:t>
+      </w:r>
+      <w:r>
+        <w:t xml:space="preserve">낭독(따옴표로 시작)**은 화당 2회까지 예외(1~4부 최대 40단어, 5~8부 최대 60단어).</w:t>
       </w:r>
     </w:p>
     <w:p>
@@ -3185,7 +3396,23 @@
         <w:pStyle w:val="Compact"/>
       </w:pPr>
       <w:r>
-        <w:t xml:space="preserve">화 말미 학습 부록: ① 핵심 표현 10개 ② 비즈니스 컬처 노트 1개 ③ 실무 템플릿 1개(이메일·회의록·슬라이드 문구 등).</w:t>
+        <w:t xml:space="preserve">화 말미 학습 부록: ① 핵심 표현 10개 ② 비즈니스 컬처 노트 1개 ③ 실무 템플릿 1개(이메일·회의록·슬라이드 문구 등) ④</w:t>
+      </w:r>
+      <w:r>
+        <w:t xml:space="preserve"> </w:t>
+      </w:r>
+      <w:r>
+        <w:rPr>
+          <w:bCs/>
+          <w:b/>
+        </w:rPr>
+        <w:t xml:space="preserve">긴 발화 분석</w:t>
+      </w:r>
+      <w:r>
+        <w:t xml:space="preserve"> </w:t>
+      </w:r>
+      <w:r>
+        <w:t xml:space="preserve">— 그 화의 긴 턴 하나를 골라 구조(결론·근거·제안 등)와 연결 표현을 분석하고 연습 과제를 준다.</w:t>
       </w:r>
     </w:p>
     <w:p>

--- a/ShipIt_기획서.docx
+++ b/ShipIt_기획서.docx
@@ -288,10 +288,7 @@
               <w:t xml:space="preserve">화자명: 대사</w:t>
             </w:r>
             <w:r>
-              <w:t xml:space="preserve"> </w:t>
-            </w:r>
-            <w:r>
-              <w:t xml:space="preserve">+ 한국어 번역</w:t>
+              <w:t xml:space="preserve">(번호 없음) · 한국어 번역은 화 말미에 모음</w:t>
             </w:r>
           </w:p>
         </w:tc>
@@ -3090,7 +3087,17 @@
         <w:pStyle w:val="Compact"/>
       </w:pPr>
       <w:r>
-        <w:t xml:space="preserve">각 턴은</w:t>
+        <w:t xml:space="preserve">대본 본문은</w:t>
+      </w:r>
+      <w:r>
+        <w:t xml:space="preserve"> </w:t>
+      </w:r>
+      <w:r>
+        <w:rPr>
+          <w:bCs/>
+          <w:b/>
+        </w:rPr>
+        <w:t xml:space="preserve">번호 없이</w:t>
       </w:r>
       <w:r>
         <w:t xml:space="preserve"> </w:t>
@@ -3099,16 +3106,23 @@
         <w:rPr>
           <w:rStyle w:val="VerbatimChar"/>
         </w:rPr>
-        <w:t xml:space="preserve">번호. 화자명(대문자): 영어 대사</w:t>
+        <w:t xml:space="preserve">화자명(대문자): 영어 대사</w:t>
+      </w:r>
+      <w:r>
+        <w:t xml:space="preserve">만 한 줄씩(턴 사이 빈 줄).</w:t>
       </w:r>
       <w:r>
         <w:t xml:space="preserve"> </w:t>
       </w:r>
       <w:r>
-        <w:t xml:space="preserve">+ 다음 줄에</w:t>
-      </w:r>
-      <w:r>
-        <w:t xml:space="preserve"> </w:t>
+        <w:rPr>
+          <w:bCs/>
+          <w:b/>
+        </w:rPr>
+        <w:t xml:space="preserve">한국어 번역은 화 맨 뒤 「한국어 번역」 장에 같은 구간 제목·같은 순서로 모은다</w:t>
+      </w:r>
+      <w:r>
+        <w:t xml:space="preserve">(</w:t>
       </w:r>
       <w:r>
         <w:rPr>
@@ -3117,7 +3131,7 @@
         <w:t xml:space="preserve">한국어 화자명: 번역</w:t>
       </w:r>
       <w:r>
-        <w:t xml:space="preserve">.</w:t>
+        <w:t xml:space="preserve">). 영어만 먼저 읽고, 번역은 나중에 확인하는 학습 흐름.</w:t>
       </w:r>
     </w:p>
     <w:p>
@@ -3165,192 +3179,100 @@
           <w:bCs/>
           <w:b/>
         </w:rPr>
-        <w:t xml:space="preserve">긴 턴(long turn) — 화당 10</w:t>
-      </w:r>
-      <w:r>
-        <w:rPr>
-          <w:vertAlign w:val="subscript"/>
-          <w:bCs/>
-          <w:b/>
-        </w:rPr>
-        <w:t xml:space="preserve">15회:** 1</w:t>
+        <w:t xml:space="preserve">긴 턴(long turn) — 화당 10~15회:</w:t>
+      </w:r>
+      <w:r>
+        <w:t xml:space="preserve"> </w:t>
+      </w:r>
+      <w:r>
+        <w:t xml:space="preserve">1~4부</w:t>
+      </w:r>
+      <w:r>
+        <w:t xml:space="preserve"> </w:t>
       </w:r>
       <w:r>
         <w:rPr>
           <w:bCs/>
           <w:b/>
         </w:rPr>
-        <w:t xml:space="preserve">4부</w:t>
+        <w:t xml:space="preserve">25~35단어</w:t>
+      </w:r>
+      <w:r>
+        <w:t xml:space="preserve">, 5~8부</w:t>
+      </w:r>
+      <w:r>
+        <w:t xml:space="preserve"> </w:t>
       </w:r>
       <w:r>
         <w:rPr>
           <w:bCs/>
           <w:b/>
         </w:rPr>
+        <w:t xml:space="preserve">30~60단어</w:t>
+      </w:r>
+      <w:r>
+        <w:t xml:space="preserve">. 보고·설명·설득·반박·이야기·피치·사과처럼 실제 업무에서 길게 말하는 장면에 배치하고, 종속절·연결어(</w:t>
+      </w:r>
+      <w:r>
+        <w:t xml:space="preserve">“</w:t>
+      </w:r>
+      <w:r>
+        <w:t xml:space="preserve">which means…</w:t>
+      </w:r>
+      <w:r>
+        <w:t xml:space="preserve">”</w:t>
+      </w:r>
+      <w:r>
+        <w:t xml:space="preserve">,</w:t>
+      </w:r>
+      <w:r>
         <w:t xml:space="preserve"> </w:t>
       </w:r>
       <w:r>
-        <w:t xml:space="preserve">25</w:t>
-      </w:r>
-      <w:r>
-        <w:rPr>
-          <w:vertAlign w:val="subscript"/>
-        </w:rPr>
-        <w:t xml:space="preserve">35단어</w:t>
-      </w:r>
-      <w:r>
-        <w:rPr>
-          <w:bCs/>
-          <w:b/>
-          <w:vertAlign w:val="subscript"/>
-        </w:rPr>
-        <w:t xml:space="preserve">, 5~8부</w:t>
-      </w:r>
-      <w:r>
-        <w:rPr>
-          <w:bCs/>
-          <w:b/>
-          <w:vertAlign w:val="subscript"/>
-        </w:rPr>
+        <w:t xml:space="preserve">“</w:t>
+      </w:r>
+      <w:r>
+        <w:t xml:space="preserve">the reason I’m raising this now is…</w:t>
+      </w:r>
+      <w:r>
+        <w:t xml:space="preserve">”</w:t>
+      </w:r>
+      <w:r>
+        <w:t xml:space="preserve">,</w:t>
+      </w:r>
+      <w:r>
         <w:t xml:space="preserve"> </w:t>
       </w:r>
       <w:r>
-        <w:rPr>
-          <w:vertAlign w:val="subscript"/>
-        </w:rPr>
-        <w:t xml:space="preserve">30</w:t>
-      </w:r>
-      <w:r>
-        <w:t xml:space="preserve">60단어</w:t>
+        <w:t xml:space="preserve">“</w:t>
+      </w:r>
+      <w:r>
+        <w:t xml:space="preserve">if we…, then…</w:t>
+      </w:r>
+      <w:r>
+        <w:t xml:space="preserve">”</w:t>
+      </w:r>
+      <w:r>
+        <w:t xml:space="preserve">)를 적극 사용한다. 한 화의 긴 턴이 한 인물에게 몰리지 않게 하고, 구간(도입~마무리)에 고루 배치한다.</w:t>
+      </w:r>
+      <w:r>
+        <w:t xml:space="preserve"> </w:t>
+      </w:r>
+      <w:r>
+        <w:t xml:space="preserve">3-2. 이메일·발표문·계약 조항·서한</w:t>
+      </w:r>
+      <w:r>
+        <w:t xml:space="preserve"> </w:t>
       </w:r>
       <w:r>
         <w:rPr>
           <w:bCs/>
           <w:b/>
         </w:rPr>
-        <w:t xml:space="preserve">. 보고·설명·설득·반박·이야기·피치·사과처럼 실제 업무에서 길게 말하는 장면에 배치하고, 종속절·연결어(</w:t>
-      </w:r>
-      <w:r>
-        <w:rPr>
-          <w:bCs/>
-          <w:b/>
-        </w:rPr>
-        <w:t xml:space="preserve">“</w:t>
-      </w:r>
-      <w:r>
-        <w:rPr>
-          <w:bCs/>
-          <w:b/>
-        </w:rPr>
-        <w:t xml:space="preserve">which means…</w:t>
-      </w:r>
-      <w:r>
-        <w:rPr>
-          <w:bCs/>
-          <w:b/>
-        </w:rPr>
-        <w:t xml:space="preserve">”</w:t>
-      </w:r>
-      <w:r>
-        <w:rPr>
-          <w:bCs/>
-          <w:b/>
-        </w:rPr>
-        <w:t xml:space="preserve">,</w:t>
-      </w:r>
-      <w:r>
-        <w:rPr>
-          <w:bCs/>
-          <w:b/>
-        </w:rPr>
-        <w:t xml:space="preserve"> </w:t>
-      </w:r>
-      <w:r>
-        <w:rPr>
-          <w:bCs/>
-          <w:b/>
-        </w:rPr>
-        <w:t xml:space="preserve">“</w:t>
-      </w:r>
-      <w:r>
-        <w:rPr>
-          <w:bCs/>
-          <w:b/>
-        </w:rPr>
-        <w:t xml:space="preserve">the reason I’m raising this now is…</w:t>
-      </w:r>
-      <w:r>
-        <w:rPr>
-          <w:bCs/>
-          <w:b/>
-        </w:rPr>
-        <w:t xml:space="preserve">”</w:t>
-      </w:r>
-      <w:r>
-        <w:rPr>
-          <w:bCs/>
-          <w:b/>
-        </w:rPr>
-        <w:t xml:space="preserve">,</w:t>
-      </w:r>
-      <w:r>
-        <w:rPr>
-          <w:bCs/>
-          <w:b/>
-        </w:rPr>
-        <w:t xml:space="preserve"> </w:t>
-      </w:r>
-      <w:r>
-        <w:rPr>
-          <w:bCs/>
-          <w:b/>
-        </w:rPr>
-        <w:t xml:space="preserve">“</w:t>
-      </w:r>
-      <w:r>
-        <w:rPr>
-          <w:bCs/>
-          <w:b/>
-        </w:rPr>
-        <w:t xml:space="preserve">if we…, then…</w:t>
-      </w:r>
-      <w:r>
-        <w:rPr>
-          <w:bCs/>
-          <w:b/>
-        </w:rPr>
-        <w:t xml:space="preserve">”</w:t>
-      </w:r>
-      <w:r>
-        <w:rPr>
-          <w:bCs/>
-          <w:b/>
-        </w:rPr>
-        <w:t xml:space="preserve">)를 적극 사용한다. 한 화의 긴 턴이 한 인물에게 몰리지 않게 하고, 구간(도입~마무리)에 고루 배치한다.</w:t>
-      </w:r>
-      <w:r>
-        <w:rPr>
-          <w:bCs/>
-          <w:b/>
-        </w:rPr>
-        <w:t xml:space="preserve"> </w:t>
-      </w:r>
-      <w:r>
-        <w:rPr>
-          <w:bCs/>
-          <w:b/>
-        </w:rPr>
-        <w:t xml:space="preserve">3-2. 이메일·발표문·계약 조항·서한</w:t>
-      </w:r>
-      <w:r>
-        <w:rPr>
-          <w:bCs/>
-          <w:b/>
-        </w:rPr>
-        <w:t xml:space="preserve"> </w:t>
-      </w:r>
-      <w:r>
-        <w:t xml:space="preserve">낭독(따옴표로 시작)**은 화당 2회까지 예외(1~4부 최대 40단어, 5~8부 최대 60단어).</w:t>
+        <w:t xml:space="preserve">낭독(따옴표로 시작)</w:t>
+      </w:r>
+      <w:r>
+        <w:t xml:space="preserve">은 화당 2회까지 예외(1~4부 최대 40단어, 5~8부 최대 60단어).</w:t>
       </w:r>
     </w:p>
     <w:p>
@@ -3384,7 +3306,7 @@
         <w:pStyle w:val="Compact"/>
       </w:pPr>
       <w:r>
-        <w:t xml:space="preserve">화 머리에 「표기 전용 정보」(부/화, 배경, 등장인물, 비즈니스 스킬, 난이도, 복선)를 둔다.</w:t>
+        <w:t xml:space="preserve">화 구성 순서: 「표기 전용 정보」 → 대본(영어) → 학습 부록 ①~④ → 한국어 번역. 화 머리의 「표기 전용 정보」(부/화, 배경, 등장인물, 비즈니스 스킬, 난이도, 복선)를 둔다.</w:t>
       </w:r>
     </w:p>
     <w:p>
@@ -3396,7 +3318,7 @@
         <w:pStyle w:val="Compact"/>
       </w:pPr>
       <w:r>
-        <w:t xml:space="preserve">화 말미 학습 부록: ① 핵심 표현 10개 ② 비즈니스 컬처 노트 1개 ③ 실무 템플릿 1개(이메일·회의록·슬라이드 문구 등) ④</w:t>
+        <w:t xml:space="preserve">대본 뒤 학습 부록(표현의 위치는 턴 번호 대신 구간명 — 도입·장면1·장면2·절정·전환·마무리 — 으로 표시): ① 핵심 표현 10개 ② 비즈니스 컬처 노트 1개 ③ 실무 템플릿 1개(이메일·회의록·슬라이드 문구 등) ④</w:t>
       </w:r>
       <w:r>
         <w:t xml:space="preserve"> </w:t>
